--- a/adam-steinberger-resume.docx
+++ b/adam-steinberger-resume.docx
@@ -1,11 +1,10 @@
 
 <file path=word/document.xml><?xml version="1.0" encoding="utf-8"?>
-<w:document xmlns:o="urn:schemas-microsoft-com:office:office" xmlns:r="http://schemas.openxmlformats.org/officeDocument/2006/relationships" xmlns:v="urn:schemas-microsoft-com:vml" xmlns:w="http://schemas.openxmlformats.org/wordprocessingml/2006/main" xmlns:w10="urn:schemas-microsoft-com:office:word" xmlns:wp="http://schemas.openxmlformats.org/drawingml/2006/wordprocessingDrawing" xmlns:wps="http://schemas.microsoft.com/office/word/2010/wordprocessingShape" xmlns:wpg="http://schemas.microsoft.com/office/word/2010/wordprocessingGroup" xmlns:mc="http://schemas.openxmlformats.org/markup-compatibility/2006" xmlns:wp14="http://schemas.microsoft.com/office/word/2010/wordprocessingDrawing" xmlns:w14="http://schemas.microsoft.com/office/word/2010/wordml" xmlns:w15="http://schemas.microsoft.com/office/word/2012/wordml" mc:Ignorable="w14 wp14 w15">
+<w:document xmlns:wpc="http://schemas.microsoft.com/office/word/2010/wordprocessingCanvas" xmlns:cx="http://schemas.microsoft.com/office/drawing/2014/chartex" xmlns:cx1="http://schemas.microsoft.com/office/drawing/2015/9/8/chartex" xmlns:cx2="http://schemas.microsoft.com/office/drawing/2015/10/21/chartex" xmlns:cx3="http://schemas.microsoft.com/office/drawing/2016/5/9/chartex" xmlns:cx4="http://schemas.microsoft.com/office/drawing/2016/5/10/chartex" xmlns:cx5="http://schemas.microsoft.com/office/drawing/2016/5/11/chartex" xmlns:cx6="http://schemas.microsoft.com/office/drawing/2016/5/12/chartex" xmlns:cx7="http://schemas.microsoft.com/office/drawing/2016/5/13/chartex" xmlns:cx8="http://schemas.microsoft.com/office/drawing/2016/5/14/chartex" xmlns:mc="http://schemas.openxmlformats.org/markup-compatibility/2006" xmlns:aink="http://schemas.microsoft.com/office/drawing/2016/ink" xmlns:am3d="http://schemas.microsoft.com/office/drawing/2017/model3d" xmlns:o="urn:schemas-microsoft-com:office:office" xmlns:oel="http://schemas.microsoft.com/office/2019/extlst" xmlns:r="http://schemas.openxmlformats.org/officeDocument/2006/relationships" xmlns:m="http://schemas.openxmlformats.org/officeDocument/2006/math" xmlns:v="urn:schemas-microsoft-com:vml" xmlns:wp14="http://schemas.microsoft.com/office/word/2010/wordprocessingDrawing" xmlns:wp="http://schemas.openxmlformats.org/drawingml/2006/wordprocessingDrawing" xmlns:w10="urn:schemas-microsoft-com:office:word" xmlns:w="http://schemas.openxmlformats.org/wordprocessingml/2006/main" xmlns:w14="http://schemas.microsoft.com/office/word/2010/wordml" xmlns:w15="http://schemas.microsoft.com/office/word/2012/wordml" xmlns:w16cex="http://schemas.microsoft.com/office/word/2018/wordml/cex" xmlns:w16cid="http://schemas.microsoft.com/office/word/2016/wordml/cid" xmlns:w16="http://schemas.microsoft.com/office/word/2018/wordml" xmlns:w16du="http://schemas.microsoft.com/office/word/2023/wordml/word16du" xmlns:w16sdtdh="http://schemas.microsoft.com/office/word/2020/wordml/sdtdatahash" xmlns:w16sdtfl="http://schemas.microsoft.com/office/word/2024/wordml/sdtformatlock" xmlns:w16se="http://schemas.microsoft.com/office/word/2015/wordml/symex" xmlns:wpg="http://schemas.microsoft.com/office/word/2010/wordprocessingGroup" xmlns:wpi="http://schemas.microsoft.com/office/word/2010/wordprocessingInk" xmlns:wne="http://schemas.microsoft.com/office/word/2006/wordml" xmlns:wps="http://schemas.microsoft.com/office/word/2010/wordprocessingShape" mc:Ignorable="w14 w15 w16se w16cid w16 w16cex w16sdtdh w16sdtfl w16du wp14">
   <w:body>
     <w:p>
       <w:pPr>
-        <w:pStyle w:val="Normal"/>
-        <w:spacing w:lineRule="auto" w:line="276" w:before="0" w:after="0"/>
+        <w:spacing w:after="0" w:line="276" w:lineRule="auto"/>
         <w:jc w:val="center"/>
         <w:rPr>
           <w:rFonts w:ascii="Ubuntu" w:hAnsi="Ubuntu"/>
@@ -13,7 +12,7 @@
       </w:pPr>
       <w:r>
         <w:rPr>
-          <w:rFonts w:eastAsia="Calibri" w:ascii="Ubuntu" w:hAnsi="Ubuntu"/>
+          <w:rFonts w:ascii="Ubuntu" w:eastAsia="Calibri" w:hAnsi="Ubuntu"/>
           <w:b/>
           <w:bCs/>
           <w:sz w:val="40"/>
@@ -24,10 +23,8 @@
     </w:p>
     <w:p>
       <w:pPr>
-        <w:pStyle w:val="Normal"/>
-        <w:spacing w:lineRule="auto" w:line="228" w:before="0" w:after="0"/>
+        <w:spacing w:after="0" w:line="228" w:lineRule="auto"/>
         <w:jc w:val="center"/>
-        <w:rPr/>
       </w:pPr>
       <w:r>
         <w:rPr>
@@ -37,7 +34,7 @@
         </w:rPr>
         <w:t>📍</w:t>
       </w:r>
-      <w:hyperlink r:id="rId2">
+      <w:hyperlink r:id="rId8">
         <w:r>
           <w:rPr>
             <w:rStyle w:val="Hyperlink"/>
@@ -56,7 +53,7 @@
         </w:rPr>
         <w:t xml:space="preserve"> |📱 </w:t>
       </w:r>
-      <w:hyperlink r:id="rId3">
+      <w:hyperlink r:id="rId9">
         <w:r>
           <w:rPr>
             <w:rStyle w:val="Hyperlink"/>
@@ -75,7 +72,7 @@
         </w:rPr>
         <w:t xml:space="preserve"> | 📪 </w:t>
       </w:r>
-      <w:hyperlink r:id="rId4">
+      <w:hyperlink r:id="rId10">
         <w:r>
           <w:rPr>
             <w:rStyle w:val="Hyperlink"/>
@@ -86,69 +83,21 @@
           <w:t>adam@matthewsteinberger.com</w:t>
         </w:r>
       </w:hyperlink>
-      <w:r>
-        <w:rPr>
-          <w:rStyle w:val="Hyperlink"/>
-          <w:rFonts w:ascii="Ubuntu" w:hAnsi="Ubuntu"/>
-          <w:color w:val="auto"/>
-          <w:sz w:val="21"/>
-          <w:szCs w:val="21"/>
-          <w:u w:val="none"/>
-        </w:rPr>
-        <w:t xml:space="preserve"> | 💼 </w:t>
-      </w:r>
-      <w:hyperlink r:id="rId5">
-        <w:r>
-          <w:rPr>
-            <w:rStyle w:val="Hyperlink"/>
-            <w:rFonts w:eastAsia="Calibri" w:cs="" w:ascii="Ubuntu" w:hAnsi="Ubuntu"/>
-            <w:kern w:val="0"/>
-            <w:sz w:val="21"/>
-            <w:szCs w:val="21"/>
-            <w:lang w:val="en-US" w:eastAsia="en-US" w:bidi="ar-SA"/>
-          </w:rPr>
-          <w:t>Portfolio</w:t>
-        </w:r>
-      </w:hyperlink>
-      <w:r>
-        <w:rPr>
-          <w:rStyle w:val="Hyperlink"/>
-          <w:rFonts w:ascii="Ubuntu" w:hAnsi="Ubuntu"/>
-          <w:color w:val="auto"/>
-          <w:sz w:val="21"/>
-          <w:szCs w:val="21"/>
-          <w:u w:val="none"/>
-        </w:rPr>
-        <w:t xml:space="preserve"> | 💬 </w:t>
-      </w:r>
-      <w:hyperlink r:id="rId6">
-        <w:r>
-          <w:rPr>
-            <w:rStyle w:val="Hyperlink"/>
-            <w:rFonts w:eastAsia="Calibri" w:cs="" w:ascii="Ubuntu" w:hAnsi="Ubuntu"/>
-            <w:kern w:val="0"/>
-            <w:sz w:val="21"/>
-            <w:szCs w:val="21"/>
-            <w:lang w:val="en-US" w:eastAsia="en-US" w:bidi="ar-SA"/>
-          </w:rPr>
-          <w:t>Demo</w:t>
-        </w:r>
-      </w:hyperlink>
-    </w:p>
-    <w:p>
-      <w:pPr>
-        <w:pStyle w:val="Normal"/>
-        <w:spacing w:lineRule="auto" w:line="228" w:before="0" w:after="0"/>
+    </w:p>
+    <w:p>
+      <w:pPr>
+        <w:spacing w:after="0" w:line="228" w:lineRule="auto"/>
         <w:jc w:val="center"/>
-        <w:rPr/>
-      </w:pPr>
-      <w:r>
-        <w:rPr/>
+      </w:pPr>
+      <w:r>
+        <w:rPr>
+          <w:noProof/>
+        </w:rPr>
         <w:drawing>
-          <wp:inline distT="0" distB="0" distL="0" distR="0">
+          <wp:inline distT="0" distB="0" distL="0" distR="0" wp14:anchorId="32E112A5" wp14:editId="7F952498">
             <wp:extent cx="158115" cy="158115"/>
             <wp:effectExtent l="0" t="0" r="0" b="0"/>
-            <wp:docPr id="1" name="Image2" descr=""/>
+            <wp:docPr id="1" name="Image2"/>
             <wp:cNvGraphicFramePr>
               <a:graphicFrameLocks xmlns:a="http://schemas.openxmlformats.org/drawingml/2006/main" noChangeAspect="1"/>
             </wp:cNvGraphicFramePr>
@@ -156,13 +105,13 @@
               <a:graphicData uri="http://schemas.openxmlformats.org/drawingml/2006/picture">
                 <pic:pic xmlns:pic="http://schemas.openxmlformats.org/drawingml/2006/picture">
                   <pic:nvPicPr>
-                    <pic:cNvPr id="1" name="Image2" descr=""/>
+                    <pic:cNvPr id="1" name="Image2"/>
                     <pic:cNvPicPr>
                       <a:picLocks noChangeAspect="1" noChangeArrowheads="1"/>
                     </pic:cNvPicPr>
                   </pic:nvPicPr>
                   <pic:blipFill>
-                    <a:blip r:embed="rId7"/>
+                    <a:blip r:embed="rId11"/>
                     <a:stretch>
                       <a:fillRect/>
                     </a:stretch>
@@ -191,15 +140,13 @@
         </w:rPr>
         <w:t xml:space="preserve"> </w:t>
       </w:r>
-      <w:hyperlink r:id="rId8">
+      <w:hyperlink r:id="rId12" w:history="1">
         <w:r>
           <w:rPr>
             <w:rStyle w:val="Hyperlink"/>
             <w:rFonts w:ascii="Ubuntu" w:hAnsi="Ubuntu"/>
-            <w:color w:val="auto"/>
-            <w:u w:val="none"/>
           </w:rPr>
-          <w:t>@realadammatthew</w:t>
+          <w:t>@adammatthewsteinberger</w:t>
         </w:r>
       </w:hyperlink>
       <w:r>
@@ -209,12 +156,23 @@
           <w:color w:val="auto"/>
           <w:u w:val="none"/>
         </w:rPr>
-        <w:t xml:space="preserve"> | </w:t>
-      </w:r>
-      <w:r>
-        <w:rPr/>
+        <w:t xml:space="preserve"> </w:t>
+      </w:r>
+      <w:r>
+        <w:rPr>
+          <w:rStyle w:val="Hyperlink"/>
+          <w:rFonts w:ascii="Ubuntu" w:hAnsi="Ubuntu"/>
+          <w:color w:val="auto"/>
+          <w:u w:val="none"/>
+        </w:rPr>
+        <w:t xml:space="preserve">| </w:t>
+      </w:r>
+      <w:r>
+        <w:rPr>
+          <w:noProof/>
+        </w:rPr>
         <w:drawing>
-          <wp:inline distT="0" distB="0" distL="0" distR="0">
+          <wp:inline distT="0" distB="0" distL="0" distR="0" wp14:anchorId="17A9E790" wp14:editId="49CD8346">
             <wp:extent cx="190500" cy="190500"/>
             <wp:effectExtent l="0" t="0" r="0" b="0"/>
             <wp:docPr id="2" name="Image1" descr=":octocat:"/>
@@ -231,7 +189,13 @@
                     </pic:cNvPicPr>
                   </pic:nvPicPr>
                   <pic:blipFill>
-                    <a:blip r:embed="rId9"/>
+                    <a:blip r:embed="rId13" cstate="print">
+                      <a:extLst>
+                        <a:ext uri="{28A0092B-C50C-407E-A947-70E740481C1C}">
+                          <a14:useLocalDpi xmlns:a14="http://schemas.microsoft.com/office/drawing/2010/main" val="0"/>
+                        </a:ext>
+                      </a:extLst>
+                    </a:blip>
                     <a:stretch>
                       <a:fillRect/>
                     </a:stretch>
@@ -252,37 +216,25 @@
         </w:drawing>
       </w:r>
       <w:r>
-        <w:rPr>
-          <w:rStyle w:val="Hyperlink"/>
-          <w:rFonts w:ascii="Ubuntu" w:hAnsi="Ubuntu"/>
-          <w:u w:val="none"/>
-        </w:rPr>
         <w:t xml:space="preserve"> </w:t>
       </w:r>
-      <w:hyperlink r:id="rId10">
-        <w:r>
-          <w:rPr>
-            <w:rStyle w:val="Hyperlink"/>
-            <w:rFonts w:ascii="Ubuntu" w:hAnsi="Ubuntu"/>
-            <w:u w:val="none"/>
-          </w:rPr>
-          <w:t>@</w:t>
-        </w:r>
+      <w:hyperlink r:id="rId14" w:history="1">
         <w:r>
           <w:rPr>
             <w:rStyle w:val="Hyperlink"/>
             <w:rFonts w:ascii="Ubuntu" w:hAnsi="Ubuntu"/>
           </w:rPr>
-          <w:t>realadammatthew</w:t>
+          <w:t>@adammatthewsteinberger</w:t>
         </w:r>
       </w:hyperlink>
       <w:r>
         <w:rPr>
           <w:rStyle w:val="Hyperlink"/>
           <w:rFonts w:ascii="Ubuntu" w:hAnsi="Ubuntu"/>
+          <w:color w:val="auto"/>
           <w:u w:val="none"/>
         </w:rPr>
-        <w:t xml:space="preserve"> </w:t>
+        <w:t xml:space="preserve"> | </w:t>
       </w:r>
       <w:r>
         <w:rPr>
@@ -293,76 +245,61 @@
           <w:szCs w:val="21"/>
           <w:u w:val="none"/>
         </w:rPr>
-        <w:t>|</w:t>
-      </w:r>
-      <w:r>
-        <w:rPr>
-          <w:rStyle w:val="Hyperlink"/>
-          <w:rFonts w:ascii="Ubuntu" w:hAnsi="Ubuntu"/>
-          <w:u w:val="none"/>
-        </w:rPr>
-        <w:t xml:space="preserve"> </w:t>
-      </w:r>
-      <w:hyperlink r:id="rId11">
+        <w:t xml:space="preserve">💼 </w:t>
+      </w:r>
+      <w:hyperlink r:id="rId15">
         <w:r>
           <w:rPr>
             <w:rStyle w:val="Hyperlink"/>
-            <w:rFonts w:ascii="Ubuntu" w:hAnsi="Ubuntu"/>
-            <w:color w:val="auto"/>
-            <w:u w:val="none"/>
+            <w:rFonts w:ascii="Ubuntu" w:eastAsia="Calibri" w:hAnsi="Ubuntu"/>
+            <w:sz w:val="21"/>
+            <w:szCs w:val="21"/>
           </w:rPr>
-          <w:t xml:space="preserve">𝕏 </w:t>
+          <w:t>Portfolio</w:t>
         </w:r>
       </w:hyperlink>
-      <w:hyperlink r:id="rId12">
+      <w:r>
+        <w:rPr>
+          <w:rStyle w:val="Hyperlink"/>
+          <w:rFonts w:ascii="Ubuntu" w:hAnsi="Ubuntu"/>
+          <w:color w:val="auto"/>
+          <w:sz w:val="21"/>
+          <w:szCs w:val="21"/>
+          <w:u w:val="none"/>
+        </w:rPr>
+        <w:t xml:space="preserve"> | 💬 </w:t>
+      </w:r>
+      <w:hyperlink r:id="rId16">
         <w:r>
           <w:rPr>
             <w:rStyle w:val="Hyperlink"/>
-            <w:rFonts w:ascii="Ubuntu" w:hAnsi="Ubuntu"/>
+            <w:rFonts w:ascii="Ubuntu" w:eastAsia="Calibri" w:hAnsi="Ubuntu"/>
+            <w:sz w:val="21"/>
+            <w:szCs w:val="21"/>
           </w:rPr>
-          <w:t>@realadammatthew</w:t>
+          <w:t>Demo</w:t>
         </w:r>
       </w:hyperlink>
-      <w:r>
-        <w:rPr>
-          <w:rStyle w:val="Hyperlink"/>
-          <w:rFonts w:ascii="Ubuntu" w:hAnsi="Ubuntu"/>
-          <w:color w:val="auto"/>
-          <w:u w:val="none"/>
-        </w:rPr>
-        <w:t xml:space="preserve"> | 📅 </w:t>
-      </w:r>
-      <w:hyperlink r:id="rId13">
-        <w:r>
-          <w:rPr>
-            <w:rStyle w:val="Hyperlink"/>
-            <w:rFonts w:ascii="Ubuntu" w:hAnsi="Ubuntu"/>
-            <w:color w:val="auto"/>
-            <w:u w:val="none"/>
-          </w:rPr>
-          <w:t>@realadammatthew</w:t>
-        </w:r>
-      </w:hyperlink>
     </w:p>
     <w:p>
       <w:pPr>
         <w:pStyle w:val="ListParagraph"/>
-        <w:spacing w:lineRule="auto" w:line="228" w:before="0" w:after="0"/>
-        <w:contextualSpacing/>
-        <w:rPr>
-          <w:rFonts w:ascii="Ubuntu" w:hAnsi="Ubuntu"/>
-          <w:b/>
-        </w:rPr>
-      </w:pPr>
-      <w:r>
-        <w:rPr>
-          <w:rFonts w:ascii="Ubuntu" w:hAnsi="Ubuntu"/>
-          <w:b/>
+        <w:spacing w:after="0" w:line="228" w:lineRule="auto"/>
+        <w:rPr>
+          <w:rFonts w:ascii="Ubuntu" w:hAnsi="Ubuntu"/>
+          <w:b/>
+        </w:rPr>
+      </w:pPr>
+      <w:r>
+        <w:rPr>
+          <w:rFonts w:ascii="Ubuntu" w:hAnsi="Ubuntu"/>
+          <w:b/>
+          <w:noProof/>
         </w:rPr>
         <mc:AlternateContent>
           <mc:Choice Requires="wps">
             <w:drawing>
-              <wp:anchor behindDoc="0" distT="5080" distB="5715" distL="5080" distR="5715" simplePos="0" locked="0" layoutInCell="1" allowOverlap="1" relativeHeight="4" wp14:anchorId="5F2F8EE0">
+              <wp:anchor distT="5080" distB="5715" distL="5080" distR="5715" simplePos="0" relativeHeight="4" behindDoc="0" locked="0" layoutInCell="1" allowOverlap="1" wp14:anchorId="5F2F8EE0" wp14:editId="6B5672D4">
                 <wp:simplePos x="0" y="0"/>
                 <wp:positionH relativeFrom="column">
                   <wp:posOffset>-57150</wp:posOffset>
@@ -374,10 +311,11 @@
                 <wp:effectExtent l="5080" t="5080" r="5715" b="5715"/>
                 <wp:wrapNone/>
                 <wp:docPr id="3" name="Straight Arrow Connector 9"/>
+                <wp:cNvGraphicFramePr/>
                 <a:graphic xmlns:a="http://schemas.openxmlformats.org/drawingml/2006/main">
                   <a:graphicData uri="http://schemas.microsoft.com/office/word/2010/wordprocessingShape">
                     <wps:wsp>
-                      <wps:cNvSpPr/>
+                      <wps:cNvCnPr/>
                       <wps:spPr>
                         <a:xfrm>
                           <a:off x="0" y="0"/>
@@ -387,7 +325,7 @@
                           <a:avLst/>
                         </a:prstGeom>
                         <a:noFill/>
-                        <a:ln cap="rnd" w="9525">
+                        <a:ln w="9525" cap="rnd">
                           <a:solidFill>
                             <a:srgbClr val="000000"/>
                           </a:solidFill>
@@ -396,9 +334,15 @@
                         </a:ln>
                       </wps:spPr>
                       <wps:style>
-                        <a:lnRef idx="0"/>
-                        <a:fillRef idx="0"/>
-                        <a:effectRef idx="0"/>
+                        <a:lnRef idx="0">
+                          <a:scrgbClr r="0" g="0" b="0"/>
+                        </a:lnRef>
+                        <a:fillRef idx="0">
+                          <a:scrgbClr r="0" g="0" b="0"/>
+                        </a:fillRef>
+                        <a:effectRef idx="0">
+                          <a:scrgbClr r="0" g="0" b="0"/>
+                        </a:effectRef>
                         <a:fontRef idx="minor"/>
                       </wps:style>
                       <wps:bodyPr/>
@@ -426,8 +370,7 @@
     </w:p>
     <w:p>
       <w:pPr>
-        <w:pStyle w:val="Normal"/>
-        <w:spacing w:lineRule="auto" w:line="276" w:before="114" w:after="114"/>
+        <w:spacing w:before="114" w:after="114" w:line="276" w:lineRule="auto"/>
         <w:ind w:right="108"/>
         <w:rPr>
           <w:rFonts w:ascii="Ubuntu" w:hAnsi="Ubuntu"/>
@@ -444,37 +387,17 @@
     </w:p>
     <w:p>
       <w:pPr>
-        <w:pStyle w:val="Normal"/>
-        <w:spacing w:lineRule="auto" w:line="276" w:before="0" w:after="0"/>
+        <w:spacing w:after="0" w:line="276" w:lineRule="auto"/>
         <w:ind w:right="108"/>
-        <w:rPr/>
-      </w:pPr>
-      <w:r>
-        <w:rPr>
-          <w:rStyle w:val="Strong"/>
-          <w:rFonts w:ascii="Ubuntu" w:hAnsi="Ubuntu"/>
-          <w:sz w:val="20"/>
-          <w:szCs w:val="20"/>
-        </w:rPr>
-        <w:t>Senior</w:t>
-      </w:r>
-      <w:r>
-        <w:rPr>
-          <w:rStyle w:val="Strong"/>
-          <w:rFonts w:ascii="Ubuntu" w:hAnsi="Ubuntu"/>
-          <w:sz w:val="20"/>
-          <w:szCs w:val="20"/>
-        </w:rPr>
-        <w:t xml:space="preserve"> </w:t>
-      </w:r>
-      <w:r>
-        <w:rPr>
-          <w:rStyle w:val="Strong"/>
-          <w:rFonts w:ascii="Ubuntu" w:hAnsi="Ubuntu"/>
-          <w:sz w:val="20"/>
-          <w:szCs w:val="20"/>
-        </w:rPr>
-        <w:t>Azure and AI Development Engineer</w:t>
+      </w:pPr>
+      <w:r>
+        <w:rPr>
+          <w:rStyle w:val="Strong"/>
+          <w:rFonts w:ascii="Ubuntu" w:hAnsi="Ubuntu"/>
+          <w:sz w:val="20"/>
+          <w:szCs w:val="20"/>
+        </w:rPr>
+        <w:t>Senior Azure and AI Development Engineer</w:t>
       </w:r>
       <w:r>
         <w:rPr>
@@ -548,8 +471,8 @@
         <w:rPr>
           <w:rStyle w:val="Strong"/>
           <w:rFonts w:ascii="Ubuntu" w:hAnsi="Ubuntu"/>
-          <w:b w:val="false"/>
-          <w:bCs w:val="false"/>
+          <w:b w:val="0"/>
+          <w:bCs w:val="0"/>
           <w:sz w:val="20"/>
           <w:szCs w:val="20"/>
         </w:rPr>
@@ -558,20 +481,10 @@
       <w:r>
         <w:rPr>
           <w:rFonts w:ascii="Ubuntu" w:hAnsi="Ubuntu"/>
-          <w:b w:val="false"/>
-          <w:bCs w:val="false"/>
-          <w:sz w:val="20"/>
-          <w:szCs w:val="20"/>
-        </w:rPr>
-        <w:t>from</w:t>
-      </w:r>
-      <w:r>
-        <w:rPr>
-          <w:rFonts w:ascii="Ubuntu" w:hAnsi="Ubuntu"/>
-          <w:sz w:val="20"/>
-          <w:szCs w:val="20"/>
-        </w:rPr>
-        <w:t xml:space="preserve"> </w:t>
+          <w:sz w:val="20"/>
+          <w:szCs w:val="20"/>
+        </w:rPr>
+        <w:t xml:space="preserve">from </w:t>
       </w:r>
       <w:r>
         <w:rPr>
@@ -1018,22 +931,22 @@
     </w:p>
     <w:p>
       <w:pPr>
-        <w:pStyle w:val="Normal"/>
-        <w:spacing w:lineRule="auto" w:line="276" w:before="0" w:after="0"/>
-        <w:rPr>
-          <w:rFonts w:ascii="Ubuntu" w:hAnsi="Ubuntu"/>
-          <w:b/>
-        </w:rPr>
-      </w:pPr>
-      <w:r>
-        <w:rPr>
-          <w:rFonts w:ascii="Ubuntu" w:hAnsi="Ubuntu"/>
-          <w:b/>
+        <w:spacing w:after="0" w:line="276" w:lineRule="auto"/>
+        <w:rPr>
+          <w:rFonts w:ascii="Ubuntu" w:hAnsi="Ubuntu"/>
+          <w:b/>
+        </w:rPr>
+      </w:pPr>
+      <w:r>
+        <w:rPr>
+          <w:rFonts w:ascii="Ubuntu" w:hAnsi="Ubuntu"/>
+          <w:b/>
+          <w:noProof/>
         </w:rPr>
         <mc:AlternateContent>
           <mc:Choice Requires="wps">
             <w:drawing>
-              <wp:anchor behindDoc="0" distT="5080" distB="5715" distL="5080" distR="5715" simplePos="0" locked="0" layoutInCell="1" allowOverlap="1" relativeHeight="5" wp14:anchorId="2B1FB436">
+              <wp:anchor distT="5080" distB="5715" distL="5080" distR="5715" simplePos="0" relativeHeight="5" behindDoc="0" locked="0" layoutInCell="1" allowOverlap="1" wp14:anchorId="2B1FB436" wp14:editId="6E800F72">
                 <wp:simplePos x="0" y="0"/>
                 <wp:positionH relativeFrom="column">
                   <wp:posOffset>-57150</wp:posOffset>
@@ -1045,10 +958,11 @@
                 <wp:effectExtent l="5080" t="5080" r="5715" b="5715"/>
                 <wp:wrapNone/>
                 <wp:docPr id="4" name="Straight Arrow Connector 1"/>
+                <wp:cNvGraphicFramePr/>
                 <a:graphic xmlns:a="http://schemas.openxmlformats.org/drawingml/2006/main">
                   <a:graphicData uri="http://schemas.microsoft.com/office/word/2010/wordprocessingShape">
                     <wps:wsp>
-                      <wps:cNvSpPr/>
+                      <wps:cNvCnPr/>
                       <wps:spPr>
                         <a:xfrm>
                           <a:off x="0" y="0"/>
@@ -1058,7 +972,7 @@
                           <a:avLst/>
                         </a:prstGeom>
                         <a:noFill/>
-                        <a:ln cap="rnd" w="9525">
+                        <a:ln w="9525" cap="rnd">
                           <a:solidFill>
                             <a:srgbClr val="000000"/>
                           </a:solidFill>
@@ -1067,9 +981,15 @@
                         </a:ln>
                       </wps:spPr>
                       <wps:style>
-                        <a:lnRef idx="0"/>
-                        <a:fillRef idx="0"/>
-                        <a:effectRef idx="0"/>
+                        <a:lnRef idx="0">
+                          <a:scrgbClr r="0" g="0" b="0"/>
+                        </a:lnRef>
+                        <a:fillRef idx="0">
+                          <a:scrgbClr r="0" g="0" b="0"/>
+                        </a:fillRef>
+                        <a:effectRef idx="0">
+                          <a:scrgbClr r="0" g="0" b="0"/>
+                        </a:effectRef>
                         <a:fontRef idx="minor"/>
                       </wps:style>
                       <wps:bodyPr/>
@@ -1093,8 +1013,7 @@
     </w:p>
     <w:p>
       <w:pPr>
-        <w:pStyle w:val="Normal"/>
-        <w:spacing w:lineRule="auto" w:line="276" w:before="0" w:after="0"/>
+        <w:spacing w:after="0" w:line="276" w:lineRule="auto"/>
         <w:rPr>
           <w:rFonts w:ascii="Ubuntu" w:hAnsi="Ubuntu"/>
         </w:rPr>
@@ -1111,40 +1030,32 @@
     <w:p>
       <w:pPr>
         <w:sectPr>
-          <w:headerReference w:type="even" r:id="rId14"/>
-          <w:headerReference w:type="default" r:id="rId15"/>
-          <w:headerReference w:type="first" r:id="rId16"/>
-          <w:footerReference w:type="even" r:id="rId17"/>
-          <w:footerReference w:type="default" r:id="rId18"/>
-          <w:footerReference w:type="first" r:id="rId19"/>
-          <w:type w:val="nextPage"/>
+          <w:headerReference w:type="even" r:id="rId17"/>
+          <w:headerReference w:type="default" r:id="rId18"/>
+          <w:footerReference w:type="even" r:id="rId19"/>
+          <w:footerReference w:type="default" r:id="rId20"/>
+          <w:headerReference w:type="first" r:id="rId21"/>
+          <w:footerReference w:type="first" r:id="rId22"/>
           <w:pgSz w:w="12240" w:h="15840"/>
-          <w:pgMar w:left="720" w:right="720" w:gutter="0" w:header="720" w:top="777" w:footer="720" w:bottom="777"/>
-          <w:pgNumType w:fmt="decimal"/>
-          <w:formProt w:val="false"/>
-          <w:textDirection w:val="lrTb"/>
-          <w:docGrid w:type="default" w:linePitch="360" w:charSpace="4096"/>
+          <w:pgMar w:top="777" w:right="720" w:bottom="777" w:left="720" w:header="720" w:footer="720" w:gutter="0"/>
+          <w:cols w:space="720"/>
+          <w:formProt w:val="0"/>
+          <w:docGrid w:linePitch="360" w:charSpace="4096"/>
         </w:sectPr>
       </w:pPr>
     </w:p>
     <w:p>
       <w:pPr>
-        <w:pStyle w:val="Normal"/>
-        <w:bidi w:val="0"/>
-        <w:spacing w:lineRule="auto" w:line="228" w:before="0" w:after="0"/>
+        <w:spacing w:after="0" w:line="228" w:lineRule="auto"/>
         <w:ind w:right="108"/>
-        <w:rPr/>
-      </w:pPr>
-      <w:r>
-        <w:rPr>
-          <w:rFonts w:ascii="Ubuntu" w:hAnsi="Ubuntu"/>
-          <w:b w:val="false"/>
-          <w:bCs w:val="false"/>
+      </w:pPr>
+      <w:r>
+        <w:rPr>
+          <w:rFonts w:ascii="Ubuntu" w:hAnsi="Ubuntu"/>
           <w:i/>
           <w:iCs/>
           <w:sz w:val="16"/>
           <w:szCs w:val="16"/>
-          <w:u w:val="none"/>
         </w:rPr>
         <w:t>AI &amp; ML Tools:</w:t>
       </w:r>
@@ -1157,6 +1068,15 @@
           <w:szCs w:val="16"/>
         </w:rPr>
         <w:tab/>
+      </w:r>
+      <w:r>
+        <w:rPr>
+          <w:rFonts w:ascii="Ubuntu" w:hAnsi="Ubuntu"/>
+          <w:b/>
+          <w:bCs/>
+          <w:sz w:val="16"/>
+          <w:szCs w:val="16"/>
+        </w:rPr>
         <w:tab/>
       </w:r>
       <w:r>
@@ -1171,8 +1091,6 @@
       <w:r>
         <w:rPr>
           <w:rFonts w:ascii="Ubuntu" w:hAnsi="Ubuntu"/>
-          <w:b w:val="false"/>
-          <w:bCs w:val="false"/>
           <w:sz w:val="16"/>
           <w:szCs w:val="16"/>
         </w:rPr>
@@ -1190,8 +1108,6 @@
       <w:r>
         <w:rPr>
           <w:rFonts w:ascii="Ubuntu" w:hAnsi="Ubuntu"/>
-          <w:b w:val="false"/>
-          <w:bCs w:val="false"/>
           <w:sz w:val="16"/>
           <w:szCs w:val="16"/>
         </w:rPr>
@@ -1209,8 +1125,6 @@
       <w:r>
         <w:rPr>
           <w:rFonts w:ascii="Ubuntu" w:hAnsi="Ubuntu"/>
-          <w:b w:val="false"/>
-          <w:bCs w:val="false"/>
           <w:sz w:val="16"/>
           <w:szCs w:val="16"/>
         </w:rPr>
@@ -1219,22 +1133,16 @@
     </w:p>
     <w:p>
       <w:pPr>
-        <w:pStyle w:val="Normal"/>
-        <w:bidi w:val="0"/>
-        <w:spacing w:lineRule="auto" w:line="228" w:before="0" w:after="0"/>
+        <w:spacing w:after="0" w:line="228" w:lineRule="auto"/>
         <w:ind w:right="108"/>
-        <w:rPr/>
-      </w:pPr>
-      <w:r>
-        <w:rPr>
-          <w:rFonts w:ascii="Ubuntu" w:hAnsi="Ubuntu"/>
-          <w:b w:val="false"/>
-          <w:bCs w:val="false"/>
+      </w:pPr>
+      <w:r>
+        <w:rPr>
+          <w:rFonts w:ascii="Ubuntu" w:hAnsi="Ubuntu"/>
           <w:i/>
           <w:iCs/>
           <w:sz w:val="16"/>
           <w:szCs w:val="16"/>
-          <w:u w:val="none"/>
         </w:rPr>
         <w:t>Languages &amp; Frameworks:</w:t>
       </w:r>
@@ -1295,27 +1203,57 @@
           <w:sz w:val="16"/>
           <w:szCs w:val="16"/>
         </w:rPr>
-        <w:t>, NestJS, Flask, .NET WebAPI, React, Next.js</w:t>
-      </w:r>
-    </w:p>
-    <w:p>
-      <w:pPr>
-        <w:pStyle w:val="Normal"/>
-        <w:bidi w:val="0"/>
-        <w:spacing w:lineRule="auto" w:line="228" w:before="0" w:after="0"/>
+        <w:t xml:space="preserve">, </w:t>
+      </w:r>
+      <w:proofErr w:type="spellStart"/>
+      <w:r>
+        <w:rPr>
+          <w:rFonts w:ascii="Ubuntu" w:hAnsi="Ubuntu"/>
+          <w:sz w:val="16"/>
+          <w:szCs w:val="16"/>
+        </w:rPr>
+        <w:t>NestJS</w:t>
+      </w:r>
+      <w:proofErr w:type="spellEnd"/>
+      <w:r>
+        <w:rPr>
+          <w:rFonts w:ascii="Ubuntu" w:hAnsi="Ubuntu"/>
+          <w:sz w:val="16"/>
+          <w:szCs w:val="16"/>
+        </w:rPr>
+        <w:t xml:space="preserve">, Flask, .NET </w:t>
+      </w:r>
+      <w:proofErr w:type="spellStart"/>
+      <w:r>
+        <w:rPr>
+          <w:rFonts w:ascii="Ubuntu" w:hAnsi="Ubuntu"/>
+          <w:sz w:val="16"/>
+          <w:szCs w:val="16"/>
+        </w:rPr>
+        <w:t>WebAPI</w:t>
+      </w:r>
+      <w:proofErr w:type="spellEnd"/>
+      <w:r>
+        <w:rPr>
+          <w:rFonts w:ascii="Ubuntu" w:hAnsi="Ubuntu"/>
+          <w:sz w:val="16"/>
+          <w:szCs w:val="16"/>
+        </w:rPr>
+        <w:t>, React, Next.js</w:t>
+      </w:r>
+    </w:p>
+    <w:p>
+      <w:pPr>
+        <w:spacing w:after="0" w:line="228" w:lineRule="auto"/>
         <w:ind w:right="108"/>
-        <w:rPr/>
-      </w:pPr>
-      <w:r>
-        <w:rPr>
-          <w:rFonts w:ascii="Ubuntu" w:hAnsi="Ubuntu"/>
-          <w:b w:val="false"/>
-          <w:bCs w:val="false"/>
+      </w:pPr>
+      <w:r>
+        <w:rPr>
+          <w:rFonts w:ascii="Ubuntu" w:hAnsi="Ubuntu"/>
           <w:i/>
           <w:iCs/>
           <w:sz w:val="16"/>
           <w:szCs w:val="16"/>
-          <w:u w:val="none"/>
         </w:rPr>
         <w:t>Databases &amp; Data:</w:t>
       </w:r>
@@ -1324,7 +1262,6 @@
           <w:rFonts w:ascii="Ubuntu" w:hAnsi="Ubuntu"/>
           <w:sz w:val="16"/>
           <w:szCs w:val="16"/>
-          <w:u w:val="none"/>
         </w:rPr>
         <w:tab/>
       </w:r>
@@ -1373,35 +1310,24 @@
     </w:p>
     <w:p>
       <w:pPr>
-        <w:pStyle w:val="Normal"/>
-        <w:bidi w:val="0"/>
-        <w:spacing w:lineRule="auto" w:line="228" w:before="0" w:after="0"/>
+        <w:spacing w:after="0" w:line="228" w:lineRule="auto"/>
         <w:ind w:right="108"/>
-        <w:rPr/>
-      </w:pPr>
-      <w:r>
-        <w:rPr>
-          <w:rFonts w:ascii="Ubuntu" w:hAnsi="Ubuntu"/>
-          <w:b w:val="false"/>
-          <w:bCs w:val="false"/>
+      </w:pPr>
+      <w:r>
+        <w:rPr>
+          <w:rFonts w:ascii="Ubuntu" w:hAnsi="Ubuntu"/>
           <w:i/>
           <w:iCs/>
           <w:sz w:val="16"/>
           <w:szCs w:val="16"/>
-          <w:u w:val="none"/>
         </w:rPr>
         <w:t>Cloud &amp; Infrastructure:</w:t>
       </w:r>
       <w:r>
         <w:rPr>
           <w:rFonts w:ascii="Ubuntu" w:hAnsi="Ubuntu"/>
-          <w:b w:val="false"/>
-          <w:bCs w:val="false"/>
-          <w:i w:val="false"/>
-          <w:iCs w:val="false"/>
-          <w:sz w:val="16"/>
-          <w:szCs w:val="16"/>
-          <w:u w:val="none"/>
+          <w:sz w:val="16"/>
+          <w:szCs w:val="16"/>
         </w:rPr>
         <w:tab/>
       </w:r>
@@ -1456,9 +1382,7 @@
     </w:p>
     <w:p>
       <w:pPr>
-        <w:pStyle w:val="Normal"/>
-        <w:bidi w:val="0"/>
-        <w:spacing w:lineRule="auto" w:line="228" w:before="0" w:after="0"/>
+        <w:spacing w:after="0" w:line="228" w:lineRule="auto"/>
         <w:ind w:right="108"/>
         <w:rPr>
           <w:rFonts w:ascii="Ubuntu" w:hAnsi="Ubuntu"/>
@@ -1469,8 +1393,6 @@
       <w:r>
         <w:rPr>
           <w:rFonts w:ascii="Ubuntu" w:hAnsi="Ubuntu"/>
-          <w:b w:val="false"/>
-          <w:bCs w:val="false"/>
           <w:i/>
           <w:iCs/>
           <w:sz w:val="16"/>
@@ -1481,10 +1403,6 @@
       <w:r>
         <w:rPr>
           <w:rFonts w:ascii="Ubuntu" w:hAnsi="Ubuntu"/>
-          <w:b w:val="false"/>
-          <w:bCs w:val="false"/>
-          <w:i w:val="false"/>
-          <w:iCs w:val="false"/>
           <w:sz w:val="16"/>
           <w:szCs w:val="16"/>
         </w:rPr>
@@ -1495,8 +1413,6 @@
           <w:rFonts w:ascii="Ubuntu" w:hAnsi="Ubuntu"/>
           <w:b/>
           <w:bCs/>
-          <w:i w:val="false"/>
-          <w:iCs w:val="false"/>
           <w:sz w:val="16"/>
           <w:szCs w:val="16"/>
         </w:rPr>
@@ -1505,8 +1421,6 @@
       <w:r>
         <w:rPr>
           <w:rFonts w:ascii="Ubuntu" w:hAnsi="Ubuntu"/>
-          <w:i w:val="false"/>
-          <w:iCs w:val="false"/>
           <w:sz w:val="16"/>
           <w:szCs w:val="16"/>
         </w:rPr>
@@ -1517,18 +1431,36 @@
           <w:rFonts w:ascii="Ubuntu" w:hAnsi="Ubuntu"/>
           <w:b/>
           <w:bCs/>
-          <w:i w:val="false"/>
-          <w:iCs w:val="false"/>
-          <w:sz w:val="16"/>
-          <w:szCs w:val="16"/>
-        </w:rPr>
-        <w:t>REST/gRPC APIs</w:t>
-      </w:r>
-      <w:r>
-        <w:rPr>
-          <w:rFonts w:ascii="Ubuntu" w:hAnsi="Ubuntu"/>
-          <w:i w:val="false"/>
-          <w:iCs w:val="false"/>
+          <w:sz w:val="16"/>
+          <w:szCs w:val="16"/>
+        </w:rPr>
+        <w:t>REST/</w:t>
+      </w:r>
+      <w:proofErr w:type="spellStart"/>
+      <w:r>
+        <w:rPr>
+          <w:rFonts w:ascii="Ubuntu" w:hAnsi="Ubuntu"/>
+          <w:b/>
+          <w:bCs/>
+          <w:sz w:val="16"/>
+          <w:szCs w:val="16"/>
+        </w:rPr>
+        <w:t>gRPC</w:t>
+      </w:r>
+      <w:proofErr w:type="spellEnd"/>
+      <w:r>
+        <w:rPr>
+          <w:rFonts w:ascii="Ubuntu" w:hAnsi="Ubuntu"/>
+          <w:b/>
+          <w:bCs/>
+          <w:sz w:val="16"/>
+          <w:szCs w:val="16"/>
+        </w:rPr>
+        <w:t xml:space="preserve"> APIs</w:t>
+      </w:r>
+      <w:r>
+        <w:rPr>
+          <w:rFonts w:ascii="Ubuntu" w:hAnsi="Ubuntu"/>
           <w:sz w:val="16"/>
           <w:szCs w:val="16"/>
         </w:rPr>
@@ -1539,8 +1471,6 @@
           <w:rFonts w:ascii="Ubuntu" w:hAnsi="Ubuntu"/>
           <w:b/>
           <w:bCs/>
-          <w:i w:val="false"/>
-          <w:iCs w:val="false"/>
           <w:sz w:val="16"/>
           <w:szCs w:val="16"/>
         </w:rPr>
@@ -1549,8 +1479,6 @@
       <w:r>
         <w:rPr>
           <w:rFonts w:ascii="Ubuntu" w:hAnsi="Ubuntu"/>
-          <w:i w:val="false"/>
-          <w:iCs w:val="false"/>
           <w:sz w:val="16"/>
           <w:szCs w:val="16"/>
         </w:rPr>
@@ -1559,17 +1487,12 @@
     </w:p>
     <w:p>
       <w:pPr>
-        <w:pStyle w:val="Normal"/>
-        <w:bidi w:val="0"/>
-        <w:spacing w:lineRule="auto" w:line="228" w:before="0" w:after="0"/>
+        <w:spacing w:after="0" w:line="228" w:lineRule="auto"/>
         <w:ind w:right="108"/>
-        <w:rPr/>
-      </w:pPr>
-      <w:r>
-        <w:rPr>
-          <w:rFonts w:ascii="Ubuntu" w:hAnsi="Ubuntu"/>
-          <w:b w:val="false"/>
-          <w:bCs w:val="false"/>
+      </w:pPr>
+      <w:r>
+        <w:rPr>
+          <w:rFonts w:ascii="Ubuntu" w:hAnsi="Ubuntu"/>
           <w:i/>
           <w:iCs/>
           <w:sz w:val="16"/>
@@ -1639,11 +1562,8 @@
     </w:p>
     <w:p>
       <w:pPr>
-        <w:pStyle w:val="Normal"/>
-        <w:bidi w:val="0"/>
-        <w:spacing w:lineRule="auto" w:line="228" w:before="0" w:after="0"/>
+        <w:spacing w:after="0" w:line="228" w:lineRule="auto"/>
         <w:ind w:right="108"/>
-        <w:rPr/>
       </w:pPr>
       <w:r>
         <w:rPr>
@@ -1653,7 +1573,23 @@
           <w:szCs w:val="16"/>
         </w:rPr>
         <w:t>Privacy &amp; Tooling:</w:t>
+      </w:r>
+      <w:r>
+        <w:rPr>
+          <w:rStyle w:val="Emphasis"/>
+          <w:rFonts w:ascii="Ubuntu" w:hAnsi="Ubuntu"/>
+          <w:sz w:val="16"/>
+          <w:szCs w:val="16"/>
+        </w:rPr>
         <w:tab/>
+      </w:r>
+      <w:r>
+        <w:rPr>
+          <w:rStyle w:val="Emphasis"/>
+          <w:rFonts w:ascii="Ubuntu" w:hAnsi="Ubuntu"/>
+          <w:sz w:val="16"/>
+          <w:szCs w:val="16"/>
+        </w:rPr>
         <w:tab/>
       </w:r>
       <w:r>
@@ -1690,7 +1626,25 @@
           <w:sz w:val="16"/>
           <w:szCs w:val="16"/>
         </w:rPr>
-        <w:t>, GrapheneOS, System76, Warp, Claude Code</w:t>
+        <w:t xml:space="preserve">, </w:t>
+      </w:r>
+      <w:proofErr w:type="spellStart"/>
+      <w:r>
+        <w:rPr>
+          <w:rFonts w:ascii="Ubuntu" w:hAnsi="Ubuntu"/>
+          <w:sz w:val="16"/>
+          <w:szCs w:val="16"/>
+        </w:rPr>
+        <w:t>GrapheneOS</w:t>
+      </w:r>
+      <w:proofErr w:type="spellEnd"/>
+      <w:r>
+        <w:rPr>
+          <w:rFonts w:ascii="Ubuntu" w:hAnsi="Ubuntu"/>
+          <w:sz w:val="16"/>
+          <w:szCs w:val="16"/>
+        </w:rPr>
+        <w:t>, System76, Warp, Claude Code</w:t>
       </w:r>
     </w:p>
     <w:p>
@@ -1698,31 +1652,31 @@
         <w:sectPr>
           <w:type w:val="continuous"/>
           <w:pgSz w:w="12240" w:h="15840"/>
-          <w:pgMar w:left="720" w:right="720" w:gutter="0" w:header="720" w:top="777" w:footer="720" w:bottom="777"/>
-          <w:formProt w:val="false"/>
-          <w:textDirection w:val="lrTb"/>
-          <w:docGrid w:type="default" w:linePitch="360" w:charSpace="4096"/>
+          <w:pgMar w:top="777" w:right="720" w:bottom="777" w:left="720" w:header="720" w:footer="720" w:gutter="0"/>
+          <w:cols w:space="720"/>
+          <w:formProt w:val="0"/>
+          <w:docGrid w:linePitch="360" w:charSpace="4096"/>
         </w:sectPr>
       </w:pPr>
     </w:p>
     <w:p>
       <w:pPr>
-        <w:pStyle w:val="Normal"/>
-        <w:spacing w:lineRule="auto" w:line="228" w:before="0" w:after="0"/>
-        <w:rPr>
-          <w:rFonts w:ascii="Ubuntu" w:hAnsi="Ubuntu"/>
-          <w:b/>
-        </w:rPr>
-      </w:pPr>
-      <w:r>
-        <w:rPr>
-          <w:rFonts w:ascii="Ubuntu" w:hAnsi="Ubuntu"/>
-          <w:b/>
+        <w:spacing w:after="0" w:line="228" w:lineRule="auto"/>
+        <w:rPr>
+          <w:rFonts w:ascii="Ubuntu" w:hAnsi="Ubuntu"/>
+          <w:b/>
+        </w:rPr>
+      </w:pPr>
+      <w:r>
+        <w:rPr>
+          <w:rFonts w:ascii="Ubuntu" w:hAnsi="Ubuntu"/>
+          <w:b/>
+          <w:noProof/>
         </w:rPr>
         <mc:AlternateContent>
           <mc:Choice Requires="wps">
             <w:drawing>
-              <wp:anchor behindDoc="0" distT="5080" distB="5715" distL="5080" distR="5715" simplePos="0" locked="0" layoutInCell="1" allowOverlap="1" relativeHeight="6" wp14:anchorId="1B797000">
+              <wp:anchor distT="5080" distB="5715" distL="5080" distR="5715" simplePos="0" relativeHeight="6" behindDoc="0" locked="0" layoutInCell="1" allowOverlap="1" wp14:anchorId="1B797000" wp14:editId="41DD7FED">
                 <wp:simplePos x="0" y="0"/>
                 <wp:positionH relativeFrom="column">
                   <wp:posOffset>-57150</wp:posOffset>
@@ -1734,10 +1688,11 @@
                 <wp:effectExtent l="5080" t="5080" r="5715" b="5715"/>
                 <wp:wrapNone/>
                 <wp:docPr id="5" name="Straight Arrow Connector 2"/>
+                <wp:cNvGraphicFramePr/>
                 <a:graphic xmlns:a="http://schemas.openxmlformats.org/drawingml/2006/main">
                   <a:graphicData uri="http://schemas.microsoft.com/office/word/2010/wordprocessingShape">
                     <wps:wsp>
-                      <wps:cNvSpPr/>
+                      <wps:cNvCnPr/>
                       <wps:spPr>
                         <a:xfrm>
                           <a:off x="0" y="0"/>
@@ -1747,7 +1702,7 @@
                           <a:avLst/>
                         </a:prstGeom>
                         <a:noFill/>
-                        <a:ln cap="rnd" w="9525">
+                        <a:ln w="9525" cap="rnd">
                           <a:solidFill>
                             <a:srgbClr val="000000"/>
                           </a:solidFill>
@@ -1756,9 +1711,15 @@
                         </a:ln>
                       </wps:spPr>
                       <wps:style>
-                        <a:lnRef idx="0"/>
-                        <a:fillRef idx="0"/>
-                        <a:effectRef idx="0"/>
+                        <a:lnRef idx="0">
+                          <a:scrgbClr r="0" g="0" b="0"/>
+                        </a:lnRef>
+                        <a:fillRef idx="0">
+                          <a:scrgbClr r="0" g="0" b="0"/>
+                        </a:fillRef>
+                        <a:effectRef idx="0">
+                          <a:scrgbClr r="0" g="0" b="0"/>
+                        </a:effectRef>
                         <a:fontRef idx="minor"/>
                       </wps:style>
                       <wps:bodyPr/>
@@ -1782,8 +1743,7 @@
     </w:p>
     <w:p>
       <w:pPr>
-        <w:pStyle w:val="Normal"/>
-        <w:spacing w:lineRule="auto" w:line="240" w:before="0" w:after="0"/>
+        <w:spacing w:after="0" w:line="240" w:lineRule="auto"/>
         <w:rPr>
           <w:b/>
           <w:bCs/>
@@ -1791,180 +1751,140 @@
           <w:szCs w:val="12"/>
         </w:rPr>
       </w:pPr>
-      <w:r>
-        <w:rPr>
+    </w:p>
+    <w:p>
+      <w:pPr>
+        <w:spacing w:after="0" w:line="360" w:lineRule="auto"/>
+        <w:rPr>
+          <w:rFonts w:ascii="Ubuntu" w:hAnsi="Ubuntu"/>
+        </w:rPr>
+      </w:pPr>
+      <w:r>
+        <w:rPr>
+          <w:rFonts w:ascii="Ubuntu" w:hAnsi="Ubuntu"/>
           <w:b/>
           <w:bCs/>
-          <w:sz w:val="12"/>
-          <w:szCs w:val="12"/>
-        </w:rPr>
-      </w:r>
-    </w:p>
-    <w:p>
-      <w:pPr>
-        <w:pStyle w:val="Normal"/>
-        <w:spacing w:lineRule="auto" w:line="360" w:before="0" w:after="0"/>
-        <w:rPr>
-          <w:rFonts w:ascii="Ubuntu" w:hAnsi="Ubuntu"/>
-        </w:rPr>
-      </w:pPr>
+        </w:rPr>
+        <w:t>PROFESSIONAL EXPERIENCE</w:t>
+      </w:r>
+    </w:p>
+    <w:p>
+      <w:pPr>
+        <w:tabs>
+          <w:tab w:val="right" w:pos="10800"/>
+        </w:tabs>
+        <w:spacing w:after="0" w:line="276" w:lineRule="auto"/>
+        <w:rPr>
+          <w:rFonts w:ascii="Ubuntu" w:hAnsi="Ubuntu"/>
+        </w:rPr>
+      </w:pPr>
+      <w:r>
+        <w:rPr>
+          <w:rFonts w:ascii="Ubuntu" w:hAnsi="Ubuntu"/>
+          <w:b/>
+          <w:sz w:val="20"/>
+          <w:szCs w:val="20"/>
+          <w:u w:val="single"/>
+        </w:rPr>
+        <w:t xml:space="preserve">The </w:t>
+      </w:r>
+      <w:proofErr w:type="spellStart"/>
+      <w:r>
+        <w:rPr>
+          <w:rFonts w:ascii="Ubuntu" w:hAnsi="Ubuntu"/>
+          <w:b/>
+          <w:sz w:val="20"/>
+          <w:szCs w:val="20"/>
+          <w:u w:val="single"/>
+        </w:rPr>
+        <w:t>Vizius</w:t>
+      </w:r>
+      <w:proofErr w:type="spellEnd"/>
+      <w:r>
+        <w:rPr>
+          <w:rFonts w:ascii="Ubuntu" w:hAnsi="Ubuntu"/>
+          <w:b/>
+          <w:sz w:val="20"/>
+          <w:szCs w:val="20"/>
+          <w:u w:val="single"/>
+        </w:rPr>
+        <w:t xml:space="preserve"> Group</w:t>
+      </w:r>
+      <w:r>
+        <w:rPr>
+          <w:rFonts w:ascii="Ubuntu" w:hAnsi="Ubuntu"/>
+          <w:sz w:val="20"/>
+          <w:szCs w:val="20"/>
+        </w:rPr>
+        <w:tab/>
+      </w:r>
       <w:r>
         <w:rPr>
           <w:rFonts w:ascii="Ubuntu" w:hAnsi="Ubuntu"/>
           <w:b/>
           <w:bCs/>
-        </w:rPr>
-        <w:t>PROFESSIONAL EXPERIENCE</w:t>
-      </w:r>
-    </w:p>
-    <w:p>
-      <w:pPr>
-        <w:pStyle w:val="Normal"/>
+          <w:sz w:val="20"/>
+          <w:szCs w:val="20"/>
+        </w:rPr>
+        <w:t>Greenville</w:t>
+      </w:r>
+      <w:r>
+        <w:rPr>
+          <w:rFonts w:ascii="Ubuntu" w:hAnsi="Ubuntu"/>
+          <w:b/>
+          <w:sz w:val="20"/>
+          <w:szCs w:val="20"/>
+        </w:rPr>
+        <w:t>, SC</w:t>
+      </w:r>
+    </w:p>
+    <w:p>
+      <w:pPr>
+        <w:shd w:val="clear" w:color="auto" w:fill="F2F2F2" w:themeFill="background1" w:themeFillShade="F2"/>
         <w:tabs>
-          <w:tab w:val="clear" w:pos="720"/>
-          <w:tab w:val="right" w:pos="10800" w:leader="none"/>
+          <w:tab w:val="right" w:pos="10800"/>
+          <w:tab w:val="right" w:pos="11520"/>
         </w:tabs>
-        <w:bidi w:val="0"/>
-        <w:spacing w:lineRule="auto" w:line="276" w:before="0" w:after="0"/>
-        <w:jc w:val="left"/>
-        <w:rPr>
-          <w:rFonts w:ascii="Ubuntu" w:hAnsi="Ubuntu"/>
-        </w:rPr>
-      </w:pPr>
-      <w:r>
-        <w:rPr>
-          <w:rFonts w:ascii="Ubuntu" w:hAnsi="Ubuntu"/>
-          <w:b/>
-          <w:sz w:val="20"/>
-          <w:szCs w:val="20"/>
-          <w:u w:val="single"/>
-        </w:rPr>
-        <w:t>The Vizius Group</w:t>
-      </w:r>
-      <w:r>
-        <w:rPr>
-          <w:rFonts w:ascii="Ubuntu" w:hAnsi="Ubuntu"/>
+        <w:spacing w:after="80" w:line="228" w:lineRule="auto"/>
+        <w:jc w:val="both"/>
+        <w:rPr>
+          <w:rFonts w:ascii="Ubuntu" w:hAnsi="Ubuntu"/>
+        </w:rPr>
+      </w:pPr>
+      <w:r>
+        <w:rPr>
+          <w:rFonts w:ascii="Ubuntu" w:hAnsi="Ubuntu"/>
+          <w:b/>
+          <w:sz w:val="20"/>
+          <w:szCs w:val="20"/>
+        </w:rPr>
+        <w:t>Senior Azure and AI Development Engineer</w:t>
+      </w:r>
+      <w:r>
+        <w:rPr>
+          <w:rFonts w:ascii="Ubuntu" w:hAnsi="Ubuntu"/>
+          <w:b/>
           <w:sz w:val="20"/>
           <w:szCs w:val="20"/>
         </w:rPr>
         <w:tab/>
-      </w:r>
-      <w:r>
-        <w:rPr>
-          <w:rFonts w:ascii="Ubuntu" w:hAnsi="Ubuntu"/>
-          <w:b/>
-          <w:bCs/>
-          <w:sz w:val="20"/>
-          <w:szCs w:val="20"/>
-        </w:rPr>
-        <w:t>Greenville</w:t>
-      </w:r>
-      <w:r>
-        <w:rPr>
-          <w:rFonts w:ascii="Ubuntu" w:hAnsi="Ubuntu"/>
-          <w:b/>
-          <w:sz w:val="20"/>
-          <w:szCs w:val="20"/>
-        </w:rPr>
-        <w:t>, SC</w:t>
-      </w:r>
-    </w:p>
-    <w:p>
-      <w:pPr>
-        <w:pStyle w:val="Normal"/>
-        <w:shd w:val="clear" w:color="auto" w:fill="F2F2F2" w:themeFill="background1" w:themeFillShade="f2"/>
-        <w:tabs>
-          <w:tab w:val="clear" w:pos="720"/>
-          <w:tab w:val="right" w:pos="10800" w:leader="none"/>
-          <w:tab w:val="right" w:pos="11520" w:leader="none"/>
-        </w:tabs>
-        <w:spacing w:lineRule="auto" w:line="228" w:before="0" w:after="80"/>
-        <w:jc w:val="both"/>
-        <w:rPr>
-          <w:rFonts w:ascii="Ubuntu" w:hAnsi="Ubuntu"/>
-        </w:rPr>
-      </w:pPr>
-      <w:r>
-        <w:rPr>
-          <w:rFonts w:ascii="Ubuntu" w:hAnsi="Ubuntu"/>
-          <w:b/>
-          <w:sz w:val="20"/>
-          <w:szCs w:val="20"/>
-        </w:rPr>
-        <w:t>Senior</w:t>
-      </w:r>
-      <w:r>
-        <w:rPr>
-          <w:rFonts w:ascii="Ubuntu" w:hAnsi="Ubuntu"/>
-          <w:b/>
-          <w:sz w:val="20"/>
-          <w:szCs w:val="20"/>
-        </w:rPr>
-        <w:t xml:space="preserve"> </w:t>
-      </w:r>
-      <w:r>
-        <w:rPr>
-          <w:rFonts w:ascii="Ubuntu" w:hAnsi="Ubuntu"/>
-          <w:b/>
-          <w:sz w:val="20"/>
-          <w:szCs w:val="20"/>
-        </w:rPr>
-        <w:t>Azure and AI Development</w:t>
-      </w:r>
-      <w:r>
-        <w:rPr>
-          <w:rFonts w:ascii="Ubuntu" w:hAnsi="Ubuntu"/>
-          <w:b/>
-          <w:sz w:val="20"/>
-          <w:szCs w:val="20"/>
-        </w:rPr>
-        <w:t xml:space="preserve"> Engineer</w:t>
-        <w:tab/>
-      </w:r>
-      <w:r>
-        <w:rPr>
-          <w:rFonts w:ascii="Ubuntu" w:hAnsi="Ubuntu"/>
-          <w:b/>
-          <w:sz w:val="20"/>
-          <w:szCs w:val="20"/>
-        </w:rPr>
-        <w:t>09</w:t>
-      </w:r>
-      <w:r>
-        <w:rPr>
-          <w:rFonts w:ascii="Ubuntu" w:hAnsi="Ubuntu"/>
-          <w:b/>
-          <w:sz w:val="20"/>
-          <w:szCs w:val="20"/>
-        </w:rPr>
-        <w:t>/2025-Present</w:t>
+        <w:t>09/2025-Present</w:t>
       </w:r>
     </w:p>
     <w:p>
       <w:pPr>
         <w:pStyle w:val="BodyText"/>
-        <w:widowControl/>
-        <w:numPr>
-          <w:ilvl w:val="0"/>
-          <w:numId w:val="0"/>
-        </w:numPr>
-        <w:suppressAutoHyphens w:val="true"/>
-        <w:bidi w:val="0"/>
-        <w:spacing w:lineRule="auto" w:line="276" w:before="171" w:after="171"/>
-        <w:ind w:hanging="0" w:left="360" w:right="0"/>
+        <w:spacing w:before="171" w:after="171" w:line="276" w:lineRule="auto"/>
+        <w:ind w:left="360"/>
         <w:contextualSpacing/>
-        <w:jc w:val="left"/>
-        <w:rPr/>
       </w:pPr>
       <w:r>
         <w:rPr>
           <w:rStyle w:val="Emphasis"/>
-          <w:rFonts w:eastAsia="Calibri" w:cs="" w:ascii="Ubuntu" w:hAnsi="Ubuntu" w:cstheme="minorBidi" w:eastAsiaTheme="minorHAnsi"/>
-          <w:color w:val="auto"/>
-          <w:kern w:val="0"/>
-          <w:sz w:val="20"/>
-          <w:szCs w:val="20"/>
-          <w:lang w:val="en-US" w:eastAsia="en-US" w:bidi="ar-SA"/>
+          <w:rFonts w:ascii="Ubuntu" w:eastAsiaTheme="minorHAnsi" w:hAnsi="Ubuntu" w:cstheme="minorBidi"/>
+          <w:sz w:val="20"/>
+          <w:szCs w:val="20"/>
+          <w:lang w:eastAsia="en-US"/>
         </w:rPr>
         <w:t>AI Payroll Processor (GPT-5) - Enterprise Client</w:t>
       </w:r>
@@ -1977,12 +1897,10 @@
           <w:numId w:val="2"/>
         </w:numPr>
         <w:tabs>
-          <w:tab w:val="clear" w:pos="720"/>
-          <w:tab w:val="left" w:pos="0" w:leader="none"/>
+          <w:tab w:val="clear" w:pos="709"/>
+          <w:tab w:val="left" w:pos="0"/>
         </w:tabs>
-        <w:spacing w:lineRule="auto" w:line="276" w:before="57" w:after="57"/>
-        <w:ind w:hanging="283" w:left="709"/>
-        <w:rPr/>
+        <w:spacing w:before="57" w:after="57" w:line="276" w:lineRule="auto"/>
       </w:pPr>
       <w:r>
         <w:rPr>
@@ -2052,12 +1970,10 @@
           <w:numId w:val="2"/>
         </w:numPr>
         <w:tabs>
-          <w:tab w:val="clear" w:pos="720"/>
-          <w:tab w:val="left" w:pos="0" w:leader="none"/>
+          <w:tab w:val="clear" w:pos="709"/>
+          <w:tab w:val="left" w:pos="0"/>
         </w:tabs>
-        <w:spacing w:lineRule="auto" w:line="276" w:before="57" w:after="57"/>
-        <w:ind w:hanging="283" w:left="709"/>
-        <w:rPr/>
+        <w:spacing w:before="57" w:after="57" w:line="276" w:lineRule="auto"/>
       </w:pPr>
       <w:r>
         <w:rPr>
@@ -2110,12 +2026,10 @@
           <w:numId w:val="2"/>
         </w:numPr>
         <w:tabs>
-          <w:tab w:val="clear" w:pos="720"/>
-          <w:tab w:val="left" w:pos="0" w:leader="none"/>
+          <w:tab w:val="clear" w:pos="709"/>
+          <w:tab w:val="left" w:pos="0"/>
         </w:tabs>
-        <w:spacing w:lineRule="auto" w:line="276" w:before="57" w:after="57"/>
-        <w:ind w:hanging="283" w:left="709"/>
-        <w:rPr/>
+        <w:spacing w:before="57" w:after="57" w:line="276" w:lineRule="auto"/>
       </w:pPr>
       <w:r>
         <w:rPr>
@@ -2202,12 +2116,10 @@
           <w:numId w:val="2"/>
         </w:numPr>
         <w:tabs>
-          <w:tab w:val="clear" w:pos="720"/>
-          <w:tab w:val="left" w:pos="0" w:leader="none"/>
+          <w:tab w:val="clear" w:pos="709"/>
+          <w:tab w:val="left" w:pos="0"/>
         </w:tabs>
-        <w:spacing w:lineRule="auto" w:line="276" w:before="57" w:after="57"/>
-        <w:ind w:hanging="283" w:left="709"/>
-        <w:rPr/>
+        <w:spacing w:before="57" w:after="57" w:line="276" w:lineRule="auto"/>
       </w:pPr>
       <w:r>
         <w:rPr>
@@ -2345,12 +2257,10 @@
           <w:numId w:val="2"/>
         </w:numPr>
         <w:tabs>
-          <w:tab w:val="clear" w:pos="720"/>
-          <w:tab w:val="left" w:pos="0" w:leader="none"/>
+          <w:tab w:val="clear" w:pos="709"/>
+          <w:tab w:val="left" w:pos="0"/>
         </w:tabs>
-        <w:spacing w:lineRule="auto" w:line="276" w:before="57" w:after="57"/>
-        <w:ind w:hanging="283" w:left="709"/>
-        <w:rPr/>
+        <w:spacing w:before="57" w:after="57" w:line="276" w:lineRule="auto"/>
       </w:pPr>
       <w:r>
         <w:rPr>
@@ -2403,12 +2313,10 @@
           <w:numId w:val="2"/>
         </w:numPr>
         <w:tabs>
-          <w:tab w:val="clear" w:pos="720"/>
-          <w:tab w:val="left" w:pos="0" w:leader="none"/>
+          <w:tab w:val="clear" w:pos="709"/>
+          <w:tab w:val="left" w:pos="0"/>
         </w:tabs>
-        <w:spacing w:lineRule="auto" w:line="276" w:before="57" w:after="57"/>
-        <w:ind w:hanging="283" w:left="709"/>
-        <w:rPr/>
+        <w:spacing w:before="57" w:after="57" w:line="276" w:lineRule="auto"/>
       </w:pPr>
       <w:r>
         <w:rPr>
@@ -2512,12 +2420,10 @@
           <w:numId w:val="2"/>
         </w:numPr>
         <w:tabs>
-          <w:tab w:val="clear" w:pos="720"/>
-          <w:tab w:val="left" w:pos="0" w:leader="none"/>
+          <w:tab w:val="clear" w:pos="709"/>
+          <w:tab w:val="left" w:pos="0"/>
         </w:tabs>
-        <w:spacing w:lineRule="auto" w:line="276" w:before="57" w:after="57"/>
-        <w:ind w:hanging="283" w:left="709"/>
-        <w:rPr/>
+        <w:spacing w:before="57" w:after="57" w:line="276" w:lineRule="auto"/>
       </w:pPr>
       <w:r>
         <w:rPr>
@@ -2570,217 +2476,151 @@
           <w:numId w:val="2"/>
         </w:numPr>
         <w:tabs>
-          <w:tab w:val="clear" w:pos="720"/>
-          <w:tab w:val="left" w:pos="0" w:leader="none"/>
+          <w:tab w:val="clear" w:pos="709"/>
+          <w:tab w:val="left" w:pos="0"/>
         </w:tabs>
-        <w:spacing w:lineRule="auto" w:line="276" w:before="57" w:after="177"/>
-        <w:ind w:hanging="283" w:left="709"/>
-        <w:rPr/>
-      </w:pPr>
-      <w:r>
-        <w:rPr>
-          <w:rFonts w:ascii="Ubuntu" w:hAnsi="Ubuntu"/>
-          <w:b w:val="false"/>
-          <w:bCs w:val="false"/>
-          <w:sz w:val="20"/>
-          <w:szCs w:val="20"/>
-          <w:u w:val="none"/>
-        </w:rPr>
+        <w:spacing w:before="57" w:after="177" w:line="276" w:lineRule="auto"/>
+      </w:pPr>
+      <w:r>
+        <w:rPr>
+          <w:rFonts w:ascii="Ubuntu" w:hAnsi="Ubuntu"/>
+          <w:sz w:val="20"/>
+          <w:szCs w:val="20"/>
+        </w:rPr>
+        <w:lastRenderedPageBreak/>
         <w:t xml:space="preserve">Delivered a </w:t>
       </w:r>
       <w:r>
         <w:rPr>
           <w:rStyle w:val="Strong"/>
           <w:rFonts w:ascii="Ubuntu" w:hAnsi="Ubuntu"/>
+          <w:sz w:val="20"/>
+          <w:szCs w:val="20"/>
+        </w:rPr>
+        <w:t>turnkey solution</w:t>
+      </w:r>
+      <w:r>
+        <w:rPr>
+          <w:rFonts w:ascii="Ubuntu" w:hAnsi="Ubuntu"/>
+          <w:sz w:val="20"/>
+          <w:szCs w:val="20"/>
+        </w:rPr>
+        <w:t xml:space="preserve"> designed for handoff, empowering client teams to build and maintain the system cost-effectively without ongoing senior-level dependency.</w:t>
+      </w:r>
+    </w:p>
+    <w:p>
+      <w:pPr>
+        <w:pStyle w:val="BodyText"/>
+        <w:tabs>
+          <w:tab w:val="left" w:pos="0"/>
+        </w:tabs>
+        <w:spacing w:before="57" w:after="177" w:line="276" w:lineRule="auto"/>
+        <w:ind w:left="709"/>
+        <w:rPr>
+          <w:rFonts w:ascii="Ubuntu" w:hAnsi="Ubuntu"/>
+          <w:sz w:val="20"/>
+          <w:szCs w:val="20"/>
+        </w:rPr>
+      </w:pPr>
+    </w:p>
+    <w:p>
+      <w:pPr>
+        <w:tabs>
+          <w:tab w:val="right" w:pos="10800"/>
+        </w:tabs>
+        <w:spacing w:after="0" w:line="276" w:lineRule="auto"/>
+        <w:rPr>
+          <w:rFonts w:ascii="Ubuntu" w:hAnsi="Ubuntu"/>
+        </w:rPr>
+      </w:pPr>
+      <w:r>
+        <w:rPr>
+          <w:rFonts w:ascii="Ubuntu" w:hAnsi="Ubuntu"/>
+          <w:b/>
+          <w:sz w:val="20"/>
+          <w:szCs w:val="20"/>
+          <w:u w:val="single"/>
+        </w:rPr>
+        <w:t>Adam Matthew Steinberger LLC</w:t>
+      </w:r>
+      <w:r>
+        <w:rPr>
+          <w:rFonts w:ascii="Ubuntu" w:hAnsi="Ubuntu"/>
+          <w:sz w:val="20"/>
+          <w:szCs w:val="20"/>
+        </w:rPr>
+        <w:tab/>
+      </w:r>
+      <w:r>
+        <w:rPr>
+          <w:rFonts w:ascii="Ubuntu" w:hAnsi="Ubuntu"/>
           <w:b/>
           <w:bCs/>
           <w:sz w:val="20"/>
           <w:szCs w:val="20"/>
-          <w:u w:val="none"/>
-        </w:rPr>
-        <w:t>turnkey solution</w:t>
-      </w:r>
-      <w:r>
-        <w:rPr>
-          <w:rFonts w:ascii="Ubuntu" w:hAnsi="Ubuntu"/>
-          <w:b w:val="false"/>
-          <w:bCs w:val="false"/>
-          <w:sz w:val="20"/>
-          <w:szCs w:val="20"/>
-          <w:u w:val="none"/>
-        </w:rPr>
-        <w:t xml:space="preserve"> designed for handoff, empowering client teams to build and maintain the system cost-effectively without ongoing senior-level dependency.</w:t>
-      </w:r>
-    </w:p>
-    <w:p>
-      <w:pPr>
-        <w:pStyle w:val="BodyText"/>
-        <w:numPr>
-          <w:ilvl w:val="0"/>
-          <w:numId w:val="0"/>
-        </w:numPr>
+        </w:rPr>
+        <w:t>Greenville</w:t>
+      </w:r>
+      <w:r>
+        <w:rPr>
+          <w:rFonts w:ascii="Ubuntu" w:hAnsi="Ubuntu"/>
+          <w:b/>
+          <w:sz w:val="20"/>
+          <w:szCs w:val="20"/>
+        </w:rPr>
+        <w:t>, SC</w:t>
+      </w:r>
+    </w:p>
+    <w:p>
+      <w:pPr>
+        <w:shd w:val="clear" w:color="auto" w:fill="F2F2F2" w:themeFill="background1" w:themeFillShade="F2"/>
         <w:tabs>
-          <w:tab w:val="clear" w:pos="720"/>
-          <w:tab w:val="left" w:pos="0" w:leader="none"/>
+          <w:tab w:val="right" w:pos="10800"/>
+          <w:tab w:val="right" w:pos="11520"/>
         </w:tabs>
-        <w:spacing w:lineRule="auto" w:line="276" w:before="57" w:after="177"/>
-        <w:ind w:hanging="0" w:left="709"/>
-        <w:rPr>
-          <w:rFonts w:ascii="Ubuntu" w:hAnsi="Ubuntu"/>
-          <w:b w:val="false"/>
-          <w:bCs w:val="false"/>
-          <w:sz w:val="20"/>
-          <w:szCs w:val="20"/>
-          <w:u w:val="none"/>
-        </w:rPr>
-      </w:pPr>
-      <w:r>
-        <w:rPr/>
-      </w:r>
-    </w:p>
-    <w:p>
-      <w:pPr>
-        <w:pStyle w:val="Normal"/>
-        <w:tabs>
-          <w:tab w:val="clear" w:pos="720"/>
-          <w:tab w:val="right" w:pos="10800" w:leader="none"/>
-        </w:tabs>
-        <w:bidi w:val="0"/>
-        <w:spacing w:lineRule="auto" w:line="276" w:before="0" w:after="0"/>
-        <w:jc w:val="left"/>
-        <w:rPr>
-          <w:rFonts w:ascii="Ubuntu" w:hAnsi="Ubuntu"/>
-        </w:rPr>
-      </w:pPr>
-      <w:r>
-        <w:rPr>
-          <w:rFonts w:ascii="Ubuntu" w:hAnsi="Ubuntu"/>
-          <w:b/>
-          <w:sz w:val="20"/>
-          <w:szCs w:val="20"/>
-          <w:u w:val="single"/>
-        </w:rPr>
-        <w:t>Adam Matthew Steinberger LLC</w:t>
-      </w:r>
-      <w:r>
-        <w:rPr>
-          <w:rFonts w:ascii="Ubuntu" w:hAnsi="Ubuntu"/>
+        <w:spacing w:after="80" w:line="228" w:lineRule="auto"/>
+        <w:jc w:val="both"/>
+        <w:rPr>
+          <w:rFonts w:ascii="Ubuntu" w:hAnsi="Ubuntu"/>
+        </w:rPr>
+      </w:pPr>
+      <w:r>
+        <w:rPr>
+          <w:rFonts w:ascii="Ubuntu" w:hAnsi="Ubuntu"/>
+          <w:b/>
+          <w:sz w:val="20"/>
+          <w:szCs w:val="20"/>
+        </w:rPr>
+        <w:t>Senior Software Engineering Consultant</w:t>
+      </w:r>
+      <w:r>
+        <w:rPr>
+          <w:rFonts w:ascii="Ubuntu" w:hAnsi="Ubuntu"/>
+          <w:b/>
           <w:sz w:val="20"/>
           <w:szCs w:val="20"/>
         </w:rPr>
         <w:tab/>
-      </w:r>
-      <w:r>
-        <w:rPr>
-          <w:rFonts w:ascii="Ubuntu" w:hAnsi="Ubuntu"/>
-          <w:b/>
-          <w:bCs/>
-          <w:sz w:val="20"/>
-          <w:szCs w:val="20"/>
-        </w:rPr>
-        <w:t>Greenville</w:t>
-      </w:r>
-      <w:r>
-        <w:rPr>
-          <w:rFonts w:ascii="Ubuntu" w:hAnsi="Ubuntu"/>
-          <w:b/>
-          <w:sz w:val="20"/>
-          <w:szCs w:val="20"/>
-        </w:rPr>
-        <w:t>, SC</w:t>
-      </w:r>
-    </w:p>
-    <w:p>
-      <w:pPr>
-        <w:pStyle w:val="Normal"/>
-        <w:shd w:val="clear" w:color="auto" w:fill="F2F2F2" w:themeFill="background1" w:themeFillShade="f2"/>
-        <w:tabs>
-          <w:tab w:val="clear" w:pos="720"/>
-          <w:tab w:val="right" w:pos="10800" w:leader="none"/>
-          <w:tab w:val="right" w:pos="11520" w:leader="none"/>
-        </w:tabs>
-        <w:spacing w:lineRule="auto" w:line="228" w:before="0" w:after="80"/>
-        <w:jc w:val="both"/>
-        <w:rPr>
-          <w:rFonts w:ascii="Ubuntu" w:hAnsi="Ubuntu"/>
-        </w:rPr>
-      </w:pPr>
-      <w:r>
-        <w:rPr>
-          <w:rFonts w:ascii="Ubuntu" w:hAnsi="Ubuntu"/>
-          <w:b/>
-          <w:sz w:val="20"/>
-          <w:szCs w:val="20"/>
-        </w:rPr>
-        <w:t>Senior</w:t>
-      </w:r>
-      <w:r>
-        <w:rPr>
-          <w:rFonts w:ascii="Ubuntu" w:hAnsi="Ubuntu"/>
-          <w:b/>
-          <w:sz w:val="20"/>
-          <w:szCs w:val="20"/>
-        </w:rPr>
-        <w:t xml:space="preserve"> Software Engineer</w:t>
-      </w:r>
-      <w:r>
-        <w:rPr>
-          <w:rFonts w:ascii="Ubuntu" w:hAnsi="Ubuntu"/>
-          <w:b/>
-          <w:sz w:val="20"/>
-          <w:szCs w:val="20"/>
-        </w:rPr>
-        <w:t>ing Consultant</w:t>
-      </w:r>
-      <w:r>
-        <w:rPr>
-          <w:rFonts w:ascii="Ubuntu" w:hAnsi="Ubuntu"/>
-          <w:b/>
-          <w:sz w:val="20"/>
-          <w:szCs w:val="20"/>
-        </w:rPr>
-        <w:tab/>
-        <w:t>03/2025-</w:t>
-      </w:r>
-      <w:r>
-        <w:rPr>
-          <w:rFonts w:ascii="Ubuntu" w:hAnsi="Ubuntu"/>
-          <w:b/>
-          <w:sz w:val="20"/>
-          <w:szCs w:val="20"/>
-        </w:rPr>
-        <w:t>08/2025</w:t>
+        <w:t>03/2025-08/2025</w:t>
       </w:r>
     </w:p>
     <w:p>
       <w:pPr>
         <w:pStyle w:val="ListParagraph"/>
-        <w:widowControl/>
-        <w:numPr>
-          <w:ilvl w:val="0"/>
-          <w:numId w:val="0"/>
-        </w:numPr>
-        <w:suppressAutoHyphens w:val="true"/>
-        <w:bidi w:val="0"/>
-        <w:spacing w:lineRule="auto" w:line="240" w:before="114" w:after="114"/>
-        <w:ind w:hanging="0" w:left="360" w:right="0"/>
-        <w:contextualSpacing/>
-        <w:jc w:val="left"/>
-        <w:rPr>
-          <w:sz w:val="18"/>
-          <w:szCs w:val="18"/>
-        </w:rPr>
-      </w:pPr>
-      <w:r>
-        <w:rPr>
-          <w:rFonts w:eastAsia="Calibri" w:cs="" w:ascii="Ubuntu" w:hAnsi="Ubuntu" w:cstheme="minorBidi" w:eastAsiaTheme="minorHAnsi"/>
+        <w:spacing w:before="114" w:after="114" w:line="240" w:lineRule="auto"/>
+        <w:ind w:left="360"/>
+        <w:rPr>
+          <w:sz w:val="18"/>
+          <w:szCs w:val="18"/>
+        </w:rPr>
+      </w:pPr>
+      <w:r>
+        <w:rPr>
+          <w:rFonts w:ascii="Ubuntu" w:eastAsiaTheme="minorHAnsi" w:hAnsi="Ubuntu" w:cstheme="minorBidi"/>
           <w:i/>
           <w:iCs/>
-          <w:color w:val="auto"/>
-          <w:kern w:val="0"/>
-          <w:sz w:val="18"/>
-          <w:szCs w:val="18"/>
-          <w:lang w:val="en-US" w:eastAsia="en-US" w:bidi="ar-SA"/>
+          <w:sz w:val="18"/>
+          <w:szCs w:val="18"/>
         </w:rPr>
         <w:t>Local AI Infrastructure &amp; Self-Hosted RAG Chatbot (Mistral-7B) - Non-Profit Client</w:t>
       </w:r>
@@ -2792,183 +2632,138 @@
           <w:ilvl w:val="0"/>
           <w:numId w:val="1"/>
         </w:numPr>
-        <w:spacing w:before="0" w:after="63"/>
-        <w:rPr>
-          <w:sz w:val="18"/>
-          <w:szCs w:val="18"/>
-        </w:rPr>
-      </w:pPr>
-      <w:r>
-        <w:rPr>
-          <w:rFonts w:eastAsia="Calibri" w:cs="" w:ascii="Ubuntu" w:hAnsi="Ubuntu" w:cstheme="minorBidi" w:eastAsiaTheme="minorHAnsi"/>
-          <w:color w:val="auto"/>
-          <w:kern w:val="0"/>
-          <w:sz w:val="18"/>
-          <w:szCs w:val="18"/>
-          <w:lang w:val="en-US" w:eastAsia="en-US" w:bidi="ar-SA"/>
+        <w:spacing w:after="63"/>
+        <w:rPr>
+          <w:sz w:val="18"/>
+          <w:szCs w:val="18"/>
+        </w:rPr>
+      </w:pPr>
+      <w:r>
+        <w:rPr>
+          <w:rFonts w:ascii="Ubuntu" w:eastAsiaTheme="minorHAnsi" w:hAnsi="Ubuntu" w:cstheme="minorBidi"/>
+          <w:sz w:val="18"/>
+          <w:szCs w:val="18"/>
+          <w:lang w:eastAsia="en-US"/>
         </w:rPr>
         <w:t xml:space="preserve">Built a </w:t>
       </w:r>
       <w:r>
         <w:rPr>
-          <w:rFonts w:eastAsia="Calibri" w:cs="" w:ascii="Ubuntu" w:hAnsi="Ubuntu" w:cstheme="minorBidi" w:eastAsiaTheme="minorHAnsi"/>
+          <w:rFonts w:ascii="Ubuntu" w:eastAsiaTheme="minorHAnsi" w:hAnsi="Ubuntu" w:cstheme="minorBidi"/>
           <w:b/>
           <w:bCs/>
-          <w:color w:val="auto"/>
-          <w:kern w:val="0"/>
-          <w:sz w:val="18"/>
-          <w:szCs w:val="18"/>
-          <w:lang w:val="en-US" w:eastAsia="en-US" w:bidi="ar-SA"/>
+          <w:sz w:val="18"/>
+          <w:szCs w:val="18"/>
+          <w:lang w:eastAsia="en-US"/>
         </w:rPr>
         <w:t>Retrieval-Augmented Generation</w:t>
       </w:r>
       <w:r>
         <w:rPr>
-          <w:rFonts w:eastAsia="Calibri" w:cs="" w:ascii="Ubuntu" w:hAnsi="Ubuntu" w:cstheme="minorBidi" w:eastAsiaTheme="minorHAnsi"/>
-          <w:color w:val="auto"/>
-          <w:kern w:val="0"/>
-          <w:sz w:val="18"/>
-          <w:szCs w:val="18"/>
-          <w:lang w:val="en-US" w:eastAsia="en-US" w:bidi="ar-SA"/>
+          <w:rFonts w:ascii="Ubuntu" w:eastAsiaTheme="minorHAnsi" w:hAnsi="Ubuntu" w:cstheme="minorBidi"/>
+          <w:sz w:val="18"/>
+          <w:szCs w:val="18"/>
+          <w:lang w:eastAsia="en-US"/>
         </w:rPr>
         <w:t xml:space="preserve"> (RAG) system using </w:t>
       </w:r>
       <w:r>
         <w:rPr>
-          <w:rFonts w:eastAsia="Calibri" w:cs="" w:ascii="Ubuntu" w:hAnsi="Ubuntu" w:cstheme="minorBidi" w:eastAsiaTheme="minorHAnsi"/>
+          <w:rFonts w:ascii="Ubuntu" w:eastAsiaTheme="minorHAnsi" w:hAnsi="Ubuntu" w:cstheme="minorBidi"/>
           <w:b/>
           <w:bCs/>
-          <w:color w:val="auto"/>
-          <w:kern w:val="0"/>
-          <w:sz w:val="18"/>
-          <w:szCs w:val="18"/>
-          <w:lang w:val="en-US" w:eastAsia="en-US" w:bidi="ar-SA"/>
+          <w:sz w:val="18"/>
+          <w:szCs w:val="18"/>
+          <w:lang w:eastAsia="en-US"/>
         </w:rPr>
         <w:t>self-hosted Mistral-7B</w:t>
       </w:r>
       <w:r>
         <w:rPr>
-          <w:rFonts w:eastAsia="Calibri" w:cs="" w:ascii="Ubuntu" w:hAnsi="Ubuntu" w:cstheme="minorBidi" w:eastAsiaTheme="minorHAnsi"/>
-          <w:color w:val="auto"/>
-          <w:kern w:val="0"/>
-          <w:sz w:val="18"/>
-          <w:szCs w:val="18"/>
-          <w:lang w:val="en-US" w:eastAsia="en-US" w:bidi="ar-SA"/>
+          <w:rFonts w:ascii="Ubuntu" w:eastAsiaTheme="minorHAnsi" w:hAnsi="Ubuntu" w:cstheme="minorBidi"/>
+          <w:sz w:val="18"/>
+          <w:szCs w:val="18"/>
+          <w:lang w:eastAsia="en-US"/>
         </w:rPr>
         <w:t xml:space="preserve"> and </w:t>
       </w:r>
       <w:r>
         <w:rPr>
-          <w:rFonts w:eastAsia="Calibri" w:cs="" w:ascii="Ubuntu" w:hAnsi="Ubuntu" w:cstheme="minorBidi" w:eastAsiaTheme="minorHAnsi"/>
+          <w:rFonts w:ascii="Ubuntu" w:eastAsiaTheme="minorHAnsi" w:hAnsi="Ubuntu" w:cstheme="minorBidi"/>
           <w:b/>
           <w:bCs/>
-          <w:color w:val="auto"/>
-          <w:kern w:val="0"/>
-          <w:sz w:val="18"/>
-          <w:szCs w:val="18"/>
-          <w:lang w:val="en-US" w:eastAsia="en-US" w:bidi="ar-SA"/>
+          <w:sz w:val="18"/>
+          <w:szCs w:val="18"/>
+          <w:lang w:eastAsia="en-US"/>
         </w:rPr>
         <w:t xml:space="preserve">FAISS </w:t>
       </w:r>
       <w:r>
         <w:rPr>
-          <w:rFonts w:eastAsia="Calibri" w:cs="" w:ascii="Ubuntu" w:hAnsi="Ubuntu" w:cstheme="minorBidi" w:eastAsiaTheme="minorHAnsi"/>
-          <w:b w:val="false"/>
-          <w:bCs w:val="false"/>
-          <w:color w:val="auto"/>
-          <w:kern w:val="0"/>
-          <w:sz w:val="18"/>
-          <w:szCs w:val="18"/>
-          <w:lang w:val="en-US" w:eastAsia="en-US" w:bidi="ar-SA"/>
+          <w:rFonts w:ascii="Ubuntu" w:eastAsiaTheme="minorHAnsi" w:hAnsi="Ubuntu" w:cstheme="minorBidi"/>
+          <w:sz w:val="18"/>
+          <w:szCs w:val="18"/>
+          <w:lang w:eastAsia="en-US"/>
         </w:rPr>
         <w:t>for</w:t>
       </w:r>
       <w:r>
         <w:rPr>
-          <w:rFonts w:eastAsia="Calibri" w:cs="" w:ascii="Ubuntu" w:hAnsi="Ubuntu" w:cstheme="minorBidi" w:eastAsiaTheme="minorHAnsi"/>
+          <w:rFonts w:ascii="Ubuntu" w:eastAsiaTheme="minorHAnsi" w:hAnsi="Ubuntu" w:cstheme="minorBidi"/>
           <w:b/>
           <w:bCs/>
-          <w:color w:val="auto"/>
-          <w:kern w:val="0"/>
-          <w:sz w:val="18"/>
-          <w:szCs w:val="18"/>
-          <w:lang w:val="en-US" w:eastAsia="en-US" w:bidi="ar-SA"/>
+          <w:sz w:val="18"/>
+          <w:szCs w:val="18"/>
+          <w:lang w:eastAsia="en-US"/>
         </w:rPr>
         <w:t xml:space="preserve"> </w:t>
       </w:r>
       <w:r>
         <w:rPr>
-          <w:rFonts w:eastAsia="Calibri" w:cs="" w:ascii="Ubuntu" w:hAnsi="Ubuntu" w:cstheme="minorBidi" w:eastAsiaTheme="minorHAnsi"/>
-          <w:b w:val="false"/>
-          <w:bCs w:val="false"/>
-          <w:color w:val="auto"/>
-          <w:kern w:val="0"/>
-          <w:sz w:val="18"/>
-          <w:szCs w:val="18"/>
-          <w:lang w:val="en-US" w:eastAsia="en-US" w:bidi="ar-SA"/>
-        </w:rPr>
-        <w:t>vector search</w:t>
-      </w:r>
-      <w:r>
-        <w:rPr>
-          <w:rFonts w:eastAsia="Calibri" w:cs="" w:ascii="Ubuntu" w:hAnsi="Ubuntu" w:cstheme="minorBidi" w:eastAsiaTheme="minorHAnsi"/>
-          <w:color w:val="auto"/>
-          <w:kern w:val="0"/>
-          <w:sz w:val="18"/>
-          <w:szCs w:val="18"/>
-          <w:lang w:val="en-US" w:eastAsia="en-US" w:bidi="ar-SA"/>
-        </w:rPr>
-        <w:t xml:space="preserve">, enabling </w:t>
-      </w:r>
-      <w:r>
-        <w:rPr>
-          <w:rFonts w:eastAsia="Calibri" w:cs="" w:ascii="Ubuntu" w:hAnsi="Ubuntu" w:cstheme="minorBidi" w:eastAsiaTheme="minorHAnsi"/>
+          <w:rFonts w:ascii="Ubuntu" w:eastAsiaTheme="minorHAnsi" w:hAnsi="Ubuntu" w:cstheme="minorBidi"/>
+          <w:sz w:val="18"/>
+          <w:szCs w:val="18"/>
+          <w:lang w:eastAsia="en-US"/>
+        </w:rPr>
+        <w:t xml:space="preserve">vector search, enabling </w:t>
+      </w:r>
+      <w:r>
+        <w:rPr>
+          <w:rFonts w:ascii="Ubuntu" w:eastAsiaTheme="minorHAnsi" w:hAnsi="Ubuntu" w:cstheme="minorBidi"/>
           <w:b/>
           <w:bCs/>
-          <w:color w:val="auto"/>
-          <w:kern w:val="0"/>
-          <w:sz w:val="18"/>
-          <w:szCs w:val="18"/>
-          <w:lang w:val="en-US" w:eastAsia="en-US" w:bidi="ar-SA"/>
+          <w:sz w:val="18"/>
+          <w:szCs w:val="18"/>
+          <w:lang w:eastAsia="en-US"/>
         </w:rPr>
         <w:t>privacy-first</w:t>
       </w:r>
       <w:r>
         <w:rPr>
-          <w:rFonts w:eastAsia="Calibri" w:cs="" w:ascii="Ubuntu" w:hAnsi="Ubuntu" w:cstheme="minorBidi" w:eastAsiaTheme="minorHAnsi"/>
-          <w:b w:val="false"/>
-          <w:bCs w:val="false"/>
-          <w:color w:val="auto"/>
-          <w:kern w:val="0"/>
-          <w:sz w:val="18"/>
-          <w:szCs w:val="18"/>
-          <w:lang w:val="en-US" w:eastAsia="en-US" w:bidi="ar-SA"/>
+          <w:rFonts w:ascii="Ubuntu" w:eastAsiaTheme="minorHAnsi" w:hAnsi="Ubuntu" w:cstheme="minorBidi"/>
+          <w:sz w:val="18"/>
+          <w:szCs w:val="18"/>
+          <w:lang w:eastAsia="en-US"/>
         </w:rPr>
         <w:t xml:space="preserve">, </w:t>
       </w:r>
       <w:r>
         <w:rPr>
-          <w:rFonts w:eastAsia="Calibri" w:cs="" w:ascii="Ubuntu" w:hAnsi="Ubuntu" w:cstheme="minorBidi" w:eastAsiaTheme="minorHAnsi"/>
+          <w:rFonts w:ascii="Ubuntu" w:eastAsiaTheme="minorHAnsi" w:hAnsi="Ubuntu" w:cstheme="minorBidi"/>
           <w:b/>
           <w:bCs/>
-          <w:color w:val="auto"/>
-          <w:kern w:val="0"/>
-          <w:sz w:val="18"/>
-          <w:szCs w:val="18"/>
-          <w:lang w:val="en-US" w:eastAsia="en-US" w:bidi="ar-SA"/>
+          <w:sz w:val="18"/>
+          <w:szCs w:val="18"/>
+          <w:lang w:eastAsia="en-US"/>
         </w:rPr>
         <w:t>context-aware chatbots</w:t>
       </w:r>
       <w:r>
         <w:rPr>
-          <w:rFonts w:eastAsia="Calibri" w:cs="" w:ascii="Ubuntu" w:hAnsi="Ubuntu" w:cstheme="minorBidi" w:eastAsiaTheme="minorHAnsi"/>
-          <w:b w:val="false"/>
-          <w:bCs w:val="false"/>
-          <w:color w:val="auto"/>
-          <w:kern w:val="0"/>
-          <w:sz w:val="18"/>
-          <w:szCs w:val="18"/>
-          <w:lang w:val="en-US" w:eastAsia="en-US" w:bidi="ar-SA"/>
+          <w:rFonts w:ascii="Ubuntu" w:eastAsiaTheme="minorHAnsi" w:hAnsi="Ubuntu" w:cstheme="minorBidi"/>
+          <w:sz w:val="18"/>
+          <w:szCs w:val="18"/>
+          <w:lang w:eastAsia="en-US"/>
         </w:rPr>
         <w:t>.</w:t>
       </w:r>
@@ -2980,85 +2775,62 @@
           <w:ilvl w:val="0"/>
           <w:numId w:val="1"/>
         </w:numPr>
-        <w:spacing w:before="0" w:after="63"/>
-        <w:rPr>
-          <w:sz w:val="18"/>
-          <w:szCs w:val="18"/>
-        </w:rPr>
-      </w:pPr>
-      <w:r>
-        <w:rPr>
-          <w:rFonts w:eastAsia="Calibri" w:cs="" w:ascii="Ubuntu" w:hAnsi="Ubuntu" w:cstheme="minorBidi" w:eastAsiaTheme="minorHAnsi"/>
-          <w:color w:val="auto"/>
-          <w:kern w:val="0"/>
-          <w:sz w:val="18"/>
-          <w:szCs w:val="18"/>
-          <w:lang w:val="en-US" w:eastAsia="en-US" w:bidi="ar-SA"/>
+        <w:spacing w:after="63"/>
+        <w:rPr>
+          <w:sz w:val="18"/>
+          <w:szCs w:val="18"/>
+        </w:rPr>
+      </w:pPr>
+      <w:r>
+        <w:rPr>
+          <w:rFonts w:ascii="Ubuntu" w:eastAsiaTheme="minorHAnsi" w:hAnsi="Ubuntu" w:cstheme="minorBidi"/>
+          <w:sz w:val="18"/>
+          <w:szCs w:val="18"/>
+          <w:lang w:eastAsia="en-US"/>
         </w:rPr>
         <w:t xml:space="preserve">Created an </w:t>
       </w:r>
       <w:r>
         <w:rPr>
-          <w:rFonts w:eastAsia="Calibri" w:cs="" w:ascii="Ubuntu" w:hAnsi="Ubuntu" w:cstheme="minorBidi" w:eastAsiaTheme="minorHAnsi"/>
+          <w:rFonts w:ascii="Ubuntu" w:eastAsiaTheme="minorHAnsi" w:hAnsi="Ubuntu" w:cstheme="minorBidi"/>
           <w:b/>
           <w:bCs/>
-          <w:color w:val="auto"/>
-          <w:kern w:val="0"/>
-          <w:sz w:val="18"/>
-          <w:szCs w:val="18"/>
-          <w:lang w:val="en-US" w:eastAsia="en-US" w:bidi="ar-SA"/>
+          <w:sz w:val="18"/>
+          <w:szCs w:val="18"/>
+          <w:lang w:eastAsia="en-US"/>
         </w:rPr>
         <w:t xml:space="preserve">OpenAI-compatible API </w:t>
       </w:r>
       <w:r>
         <w:rPr>
-          <w:rFonts w:eastAsia="Calibri" w:cs="" w:ascii="Ubuntu" w:hAnsi="Ubuntu" w:cstheme="minorBidi" w:eastAsiaTheme="minorHAnsi"/>
-          <w:b w:val="false"/>
-          <w:bCs w:val="false"/>
-          <w:color w:val="auto"/>
-          <w:kern w:val="0"/>
-          <w:sz w:val="18"/>
-          <w:szCs w:val="18"/>
-          <w:lang w:val="en-US" w:eastAsia="en-US" w:bidi="ar-SA"/>
+          <w:rFonts w:ascii="Ubuntu" w:eastAsiaTheme="minorHAnsi" w:hAnsi="Ubuntu" w:cstheme="minorBidi"/>
+          <w:sz w:val="18"/>
+          <w:szCs w:val="18"/>
+          <w:lang w:eastAsia="en-US"/>
         </w:rPr>
         <w:t xml:space="preserve">using </w:t>
       </w:r>
-      <w:r>
-        <w:rPr>
-          <w:rFonts w:eastAsia="Calibri" w:cs="" w:ascii="Ubuntu" w:hAnsi="Ubuntu" w:cstheme="minorBidi" w:eastAsiaTheme="minorHAnsi"/>
+      <w:proofErr w:type="spellStart"/>
+      <w:r>
+        <w:rPr>
+          <w:rFonts w:ascii="Ubuntu" w:eastAsiaTheme="minorHAnsi" w:hAnsi="Ubuntu" w:cstheme="minorBidi"/>
           <w:b/>
           <w:bCs/>
-          <w:color w:val="auto"/>
-          <w:kern w:val="0"/>
-          <w:sz w:val="18"/>
-          <w:szCs w:val="18"/>
-          <w:lang w:val="en-US" w:eastAsia="en-US" w:bidi="ar-SA"/>
+          <w:sz w:val="18"/>
+          <w:szCs w:val="18"/>
+          <w:lang w:eastAsia="en-US"/>
         </w:rPr>
         <w:t>vLLM</w:t>
       </w:r>
-      <w:r>
-        <w:rPr>
-          <w:rFonts w:eastAsia="Calibri" w:cs="" w:ascii="Ubuntu" w:hAnsi="Ubuntu" w:cstheme="minorBidi" w:eastAsiaTheme="minorHAnsi"/>
-          <w:b w:val="false"/>
-          <w:bCs w:val="false"/>
-          <w:color w:val="auto"/>
-          <w:kern w:val="0"/>
-          <w:sz w:val="18"/>
-          <w:szCs w:val="18"/>
-          <w:lang w:val="en-US" w:eastAsia="en-US" w:bidi="ar-SA"/>
-        </w:rPr>
-        <w:t xml:space="preserve"> connected to the </w:t>
-      </w:r>
-      <w:r>
-        <w:rPr>
-          <w:rFonts w:eastAsia="Calibri" w:cs="" w:ascii="Ubuntu" w:hAnsi="Ubuntu" w:cstheme="minorBidi" w:eastAsiaTheme="minorHAnsi"/>
-          <w:color w:val="auto"/>
-          <w:kern w:val="0"/>
-          <w:sz w:val="18"/>
-          <w:szCs w:val="18"/>
-          <w:lang w:val="en-US" w:eastAsia="en-US" w:bidi="ar-SA"/>
-        </w:rPr>
-        <w:t>custom RAG pipeline, allowing seamless integration with additional AI tools and client applications.</w:t>
+      <w:proofErr w:type="spellEnd"/>
+      <w:r>
+        <w:rPr>
+          <w:rFonts w:ascii="Ubuntu" w:eastAsiaTheme="minorHAnsi" w:hAnsi="Ubuntu" w:cstheme="minorBidi"/>
+          <w:sz w:val="18"/>
+          <w:szCs w:val="18"/>
+          <w:lang w:eastAsia="en-US"/>
+        </w:rPr>
+        <w:t xml:space="preserve"> connected to the custom RAG pipeline, allowing seamless integration with additional AI tools and client applications.</w:t>
       </w:r>
     </w:p>
     <w:p>
@@ -3068,68 +2840,58 @@
           <w:ilvl w:val="0"/>
           <w:numId w:val="1"/>
         </w:numPr>
-        <w:spacing w:before="0" w:after="63"/>
-        <w:rPr>
-          <w:sz w:val="18"/>
-          <w:szCs w:val="18"/>
-        </w:rPr>
-      </w:pPr>
-      <w:r>
-        <w:rPr>
-          <w:rFonts w:eastAsia="Calibri" w:cs="" w:ascii="Ubuntu" w:hAnsi="Ubuntu" w:cstheme="minorBidi" w:eastAsiaTheme="minorHAnsi"/>
-          <w:color w:val="auto"/>
-          <w:kern w:val="0"/>
-          <w:sz w:val="18"/>
-          <w:szCs w:val="18"/>
-          <w:lang w:val="en-US" w:eastAsia="en-US" w:bidi="ar-SA"/>
+        <w:spacing w:after="63"/>
+        <w:rPr>
+          <w:sz w:val="18"/>
+          <w:szCs w:val="18"/>
+        </w:rPr>
+      </w:pPr>
+      <w:r>
+        <w:rPr>
+          <w:rFonts w:ascii="Ubuntu" w:eastAsiaTheme="minorHAnsi" w:hAnsi="Ubuntu" w:cstheme="minorBidi"/>
+          <w:sz w:val="18"/>
+          <w:szCs w:val="18"/>
+          <w:lang w:eastAsia="en-US"/>
         </w:rPr>
         <w:t xml:space="preserve">Set up observability with </w:t>
       </w:r>
       <w:r>
         <w:rPr>
-          <w:rFonts w:eastAsia="Calibri" w:cs="" w:ascii="Ubuntu" w:hAnsi="Ubuntu" w:cstheme="minorBidi" w:eastAsiaTheme="minorHAnsi"/>
+          <w:rFonts w:ascii="Ubuntu" w:eastAsiaTheme="minorHAnsi" w:hAnsi="Ubuntu" w:cstheme="minorBidi"/>
           <w:b/>
           <w:bCs/>
-          <w:color w:val="auto"/>
-          <w:kern w:val="0"/>
-          <w:sz w:val="18"/>
-          <w:szCs w:val="18"/>
-          <w:lang w:val="en-US" w:eastAsia="en-US" w:bidi="ar-SA"/>
+          <w:sz w:val="18"/>
+          <w:szCs w:val="18"/>
+          <w:lang w:eastAsia="en-US"/>
         </w:rPr>
         <w:t>Grafana</w:t>
       </w:r>
       <w:r>
         <w:rPr>
-          <w:rFonts w:eastAsia="Calibri" w:cs="" w:ascii="Ubuntu" w:hAnsi="Ubuntu" w:cstheme="minorBidi" w:eastAsiaTheme="minorHAnsi"/>
-          <w:color w:val="auto"/>
-          <w:kern w:val="0"/>
-          <w:sz w:val="18"/>
-          <w:szCs w:val="18"/>
-          <w:lang w:val="en-US" w:eastAsia="en-US" w:bidi="ar-SA"/>
+          <w:rFonts w:ascii="Ubuntu" w:eastAsiaTheme="minorHAnsi" w:hAnsi="Ubuntu" w:cstheme="minorBidi"/>
+          <w:sz w:val="18"/>
+          <w:szCs w:val="18"/>
+          <w:lang w:eastAsia="en-US"/>
         </w:rPr>
         <w:t xml:space="preserve"> and </w:t>
       </w:r>
       <w:r>
         <w:rPr>
-          <w:rFonts w:eastAsia="Calibri" w:cs="" w:ascii="Ubuntu" w:hAnsi="Ubuntu" w:cstheme="minorBidi" w:eastAsiaTheme="minorHAnsi"/>
+          <w:rFonts w:ascii="Ubuntu" w:eastAsiaTheme="minorHAnsi" w:hAnsi="Ubuntu" w:cstheme="minorBidi"/>
           <w:b/>
           <w:bCs/>
-          <w:color w:val="auto"/>
-          <w:kern w:val="0"/>
-          <w:sz w:val="18"/>
-          <w:szCs w:val="18"/>
-          <w:lang w:val="en-US" w:eastAsia="en-US" w:bidi="ar-SA"/>
+          <w:sz w:val="18"/>
+          <w:szCs w:val="18"/>
+          <w:lang w:eastAsia="en-US"/>
         </w:rPr>
         <w:t>Prometheus</w:t>
       </w:r>
       <w:r>
         <w:rPr>
-          <w:rFonts w:eastAsia="Calibri" w:cs="" w:ascii="Ubuntu" w:hAnsi="Ubuntu" w:cstheme="minorBidi" w:eastAsiaTheme="minorHAnsi"/>
-          <w:color w:val="auto"/>
-          <w:kern w:val="0"/>
-          <w:sz w:val="18"/>
-          <w:szCs w:val="18"/>
-          <w:lang w:val="en-US" w:eastAsia="en-US" w:bidi="ar-SA"/>
+          <w:rFonts w:ascii="Ubuntu" w:eastAsiaTheme="minorHAnsi" w:hAnsi="Ubuntu" w:cstheme="minorBidi"/>
+          <w:sz w:val="18"/>
+          <w:szCs w:val="18"/>
+          <w:lang w:eastAsia="en-US"/>
         </w:rPr>
         <w:t xml:space="preserve"> to monitor token throughput, latency, and resource usage across distributed AI services.</w:t>
       </w:r>
@@ -3141,140 +2903,118 @@
           <w:ilvl w:val="0"/>
           <w:numId w:val="1"/>
         </w:numPr>
-        <w:spacing w:before="0" w:after="63"/>
-        <w:rPr>
-          <w:sz w:val="18"/>
-          <w:szCs w:val="18"/>
-        </w:rPr>
-      </w:pPr>
-      <w:r>
-        <w:rPr>
-          <w:rFonts w:eastAsia="Calibri" w:cs="" w:ascii="Ubuntu" w:hAnsi="Ubuntu" w:cstheme="minorBidi" w:eastAsiaTheme="minorHAnsi"/>
-          <w:color w:val="auto"/>
-          <w:kern w:val="0"/>
-          <w:sz w:val="18"/>
-          <w:szCs w:val="18"/>
-          <w:lang w:val="en-US" w:eastAsia="en-US" w:bidi="ar-SA"/>
+        <w:spacing w:after="63"/>
+        <w:rPr>
+          <w:sz w:val="18"/>
+          <w:szCs w:val="18"/>
+        </w:rPr>
+      </w:pPr>
+      <w:r>
+        <w:rPr>
+          <w:rFonts w:ascii="Ubuntu" w:eastAsiaTheme="minorHAnsi" w:hAnsi="Ubuntu" w:cstheme="minorBidi"/>
+          <w:sz w:val="18"/>
+          <w:szCs w:val="18"/>
+          <w:lang w:eastAsia="en-US"/>
         </w:rPr>
         <w:t xml:space="preserve">Designed a containerized </w:t>
       </w:r>
       <w:r>
         <w:rPr>
-          <w:rFonts w:eastAsia="Calibri" w:cs="" w:ascii="Ubuntu" w:hAnsi="Ubuntu" w:cstheme="minorBidi" w:eastAsiaTheme="minorHAnsi"/>
+          <w:rFonts w:ascii="Ubuntu" w:eastAsiaTheme="minorHAnsi" w:hAnsi="Ubuntu" w:cstheme="minorBidi"/>
           <w:b/>
           <w:bCs/>
-          <w:color w:val="auto"/>
-          <w:kern w:val="0"/>
-          <w:sz w:val="18"/>
-          <w:szCs w:val="18"/>
-          <w:lang w:val="en-US" w:eastAsia="en-US" w:bidi="ar-SA"/>
+          <w:sz w:val="18"/>
+          <w:szCs w:val="18"/>
+          <w:lang w:eastAsia="en-US"/>
         </w:rPr>
         <w:t>microservices architecture</w:t>
       </w:r>
       <w:r>
         <w:rPr>
-          <w:rFonts w:eastAsia="Calibri" w:cs="" w:ascii="Ubuntu" w:hAnsi="Ubuntu" w:cstheme="minorBidi" w:eastAsiaTheme="minorHAnsi"/>
-          <w:color w:val="auto"/>
-          <w:kern w:val="0"/>
-          <w:sz w:val="18"/>
-          <w:szCs w:val="18"/>
-          <w:lang w:val="en-US" w:eastAsia="en-US" w:bidi="ar-SA"/>
+          <w:rFonts w:ascii="Ubuntu" w:eastAsiaTheme="minorHAnsi" w:hAnsi="Ubuntu" w:cstheme="minorBidi"/>
+          <w:sz w:val="18"/>
+          <w:szCs w:val="18"/>
+          <w:lang w:eastAsia="en-US"/>
         </w:rPr>
         <w:t xml:space="preserve"> using </w:t>
       </w:r>
       <w:r>
         <w:rPr>
-          <w:rFonts w:eastAsia="Calibri" w:cs="" w:ascii="Ubuntu" w:hAnsi="Ubuntu" w:cstheme="minorBidi" w:eastAsiaTheme="minorHAnsi"/>
+          <w:rFonts w:ascii="Ubuntu" w:eastAsiaTheme="minorHAnsi" w:hAnsi="Ubuntu" w:cstheme="minorBidi"/>
           <w:b/>
           <w:bCs/>
-          <w:color w:val="auto"/>
-          <w:kern w:val="0"/>
-          <w:sz w:val="18"/>
-          <w:szCs w:val="18"/>
-          <w:lang w:val="en-US" w:eastAsia="en-US" w:bidi="ar-SA"/>
+          <w:sz w:val="18"/>
+          <w:szCs w:val="18"/>
+          <w:lang w:eastAsia="en-US"/>
         </w:rPr>
         <w:t>Docker</w:t>
       </w:r>
       <w:r>
         <w:rPr>
-          <w:rFonts w:eastAsia="Calibri" w:cs="" w:ascii="Ubuntu" w:hAnsi="Ubuntu" w:cstheme="minorBidi" w:eastAsiaTheme="minorHAnsi"/>
-          <w:color w:val="auto"/>
-          <w:kern w:val="0"/>
-          <w:sz w:val="18"/>
-          <w:szCs w:val="18"/>
-          <w:lang w:val="en-US" w:eastAsia="en-US" w:bidi="ar-SA"/>
+          <w:rFonts w:ascii="Ubuntu" w:eastAsiaTheme="minorHAnsi" w:hAnsi="Ubuntu" w:cstheme="minorBidi"/>
+          <w:sz w:val="18"/>
+          <w:szCs w:val="18"/>
+          <w:lang w:eastAsia="en-US"/>
         </w:rPr>
         <w:t xml:space="preserve"> and </w:t>
       </w:r>
       <w:r>
         <w:rPr>
-          <w:rFonts w:eastAsia="Calibri" w:cs="" w:ascii="Ubuntu" w:hAnsi="Ubuntu" w:cstheme="minorBidi" w:eastAsiaTheme="minorHAnsi"/>
+          <w:rFonts w:ascii="Ubuntu" w:eastAsiaTheme="minorHAnsi" w:hAnsi="Ubuntu" w:cstheme="minorBidi"/>
           <w:b/>
           <w:bCs/>
-          <w:color w:val="auto"/>
-          <w:kern w:val="0"/>
-          <w:sz w:val="18"/>
-          <w:szCs w:val="18"/>
-          <w:lang w:val="en-US" w:eastAsia="en-US" w:bidi="ar-SA"/>
+          <w:sz w:val="18"/>
+          <w:szCs w:val="18"/>
+          <w:lang w:eastAsia="en-US"/>
         </w:rPr>
         <w:t>CI/CD</w:t>
       </w:r>
       <w:r>
         <w:rPr>
-          <w:rFonts w:eastAsia="Calibri" w:cs="" w:ascii="Ubuntu" w:hAnsi="Ubuntu" w:cstheme="minorBidi" w:eastAsiaTheme="minorHAnsi"/>
-          <w:color w:val="auto"/>
-          <w:kern w:val="0"/>
-          <w:sz w:val="18"/>
-          <w:szCs w:val="18"/>
-          <w:lang w:val="en-US" w:eastAsia="en-US" w:bidi="ar-SA"/>
+          <w:rFonts w:ascii="Ubuntu" w:eastAsiaTheme="minorHAnsi" w:hAnsi="Ubuntu" w:cstheme="minorBidi"/>
+          <w:sz w:val="18"/>
+          <w:szCs w:val="18"/>
+          <w:lang w:eastAsia="en-US"/>
         </w:rPr>
         <w:t xml:space="preserve"> pipelines, deployed across </w:t>
       </w:r>
       <w:r>
         <w:rPr>
-          <w:rFonts w:eastAsia="Calibri" w:cs="" w:ascii="Ubuntu" w:hAnsi="Ubuntu" w:cstheme="minorBidi" w:eastAsiaTheme="minorHAnsi"/>
+          <w:rFonts w:ascii="Ubuntu" w:eastAsiaTheme="minorHAnsi" w:hAnsi="Ubuntu" w:cstheme="minorBidi"/>
           <w:b/>
           <w:bCs/>
-          <w:color w:val="auto"/>
-          <w:kern w:val="0"/>
-          <w:sz w:val="18"/>
-          <w:szCs w:val="18"/>
-          <w:lang w:val="en-US" w:eastAsia="en-US" w:bidi="ar-SA"/>
+          <w:sz w:val="18"/>
+          <w:szCs w:val="18"/>
+          <w:lang w:eastAsia="en-US"/>
         </w:rPr>
         <w:t>Netlify</w:t>
       </w:r>
       <w:r>
         <w:rPr>
-          <w:rFonts w:eastAsia="Calibri" w:cs="" w:ascii="Ubuntu" w:hAnsi="Ubuntu" w:cstheme="minorBidi" w:eastAsiaTheme="minorHAnsi"/>
-          <w:color w:val="auto"/>
-          <w:kern w:val="0"/>
-          <w:sz w:val="18"/>
-          <w:szCs w:val="18"/>
-          <w:lang w:val="en-US" w:eastAsia="en-US" w:bidi="ar-SA"/>
+          <w:rFonts w:ascii="Ubuntu" w:eastAsiaTheme="minorHAnsi" w:hAnsi="Ubuntu" w:cstheme="minorBidi"/>
+          <w:sz w:val="18"/>
+          <w:szCs w:val="18"/>
+          <w:lang w:eastAsia="en-US"/>
         </w:rPr>
         <w:t xml:space="preserve"> and a </w:t>
       </w:r>
       <w:r>
         <w:rPr>
-          <w:rFonts w:eastAsia="Calibri" w:cs="" w:ascii="Ubuntu" w:hAnsi="Ubuntu" w:cstheme="minorBidi" w:eastAsiaTheme="minorHAnsi"/>
+          <w:rFonts w:ascii="Ubuntu" w:eastAsiaTheme="minorHAnsi" w:hAnsi="Ubuntu" w:cstheme="minorBidi"/>
           <w:b/>
           <w:bCs/>
-          <w:color w:val="auto"/>
-          <w:kern w:val="0"/>
-          <w:sz w:val="18"/>
-          <w:szCs w:val="18"/>
-          <w:lang w:val="en-US" w:eastAsia="en-US" w:bidi="ar-SA"/>
+          <w:sz w:val="18"/>
+          <w:szCs w:val="18"/>
+          <w:lang w:eastAsia="en-US"/>
         </w:rPr>
         <w:t>bare-metal server</w:t>
       </w:r>
       <w:r>
         <w:rPr>
-          <w:rFonts w:eastAsia="Calibri" w:cs="" w:ascii="Ubuntu" w:hAnsi="Ubuntu" w:cstheme="minorBidi" w:eastAsiaTheme="minorHAnsi"/>
-          <w:color w:val="auto"/>
-          <w:kern w:val="0"/>
-          <w:sz w:val="18"/>
-          <w:szCs w:val="18"/>
-          <w:lang w:val="en-US" w:eastAsia="en-US" w:bidi="ar-SA"/>
+          <w:rFonts w:ascii="Ubuntu" w:eastAsiaTheme="minorHAnsi" w:hAnsi="Ubuntu" w:cstheme="minorBidi"/>
+          <w:sz w:val="18"/>
+          <w:szCs w:val="18"/>
+          <w:lang w:eastAsia="en-US"/>
         </w:rPr>
         <w:t xml:space="preserve"> for scalable, modular infrastructure.</w:t>
       </w:r>
@@ -3286,116 +3026,100 @@
           <w:ilvl w:val="0"/>
           <w:numId w:val="1"/>
         </w:numPr>
-        <w:spacing w:before="0" w:after="63"/>
-        <w:rPr>
-          <w:sz w:val="18"/>
-          <w:szCs w:val="18"/>
-        </w:rPr>
-      </w:pPr>
-      <w:r>
-        <w:rPr>
-          <w:rFonts w:eastAsia="Calibri" w:cs="" w:ascii="Ubuntu" w:hAnsi="Ubuntu" w:cstheme="minorBidi" w:eastAsiaTheme="minorHAnsi"/>
-          <w:color w:val="auto"/>
-          <w:kern w:val="0"/>
-          <w:sz w:val="18"/>
-          <w:szCs w:val="18"/>
-          <w:lang w:val="en-US" w:eastAsia="en-US" w:bidi="ar-SA"/>
+        <w:spacing w:after="63"/>
+        <w:rPr>
+          <w:sz w:val="18"/>
+          <w:szCs w:val="18"/>
+        </w:rPr>
+      </w:pPr>
+      <w:r>
+        <w:rPr>
+          <w:rFonts w:ascii="Ubuntu" w:eastAsiaTheme="minorHAnsi" w:hAnsi="Ubuntu" w:cstheme="minorBidi"/>
+          <w:sz w:val="18"/>
+          <w:szCs w:val="18"/>
+          <w:lang w:eastAsia="en-US"/>
         </w:rPr>
         <w:t xml:space="preserve">Implemented </w:t>
       </w:r>
       <w:r>
         <w:rPr>
-          <w:rFonts w:eastAsia="Calibri" w:cs="" w:ascii="Ubuntu" w:hAnsi="Ubuntu" w:cstheme="minorBidi" w:eastAsiaTheme="minorHAnsi"/>
+          <w:rFonts w:ascii="Ubuntu" w:eastAsiaTheme="minorHAnsi" w:hAnsi="Ubuntu" w:cstheme="minorBidi"/>
           <w:b/>
           <w:bCs/>
-          <w:color w:val="auto"/>
-          <w:kern w:val="0"/>
-          <w:sz w:val="18"/>
-          <w:szCs w:val="18"/>
-          <w:lang w:val="en-US" w:eastAsia="en-US" w:bidi="ar-SA"/>
+          <w:sz w:val="18"/>
+          <w:szCs w:val="18"/>
+          <w:lang w:eastAsia="en-US"/>
         </w:rPr>
         <w:t>real-time chat</w:t>
       </w:r>
       <w:r>
         <w:rPr>
-          <w:rFonts w:eastAsia="Calibri" w:cs="" w:ascii="Ubuntu" w:hAnsi="Ubuntu" w:cstheme="minorBidi" w:eastAsiaTheme="minorHAnsi"/>
-          <w:color w:val="auto"/>
-          <w:kern w:val="0"/>
-          <w:sz w:val="18"/>
-          <w:szCs w:val="18"/>
-          <w:lang w:val="en-US" w:eastAsia="en-US" w:bidi="ar-SA"/>
+          <w:rFonts w:ascii="Ubuntu" w:eastAsiaTheme="minorHAnsi" w:hAnsi="Ubuntu" w:cstheme="minorBidi"/>
+          <w:sz w:val="18"/>
+          <w:szCs w:val="18"/>
+          <w:lang w:eastAsia="en-US"/>
         </w:rPr>
         <w:t xml:space="preserve"> via </w:t>
       </w:r>
-      <w:r>
-        <w:rPr>
-          <w:rFonts w:eastAsia="Calibri" w:cs="" w:ascii="Ubuntu" w:hAnsi="Ubuntu" w:cstheme="minorBidi" w:eastAsiaTheme="minorHAnsi"/>
+      <w:proofErr w:type="spellStart"/>
+      <w:r>
+        <w:rPr>
+          <w:rFonts w:ascii="Ubuntu" w:eastAsiaTheme="minorHAnsi" w:hAnsi="Ubuntu" w:cstheme="minorBidi"/>
           <w:b/>
           <w:bCs/>
-          <w:color w:val="auto"/>
-          <w:kern w:val="0"/>
-          <w:sz w:val="18"/>
-          <w:szCs w:val="18"/>
-          <w:lang w:val="en-US" w:eastAsia="en-US" w:bidi="ar-SA"/>
+          <w:sz w:val="18"/>
+          <w:szCs w:val="18"/>
+          <w:lang w:eastAsia="en-US"/>
         </w:rPr>
         <w:t>OpenWebUI</w:t>
       </w:r>
-      <w:r>
-        <w:rPr>
-          <w:rFonts w:eastAsia="Calibri" w:cs="" w:ascii="Ubuntu" w:hAnsi="Ubuntu" w:cstheme="minorBidi" w:eastAsiaTheme="minorHAnsi"/>
-          <w:color w:val="auto"/>
-          <w:kern w:val="0"/>
-          <w:sz w:val="18"/>
-          <w:szCs w:val="18"/>
-          <w:lang w:val="en-US" w:eastAsia="en-US" w:bidi="ar-SA"/>
+      <w:proofErr w:type="spellEnd"/>
+      <w:r>
+        <w:rPr>
+          <w:rFonts w:ascii="Ubuntu" w:eastAsiaTheme="minorHAnsi" w:hAnsi="Ubuntu" w:cstheme="minorBidi"/>
+          <w:sz w:val="18"/>
+          <w:szCs w:val="18"/>
+          <w:lang w:eastAsia="en-US"/>
         </w:rPr>
         <w:t xml:space="preserve"> and orchestrated </w:t>
       </w:r>
       <w:r>
         <w:rPr>
-          <w:rFonts w:eastAsia="Calibri" w:cs="" w:ascii="Ubuntu" w:hAnsi="Ubuntu" w:cstheme="minorBidi" w:eastAsiaTheme="minorHAnsi"/>
+          <w:rFonts w:ascii="Ubuntu" w:eastAsiaTheme="minorHAnsi" w:hAnsi="Ubuntu" w:cstheme="minorBidi"/>
           <w:b/>
           <w:bCs/>
-          <w:color w:val="auto"/>
-          <w:kern w:val="0"/>
-          <w:sz w:val="18"/>
-          <w:szCs w:val="18"/>
-          <w:lang w:val="en-US" w:eastAsia="en-US" w:bidi="ar-SA"/>
+          <w:sz w:val="18"/>
+          <w:szCs w:val="18"/>
+          <w:lang w:eastAsia="en-US"/>
         </w:rPr>
         <w:t>backend automation</w:t>
       </w:r>
       <w:r>
         <w:rPr>
-          <w:rFonts w:eastAsia="Calibri" w:cs="" w:ascii="Ubuntu" w:hAnsi="Ubuntu" w:cstheme="minorBidi" w:eastAsiaTheme="minorHAnsi"/>
-          <w:color w:val="auto"/>
-          <w:kern w:val="0"/>
-          <w:sz w:val="18"/>
-          <w:szCs w:val="18"/>
-          <w:lang w:val="en-US" w:eastAsia="en-US" w:bidi="ar-SA"/>
+          <w:rFonts w:ascii="Ubuntu" w:eastAsiaTheme="minorHAnsi" w:hAnsi="Ubuntu" w:cstheme="minorBidi"/>
+          <w:sz w:val="18"/>
+          <w:szCs w:val="18"/>
+          <w:lang w:eastAsia="en-US"/>
         </w:rPr>
         <w:t xml:space="preserve"> using </w:t>
       </w:r>
       <w:r>
         <w:rPr>
-          <w:rFonts w:eastAsia="Calibri" w:cs="" w:ascii="Ubuntu" w:hAnsi="Ubuntu" w:cstheme="minorBidi" w:eastAsiaTheme="minorHAnsi"/>
+          <w:rFonts w:ascii="Ubuntu" w:eastAsiaTheme="minorHAnsi" w:hAnsi="Ubuntu" w:cstheme="minorBidi"/>
           <w:b/>
           <w:bCs/>
-          <w:color w:val="auto"/>
-          <w:kern w:val="0"/>
-          <w:sz w:val="18"/>
-          <w:szCs w:val="18"/>
-          <w:lang w:val="en-US" w:eastAsia="en-US" w:bidi="ar-SA"/>
+          <w:sz w:val="18"/>
+          <w:szCs w:val="18"/>
+          <w:lang w:eastAsia="en-US"/>
         </w:rPr>
         <w:t>n8n</w:t>
       </w:r>
       <w:r>
         <w:rPr>
-          <w:rFonts w:eastAsia="Calibri" w:cs="" w:ascii="Ubuntu" w:hAnsi="Ubuntu" w:cstheme="minorBidi" w:eastAsiaTheme="minorHAnsi"/>
-          <w:color w:val="auto"/>
-          <w:kern w:val="0"/>
-          <w:sz w:val="18"/>
-          <w:szCs w:val="18"/>
-          <w:lang w:val="en-US" w:eastAsia="en-US" w:bidi="ar-SA"/>
+          <w:rFonts w:ascii="Ubuntu" w:eastAsiaTheme="minorHAnsi" w:hAnsi="Ubuntu" w:cstheme="minorBidi"/>
+          <w:sz w:val="18"/>
+          <w:szCs w:val="18"/>
+          <w:lang w:eastAsia="en-US"/>
         </w:rPr>
         <w:t xml:space="preserve"> to support agent workflows and scheduled tasks.</w:t>
       </w:r>
@@ -3403,55 +3127,31 @@
     <w:p>
       <w:pPr>
         <w:pStyle w:val="BodyText"/>
-        <w:numPr>
-          <w:ilvl w:val="0"/>
-          <w:numId w:val="0"/>
-        </w:numPr>
-        <w:spacing w:before="0" w:after="63"/>
-        <w:ind w:hanging="0" w:left="720"/>
-        <w:rPr>
-          <w:rFonts w:ascii="Ubuntu" w:hAnsi="Ubuntu" w:eastAsia="Calibri" w:cs="" w:cstheme="minorBidi" w:eastAsiaTheme="minorHAnsi"/>
-          <w:color w:val="auto"/>
-          <w:kern w:val="0"/>
-          <w:lang w:val="en-US" w:eastAsia="en-US" w:bidi="ar-SA"/>
-        </w:rPr>
-      </w:pPr>
-      <w:r>
-        <w:rPr>
-          <w:sz w:val="12"/>
-          <w:szCs w:val="12"/>
-        </w:rPr>
-      </w:r>
+        <w:spacing w:after="63"/>
+        <w:ind w:left="720"/>
+        <w:rPr>
+          <w:rFonts w:ascii="Ubuntu" w:eastAsiaTheme="minorHAnsi" w:hAnsi="Ubuntu" w:cstheme="minorBidi"/>
+          <w:lang w:eastAsia="en-US"/>
+        </w:rPr>
+      </w:pPr>
     </w:p>
     <w:p>
       <w:pPr>
         <w:pStyle w:val="ListParagraph"/>
-        <w:widowControl/>
-        <w:numPr>
-          <w:ilvl w:val="0"/>
-          <w:numId w:val="0"/>
-        </w:numPr>
-        <w:suppressAutoHyphens w:val="true"/>
-        <w:bidi w:val="0"/>
-        <w:spacing w:lineRule="auto" w:line="240" w:before="114" w:after="114"/>
-        <w:ind w:hanging="0" w:left="360" w:right="0"/>
-        <w:contextualSpacing/>
-        <w:jc w:val="left"/>
-        <w:rPr>
-          <w:sz w:val="18"/>
-          <w:szCs w:val="18"/>
-        </w:rPr>
-      </w:pPr>
-      <w:r>
-        <w:rPr>
-          <w:rFonts w:eastAsia="Calibri" w:cs="" w:ascii="Ubuntu" w:hAnsi="Ubuntu" w:cstheme="minorBidi" w:eastAsiaTheme="minorHAnsi"/>
+        <w:spacing w:before="114" w:after="114" w:line="240" w:lineRule="auto"/>
+        <w:ind w:left="360"/>
+        <w:rPr>
+          <w:sz w:val="18"/>
+          <w:szCs w:val="18"/>
+        </w:rPr>
+      </w:pPr>
+      <w:r>
+        <w:rPr>
+          <w:rFonts w:ascii="Ubuntu" w:eastAsiaTheme="minorHAnsi" w:hAnsi="Ubuntu" w:cstheme="minorBidi"/>
           <w:i/>
           <w:iCs/>
-          <w:color w:val="auto"/>
-          <w:kern w:val="0"/>
-          <w:sz w:val="18"/>
-          <w:szCs w:val="18"/>
-          <w:lang w:val="en-US" w:eastAsia="en-US" w:bidi="ar-SA"/>
+          <w:sz w:val="18"/>
+          <w:szCs w:val="18"/>
         </w:rPr>
         <w:t>Custom Cloud-Based RAG Chatbot (Gemini) - Sales Agency Client</w:t>
       </w:r>
@@ -3463,161 +3163,118 @@
           <w:ilvl w:val="0"/>
           <w:numId w:val="1"/>
         </w:numPr>
-        <w:spacing w:before="0" w:after="63"/>
-        <w:rPr>
-          <w:sz w:val="18"/>
-          <w:szCs w:val="18"/>
-        </w:rPr>
-      </w:pPr>
-      <w:r>
-        <w:rPr>
-          <w:rFonts w:eastAsia="Calibri" w:cs="" w:ascii="Ubuntu" w:hAnsi="Ubuntu" w:cstheme="minorBidi" w:eastAsiaTheme="minorHAnsi"/>
-          <w:color w:val="auto"/>
-          <w:kern w:val="0"/>
-          <w:sz w:val="18"/>
-          <w:szCs w:val="18"/>
-          <w:lang w:val="en-US" w:eastAsia="en-US" w:bidi="ar-SA"/>
+        <w:spacing w:after="63"/>
+        <w:rPr>
+          <w:sz w:val="18"/>
+          <w:szCs w:val="18"/>
+        </w:rPr>
+      </w:pPr>
+      <w:r>
+        <w:rPr>
+          <w:rFonts w:ascii="Ubuntu" w:eastAsiaTheme="minorHAnsi" w:hAnsi="Ubuntu" w:cstheme="minorBidi"/>
+          <w:sz w:val="18"/>
+          <w:szCs w:val="18"/>
+          <w:lang w:eastAsia="en-US"/>
         </w:rPr>
         <w:t xml:space="preserve">Built a separate </w:t>
       </w:r>
       <w:r>
         <w:rPr>
-          <w:rFonts w:eastAsia="Calibri" w:cs="" w:ascii="Ubuntu" w:hAnsi="Ubuntu" w:cstheme="minorBidi" w:eastAsiaTheme="minorHAnsi"/>
+          <w:rFonts w:ascii="Ubuntu" w:eastAsiaTheme="minorHAnsi" w:hAnsi="Ubuntu" w:cstheme="minorBidi"/>
           <w:b/>
           <w:bCs/>
-          <w:color w:val="auto"/>
-          <w:kern w:val="0"/>
-          <w:sz w:val="18"/>
-          <w:szCs w:val="18"/>
-          <w:lang w:val="en-US" w:eastAsia="en-US" w:bidi="ar-SA"/>
+          <w:sz w:val="18"/>
+          <w:szCs w:val="18"/>
+          <w:lang w:eastAsia="en-US"/>
         </w:rPr>
         <w:t>Retrieval-Augmented Generation</w:t>
       </w:r>
       <w:r>
         <w:rPr>
-          <w:rFonts w:eastAsia="Calibri" w:cs="" w:ascii="Ubuntu" w:hAnsi="Ubuntu" w:cstheme="minorBidi" w:eastAsiaTheme="minorHAnsi"/>
-          <w:b w:val="false"/>
-          <w:bCs w:val="false"/>
-          <w:color w:val="auto"/>
-          <w:kern w:val="0"/>
-          <w:sz w:val="18"/>
-          <w:szCs w:val="18"/>
-          <w:lang w:val="en-US" w:eastAsia="en-US" w:bidi="ar-SA"/>
-        </w:rPr>
-        <w:t xml:space="preserve"> (RAG)</w:t>
-      </w:r>
-      <w:r>
-        <w:rPr>
-          <w:rFonts w:eastAsia="Calibri" w:cs="" w:ascii="Ubuntu" w:hAnsi="Ubuntu" w:cstheme="minorBidi" w:eastAsiaTheme="minorHAnsi"/>
-          <w:color w:val="auto"/>
-          <w:kern w:val="0"/>
-          <w:sz w:val="18"/>
-          <w:szCs w:val="18"/>
-          <w:lang w:val="en-US" w:eastAsia="en-US" w:bidi="ar-SA"/>
-        </w:rPr>
-        <w:t xml:space="preserve"> system using a</w:t>
-      </w:r>
-      <w:r>
-        <w:rPr>
-          <w:rFonts w:eastAsia="Calibri" w:cs="" w:ascii="Ubuntu" w:hAnsi="Ubuntu" w:cstheme="minorBidi" w:eastAsiaTheme="minorHAnsi"/>
+          <w:rFonts w:ascii="Ubuntu" w:eastAsiaTheme="minorHAnsi" w:hAnsi="Ubuntu" w:cstheme="minorBidi"/>
+          <w:sz w:val="18"/>
+          <w:szCs w:val="18"/>
+          <w:lang w:eastAsia="en-US"/>
+        </w:rPr>
+        <w:t xml:space="preserve"> (RAG) system using a</w:t>
+      </w:r>
+      <w:r>
+        <w:rPr>
+          <w:rFonts w:ascii="Ubuntu" w:eastAsiaTheme="minorHAnsi" w:hAnsi="Ubuntu" w:cstheme="minorBidi"/>
           <w:b/>
           <w:bCs/>
-          <w:color w:val="auto"/>
-          <w:kern w:val="0"/>
-          <w:sz w:val="18"/>
-          <w:szCs w:val="18"/>
-          <w:lang w:val="en-US" w:eastAsia="en-US" w:bidi="ar-SA"/>
+          <w:sz w:val="18"/>
+          <w:szCs w:val="18"/>
+          <w:lang w:eastAsia="en-US"/>
         </w:rPr>
         <w:t xml:space="preserve"> cloud-hosted GPT</w:t>
       </w:r>
       <w:r>
         <w:rPr>
-          <w:rFonts w:eastAsia="Calibri" w:cs="" w:ascii="Ubuntu" w:hAnsi="Ubuntu" w:cstheme="minorBidi" w:eastAsiaTheme="minorHAnsi"/>
-          <w:b w:val="false"/>
-          <w:bCs w:val="false"/>
-          <w:color w:val="auto"/>
-          <w:kern w:val="0"/>
-          <w:sz w:val="18"/>
-          <w:szCs w:val="18"/>
-          <w:lang w:val="en-US" w:eastAsia="en-US" w:bidi="ar-SA"/>
+          <w:rFonts w:ascii="Ubuntu" w:eastAsiaTheme="minorHAnsi" w:hAnsi="Ubuntu" w:cstheme="minorBidi"/>
+          <w:sz w:val="18"/>
+          <w:szCs w:val="18"/>
+          <w:lang w:eastAsia="en-US"/>
         </w:rPr>
         <w:t xml:space="preserve"> and JSON-based </w:t>
       </w:r>
       <w:r>
         <w:rPr>
-          <w:rFonts w:eastAsia="Calibri" w:cs="" w:ascii="Ubuntu" w:hAnsi="Ubuntu" w:cstheme="minorBidi" w:eastAsiaTheme="minorHAnsi"/>
+          <w:rFonts w:ascii="Ubuntu" w:eastAsiaTheme="minorHAnsi" w:hAnsi="Ubuntu" w:cstheme="minorBidi"/>
           <w:b/>
           <w:bCs/>
-          <w:color w:val="auto"/>
-          <w:kern w:val="0"/>
-          <w:sz w:val="18"/>
-          <w:szCs w:val="18"/>
-          <w:lang w:val="en-US" w:eastAsia="en-US" w:bidi="ar-SA"/>
+          <w:sz w:val="18"/>
+          <w:szCs w:val="18"/>
+          <w:lang w:eastAsia="en-US"/>
         </w:rPr>
         <w:t>document storage</w:t>
       </w:r>
       <w:r>
         <w:rPr>
-          <w:rFonts w:eastAsia="Calibri" w:cs="" w:ascii="Ubuntu" w:hAnsi="Ubuntu" w:cstheme="minorBidi" w:eastAsiaTheme="minorHAnsi"/>
-          <w:b w:val="false"/>
-          <w:bCs w:val="false"/>
-          <w:color w:val="auto"/>
-          <w:kern w:val="0"/>
-          <w:sz w:val="18"/>
-          <w:szCs w:val="18"/>
-          <w:lang w:val="en-US" w:eastAsia="en-US" w:bidi="ar-SA"/>
+          <w:rFonts w:ascii="Ubuntu" w:eastAsiaTheme="minorHAnsi" w:hAnsi="Ubuntu" w:cstheme="minorBidi"/>
+          <w:sz w:val="18"/>
+          <w:szCs w:val="18"/>
+          <w:lang w:eastAsia="en-US"/>
         </w:rPr>
         <w:t xml:space="preserve">, an </w:t>
       </w:r>
       <w:r>
         <w:rPr>
-          <w:rFonts w:eastAsia="Calibri" w:cs="" w:ascii="Ubuntu" w:hAnsi="Ubuntu" w:cstheme="minorBidi" w:eastAsiaTheme="minorHAnsi"/>
+          <w:rFonts w:ascii="Ubuntu" w:eastAsiaTheme="minorHAnsi" w:hAnsi="Ubuntu" w:cstheme="minorBidi"/>
           <w:b/>
           <w:bCs/>
-          <w:color w:val="auto"/>
-          <w:kern w:val="0"/>
-          <w:sz w:val="18"/>
-          <w:szCs w:val="18"/>
-          <w:lang w:val="en-US" w:eastAsia="en-US" w:bidi="ar-SA"/>
+          <w:sz w:val="18"/>
+          <w:szCs w:val="18"/>
+          <w:lang w:eastAsia="en-US"/>
         </w:rPr>
         <w:t>instruction-alignment</w:t>
       </w:r>
       <w:r>
         <w:rPr>
-          <w:rFonts w:eastAsia="Calibri" w:cs="" w:ascii="Ubuntu" w:hAnsi="Ubuntu" w:cstheme="minorBidi" w:eastAsiaTheme="minorHAnsi"/>
-          <w:b w:val="false"/>
-          <w:bCs w:val="false"/>
-          <w:color w:val="auto"/>
-          <w:kern w:val="0"/>
-          <w:sz w:val="18"/>
-          <w:szCs w:val="18"/>
-          <w:lang w:val="en-US" w:eastAsia="en-US" w:bidi="ar-SA"/>
+          <w:rFonts w:ascii="Ubuntu" w:eastAsiaTheme="minorHAnsi" w:hAnsi="Ubuntu" w:cstheme="minorBidi"/>
+          <w:sz w:val="18"/>
+          <w:szCs w:val="18"/>
+          <w:lang w:eastAsia="en-US"/>
         </w:rPr>
         <w:t xml:space="preserve"> layer, and an integrated API-driven </w:t>
       </w:r>
       <w:r>
         <w:rPr>
-          <w:rFonts w:eastAsia="Calibri" w:cs="" w:ascii="Ubuntu" w:hAnsi="Ubuntu" w:cstheme="minorBidi" w:eastAsiaTheme="minorHAnsi"/>
+          <w:rFonts w:ascii="Ubuntu" w:eastAsiaTheme="minorHAnsi" w:hAnsi="Ubuntu" w:cstheme="minorBidi"/>
           <w:b/>
           <w:bCs/>
-          <w:color w:val="auto"/>
-          <w:kern w:val="0"/>
-          <w:sz w:val="18"/>
-          <w:szCs w:val="18"/>
-          <w:lang w:val="en-US" w:eastAsia="en-US" w:bidi="ar-SA"/>
+          <w:sz w:val="18"/>
+          <w:szCs w:val="18"/>
+          <w:lang w:eastAsia="en-US"/>
         </w:rPr>
         <w:t>web search</w:t>
       </w:r>
       <w:r>
         <w:rPr>
-          <w:rFonts w:eastAsia="Calibri" w:cs="" w:ascii="Ubuntu" w:hAnsi="Ubuntu" w:cstheme="minorBidi" w:eastAsiaTheme="minorHAnsi"/>
-          <w:b w:val="false"/>
-          <w:bCs w:val="false"/>
-          <w:color w:val="auto"/>
-          <w:kern w:val="0"/>
-          <w:sz w:val="18"/>
-          <w:szCs w:val="18"/>
-          <w:lang w:val="en-US" w:eastAsia="en-US" w:bidi="ar-SA"/>
+          <w:rFonts w:ascii="Ubuntu" w:eastAsiaTheme="minorHAnsi" w:hAnsi="Ubuntu" w:cstheme="minorBidi"/>
+          <w:sz w:val="18"/>
+          <w:szCs w:val="18"/>
+          <w:lang w:eastAsia="en-US"/>
         </w:rPr>
         <w:t xml:space="preserve"> module.</w:t>
       </w:r>
@@ -3629,70 +3286,58 @@
           <w:ilvl w:val="0"/>
           <w:numId w:val="1"/>
         </w:numPr>
-        <w:spacing w:before="0" w:after="63"/>
-        <w:rPr>
-          <w:sz w:val="18"/>
-          <w:szCs w:val="18"/>
-        </w:rPr>
-      </w:pPr>
-      <w:r>
-        <w:rPr>
-          <w:rFonts w:eastAsia="Calibri" w:cs="" w:ascii="Ubuntu" w:hAnsi="Ubuntu" w:cstheme="minorBidi" w:eastAsiaTheme="minorHAnsi"/>
-          <w:color w:val="auto"/>
-          <w:kern w:val="0"/>
-          <w:sz w:val="18"/>
-          <w:szCs w:val="18"/>
-          <w:lang w:val="en-US" w:eastAsia="en-US" w:bidi="ar-SA"/>
+        <w:spacing w:after="63"/>
+        <w:rPr>
+          <w:sz w:val="18"/>
+          <w:szCs w:val="18"/>
+        </w:rPr>
+      </w:pPr>
+      <w:r>
+        <w:rPr>
+          <w:rFonts w:ascii="Ubuntu" w:eastAsiaTheme="minorHAnsi" w:hAnsi="Ubuntu" w:cstheme="minorBidi"/>
+          <w:sz w:val="18"/>
+          <w:szCs w:val="18"/>
+          <w:lang w:eastAsia="en-US"/>
         </w:rPr>
         <w:t xml:space="preserve">Developed a </w:t>
       </w:r>
       <w:r>
         <w:rPr>
-          <w:rFonts w:eastAsia="Calibri" w:cs="" w:ascii="Ubuntu" w:hAnsi="Ubuntu" w:cstheme="minorBidi" w:eastAsiaTheme="minorHAnsi"/>
+          <w:rFonts w:ascii="Ubuntu" w:eastAsiaTheme="minorHAnsi" w:hAnsi="Ubuntu" w:cstheme="minorBidi"/>
           <w:b/>
           <w:bCs/>
-          <w:color w:val="auto"/>
-          <w:kern w:val="0"/>
-          <w:sz w:val="18"/>
-          <w:szCs w:val="18"/>
-          <w:lang w:val="en-US" w:eastAsia="en-US" w:bidi="ar-SA"/>
+          <w:sz w:val="18"/>
+          <w:szCs w:val="18"/>
+          <w:lang w:eastAsia="en-US"/>
         </w:rPr>
         <w:t>professional</w:t>
       </w:r>
       <w:r>
         <w:rPr>
-          <w:rFonts w:eastAsia="Calibri" w:cs="" w:ascii="Ubuntu" w:hAnsi="Ubuntu" w:cstheme="minorBidi" w:eastAsiaTheme="minorHAnsi"/>
-          <w:b w:val="false"/>
-          <w:bCs w:val="false"/>
-          <w:color w:val="auto"/>
-          <w:kern w:val="0"/>
-          <w:sz w:val="18"/>
-          <w:szCs w:val="18"/>
-          <w:lang w:val="en-US" w:eastAsia="en-US" w:bidi="ar-SA"/>
+          <w:rFonts w:ascii="Ubuntu" w:eastAsiaTheme="minorHAnsi" w:hAnsi="Ubuntu" w:cstheme="minorBidi"/>
+          <w:sz w:val="18"/>
+          <w:szCs w:val="18"/>
+          <w:lang w:eastAsia="en-US"/>
         </w:rPr>
         <w:t xml:space="preserve">, </w:t>
       </w:r>
       <w:r>
         <w:rPr>
-          <w:rFonts w:eastAsia="Calibri" w:cs="" w:ascii="Ubuntu" w:hAnsi="Ubuntu" w:cstheme="minorBidi" w:eastAsiaTheme="minorHAnsi"/>
+          <w:rFonts w:ascii="Ubuntu" w:eastAsiaTheme="minorHAnsi" w:hAnsi="Ubuntu" w:cstheme="minorBidi"/>
           <w:b/>
           <w:bCs/>
-          <w:color w:val="auto"/>
-          <w:kern w:val="0"/>
-          <w:sz w:val="18"/>
-          <w:szCs w:val="18"/>
-          <w:lang w:val="en-US" w:eastAsia="en-US" w:bidi="ar-SA"/>
+          <w:sz w:val="18"/>
+          <w:szCs w:val="18"/>
+          <w:lang w:eastAsia="en-US"/>
         </w:rPr>
         <w:t>responsive web interface</w:t>
       </w:r>
       <w:r>
         <w:rPr>
-          <w:rFonts w:eastAsia="Calibri" w:cs="" w:ascii="Ubuntu" w:hAnsi="Ubuntu" w:cstheme="minorBidi" w:eastAsiaTheme="minorHAnsi"/>
-          <w:color w:val="auto"/>
-          <w:kern w:val="0"/>
-          <w:sz w:val="18"/>
-          <w:szCs w:val="18"/>
-          <w:lang w:val="en-US" w:eastAsia="en-US" w:bidi="ar-SA"/>
+          <w:rFonts w:ascii="Ubuntu" w:eastAsiaTheme="minorHAnsi" w:hAnsi="Ubuntu" w:cstheme="minorBidi"/>
+          <w:sz w:val="18"/>
+          <w:szCs w:val="18"/>
+          <w:lang w:eastAsia="en-US"/>
         </w:rPr>
         <w:t xml:space="preserve"> with clean UX and modern styling to ensure a visually engaging user experience.</w:t>
       </w:r>
@@ -3704,116 +3349,98 @@
           <w:ilvl w:val="0"/>
           <w:numId w:val="1"/>
         </w:numPr>
-        <w:spacing w:before="0" w:after="63"/>
-        <w:rPr>
-          <w:sz w:val="18"/>
-          <w:szCs w:val="18"/>
-        </w:rPr>
-      </w:pPr>
-      <w:r>
-        <w:rPr>
-          <w:rFonts w:eastAsia="Calibri" w:cs="" w:ascii="Ubuntu" w:hAnsi="Ubuntu" w:cstheme="minorBidi" w:eastAsiaTheme="minorHAnsi"/>
-          <w:color w:val="auto"/>
-          <w:kern w:val="0"/>
-          <w:sz w:val="18"/>
-          <w:szCs w:val="18"/>
-          <w:lang w:val="en-US" w:eastAsia="en-US" w:bidi="ar-SA"/>
+        <w:spacing w:after="63"/>
+        <w:rPr>
+          <w:sz w:val="18"/>
+          <w:szCs w:val="18"/>
+        </w:rPr>
+      </w:pPr>
+      <w:r>
+        <w:rPr>
+          <w:rFonts w:ascii="Ubuntu" w:eastAsiaTheme="minorHAnsi" w:hAnsi="Ubuntu" w:cstheme="minorBidi"/>
+          <w:sz w:val="18"/>
+          <w:szCs w:val="18"/>
+          <w:lang w:eastAsia="en-US"/>
         </w:rPr>
         <w:t xml:space="preserve">Optimized content, metadata, and chatbot behavior specifically for </w:t>
       </w:r>
       <w:r>
         <w:rPr>
-          <w:rFonts w:eastAsia="Calibri" w:cs="" w:ascii="Ubuntu" w:hAnsi="Ubuntu" w:cstheme="minorBidi" w:eastAsiaTheme="minorHAnsi"/>
+          <w:rFonts w:ascii="Ubuntu" w:eastAsiaTheme="minorHAnsi" w:hAnsi="Ubuntu" w:cstheme="minorBidi"/>
           <w:b/>
           <w:bCs/>
-          <w:color w:val="auto"/>
-          <w:kern w:val="0"/>
-          <w:sz w:val="18"/>
-          <w:szCs w:val="18"/>
-          <w:lang w:val="en-US" w:eastAsia="en-US" w:bidi="ar-SA"/>
+          <w:sz w:val="18"/>
+          <w:szCs w:val="18"/>
+          <w:lang w:eastAsia="en-US"/>
         </w:rPr>
         <w:t>sales</w:t>
       </w:r>
       <w:r>
         <w:rPr>
-          <w:rFonts w:eastAsia="Calibri" w:cs="" w:ascii="Ubuntu" w:hAnsi="Ubuntu" w:cstheme="minorBidi" w:eastAsiaTheme="minorHAnsi"/>
-          <w:color w:val="auto"/>
-          <w:kern w:val="0"/>
-          <w:sz w:val="18"/>
-          <w:szCs w:val="18"/>
-          <w:lang w:val="en-US" w:eastAsia="en-US" w:bidi="ar-SA"/>
+          <w:rFonts w:ascii="Ubuntu" w:eastAsiaTheme="minorHAnsi" w:hAnsi="Ubuntu" w:cstheme="minorBidi"/>
+          <w:sz w:val="18"/>
+          <w:szCs w:val="18"/>
+          <w:lang w:eastAsia="en-US"/>
         </w:rPr>
         <w:t xml:space="preserve"> and </w:t>
       </w:r>
       <w:r>
         <w:rPr>
-          <w:rFonts w:eastAsia="Calibri" w:cs="" w:ascii="Ubuntu" w:hAnsi="Ubuntu" w:cstheme="minorBidi" w:eastAsiaTheme="minorHAnsi"/>
+          <w:rFonts w:ascii="Ubuntu" w:eastAsiaTheme="minorHAnsi" w:hAnsi="Ubuntu" w:cstheme="minorBidi"/>
           <w:b/>
           <w:bCs/>
-          <w:color w:val="auto"/>
-          <w:kern w:val="0"/>
-          <w:sz w:val="18"/>
-          <w:szCs w:val="18"/>
-          <w:lang w:val="en-US" w:eastAsia="en-US" w:bidi="ar-SA"/>
+          <w:sz w:val="18"/>
+          <w:szCs w:val="18"/>
+          <w:lang w:eastAsia="en-US"/>
         </w:rPr>
         <w:t>engagement</w:t>
       </w:r>
       <w:r>
         <w:rPr>
-          <w:rFonts w:eastAsia="Calibri" w:cs="" w:ascii="Ubuntu" w:hAnsi="Ubuntu" w:cstheme="minorBidi" w:eastAsiaTheme="minorHAnsi"/>
-          <w:color w:val="auto"/>
-          <w:kern w:val="0"/>
-          <w:sz w:val="18"/>
-          <w:szCs w:val="18"/>
-          <w:lang w:val="en-US" w:eastAsia="en-US" w:bidi="ar-SA"/>
+          <w:rFonts w:ascii="Ubuntu" w:eastAsiaTheme="minorHAnsi" w:hAnsi="Ubuntu" w:cstheme="minorBidi"/>
+          <w:sz w:val="18"/>
+          <w:szCs w:val="18"/>
+          <w:lang w:eastAsia="en-US"/>
         </w:rPr>
         <w:t xml:space="preserve"> use cases, including </w:t>
       </w:r>
       <w:r>
         <w:rPr>
-          <w:rFonts w:eastAsia="Calibri" w:cs="" w:ascii="Ubuntu" w:hAnsi="Ubuntu" w:cstheme="minorBidi" w:eastAsiaTheme="minorHAnsi"/>
+          <w:rFonts w:ascii="Ubuntu" w:eastAsiaTheme="minorHAnsi" w:hAnsi="Ubuntu" w:cstheme="minorBidi"/>
           <w:b/>
           <w:bCs/>
-          <w:color w:val="auto"/>
-          <w:kern w:val="0"/>
-          <w:sz w:val="18"/>
-          <w:szCs w:val="18"/>
-          <w:lang w:val="en-US" w:eastAsia="en-US" w:bidi="ar-SA"/>
+          <w:sz w:val="18"/>
+          <w:szCs w:val="18"/>
+          <w:lang w:eastAsia="en-US"/>
         </w:rPr>
         <w:t>custom instructions</w:t>
       </w:r>
       <w:r>
         <w:rPr>
-          <w:rFonts w:eastAsia="Calibri" w:cs="" w:ascii="Ubuntu" w:hAnsi="Ubuntu" w:cstheme="minorBidi" w:eastAsiaTheme="minorHAnsi"/>
-          <w:color w:val="auto"/>
-          <w:kern w:val="0"/>
-          <w:sz w:val="18"/>
-          <w:szCs w:val="18"/>
-          <w:lang w:val="en-US" w:eastAsia="en-US" w:bidi="ar-SA"/>
+          <w:rFonts w:ascii="Ubuntu" w:eastAsiaTheme="minorHAnsi" w:hAnsi="Ubuntu" w:cstheme="minorBidi"/>
+          <w:sz w:val="18"/>
+          <w:szCs w:val="18"/>
+          <w:lang w:eastAsia="en-US"/>
         </w:rPr>
         <w:t xml:space="preserve"> and </w:t>
       </w:r>
       <w:r>
         <w:rPr>
-          <w:rFonts w:eastAsia="Calibri" w:cs="" w:ascii="Ubuntu" w:hAnsi="Ubuntu" w:cstheme="minorBidi" w:eastAsiaTheme="minorHAnsi"/>
+          <w:rFonts w:ascii="Ubuntu" w:eastAsiaTheme="minorHAnsi" w:hAnsi="Ubuntu" w:cstheme="minorBidi"/>
           <w:b/>
           <w:bCs/>
-          <w:color w:val="auto"/>
-          <w:kern w:val="0"/>
-          <w:sz w:val="18"/>
-          <w:szCs w:val="18"/>
-          <w:lang w:val="en-US" w:eastAsia="en-US" w:bidi="ar-SA"/>
+          <w:sz w:val="18"/>
+          <w:szCs w:val="18"/>
+          <w:lang w:eastAsia="en-US"/>
         </w:rPr>
         <w:t>SEO targeting</w:t>
       </w:r>
       <w:r>
         <w:rPr>
-          <w:rFonts w:eastAsia="Calibri" w:cs="" w:ascii="Ubuntu" w:hAnsi="Ubuntu" w:cstheme="minorBidi" w:eastAsiaTheme="minorHAnsi"/>
-          <w:color w:val="auto"/>
-          <w:kern w:val="0"/>
-          <w:sz w:val="18"/>
-          <w:szCs w:val="18"/>
-          <w:lang w:val="en-US" w:eastAsia="en-US" w:bidi="ar-SA"/>
+          <w:rFonts w:ascii="Ubuntu" w:eastAsiaTheme="minorHAnsi" w:hAnsi="Ubuntu" w:cstheme="minorBidi"/>
+          <w:sz w:val="18"/>
+          <w:szCs w:val="18"/>
+          <w:lang w:eastAsia="en-US"/>
         </w:rPr>
         <w:t xml:space="preserve"> for chatbot services.</w:t>
       </w:r>
@@ -3821,50 +3448,28 @@
     <w:p>
       <w:pPr>
         <w:pStyle w:val="BodyText"/>
-        <w:numPr>
-          <w:ilvl w:val="0"/>
-          <w:numId w:val="0"/>
-        </w:numPr>
-        <w:spacing w:before="0" w:after="63"/>
-        <w:ind w:hanging="0" w:left="720"/>
-        <w:rPr>
-          <w:rFonts w:ascii="Ubuntu" w:hAnsi="Ubuntu" w:eastAsia="Calibri" w:cs="" w:cstheme="minorBidi" w:eastAsiaTheme="minorHAnsi"/>
-          <w:color w:val="auto"/>
-          <w:kern w:val="0"/>
-          <w:lang w:val="en-US" w:eastAsia="en-US" w:bidi="ar-SA"/>
-        </w:rPr>
-      </w:pPr>
-      <w:r>
-        <w:rPr>
-          <w:sz w:val="12"/>
-          <w:szCs w:val="12"/>
-        </w:rPr>
-      </w:r>
+        <w:spacing w:after="63"/>
+        <w:ind w:left="720"/>
+        <w:rPr>
+          <w:rFonts w:ascii="Ubuntu" w:eastAsiaTheme="minorHAnsi" w:hAnsi="Ubuntu" w:cstheme="minorBidi"/>
+          <w:lang w:eastAsia="en-US"/>
+        </w:rPr>
+      </w:pPr>
     </w:p>
     <w:p>
       <w:pPr>
         <w:pStyle w:val="BodyText"/>
-        <w:widowControl/>
-        <w:numPr>
-          <w:ilvl w:val="0"/>
-          <w:numId w:val="0"/>
-        </w:numPr>
-        <w:bidi w:val="0"/>
-        <w:spacing w:lineRule="auto" w:line="360" w:before="171" w:after="171"/>
-        <w:ind w:hanging="0" w:left="360" w:right="0"/>
+        <w:spacing w:before="171" w:after="171" w:line="360" w:lineRule="auto"/>
+        <w:ind w:left="360"/>
         <w:contextualSpacing/>
-        <w:jc w:val="left"/>
-        <w:rPr/>
       </w:pPr>
       <w:r>
         <w:rPr>
           <w:rStyle w:val="Emphasis"/>
-          <w:rFonts w:eastAsia="Calibri" w:cs="" w:ascii="Ubuntu" w:hAnsi="Ubuntu" w:cstheme="minorBidi" w:eastAsiaTheme="minorHAnsi"/>
-          <w:color w:val="auto"/>
-          <w:kern w:val="0"/>
-          <w:sz w:val="18"/>
-          <w:szCs w:val="18"/>
-          <w:lang w:val="en-US" w:eastAsia="en-US" w:bidi="ar-SA"/>
+          <w:rFonts w:ascii="Ubuntu" w:eastAsiaTheme="minorHAnsi" w:hAnsi="Ubuntu" w:cstheme="minorBidi"/>
+          <w:sz w:val="18"/>
+          <w:szCs w:val="18"/>
+          <w:lang w:eastAsia="en-US"/>
         </w:rPr>
         <w:t>Push Notification System (Claude) - Non-Profit Client</w:t>
       </w:r>
@@ -3872,56 +3477,43 @@
     <w:p>
       <w:pPr>
         <w:pStyle w:val="BodyText"/>
-        <w:widowControl/>
         <w:numPr>
           <w:ilvl w:val="0"/>
           <w:numId w:val="2"/>
         </w:numPr>
         <w:tabs>
-          <w:tab w:val="clear" w:pos="720"/>
-          <w:tab w:val="left" w:pos="0" w:leader="none"/>
+          <w:tab w:val="clear" w:pos="709"/>
+          <w:tab w:val="left" w:pos="0"/>
         </w:tabs>
-        <w:bidi w:val="0"/>
-        <w:spacing w:lineRule="auto" w:line="240" w:before="0" w:after="63"/>
-        <w:ind w:hanging="283" w:left="709"/>
-        <w:jc w:val="left"/>
-        <w:rPr>
-          <w:sz w:val="18"/>
-          <w:szCs w:val="18"/>
-        </w:rPr>
-      </w:pPr>
-      <w:r>
-        <w:rPr>
-          <w:rFonts w:eastAsia="Calibri" w:cs="" w:ascii="Calibri" w:hAnsi="Calibri" w:asciiTheme="minorHAnsi" w:cstheme="minorBidi" w:eastAsiaTheme="minorHAnsi" w:hAnsiTheme="minorHAnsi"/>
-          <w:color w:val="auto"/>
-          <w:kern w:val="0"/>
-          <w:sz w:val="18"/>
-          <w:szCs w:val="18"/>
-          <w:lang w:val="en-US" w:bidi="ar-SA"/>
+        <w:spacing w:after="63"/>
+        <w:rPr>
+          <w:sz w:val="18"/>
+          <w:szCs w:val="18"/>
+        </w:rPr>
+      </w:pPr>
+      <w:r>
+        <w:rPr>
+          <w:rFonts w:asciiTheme="minorHAnsi" w:eastAsiaTheme="minorHAnsi" w:hAnsiTheme="minorHAnsi" w:cstheme="minorBidi"/>
+          <w:sz w:val="18"/>
+          <w:szCs w:val="18"/>
         </w:rPr>
         <w:t xml:space="preserve">Delivered </w:t>
       </w:r>
       <w:r>
         <w:rPr>
-          <w:rFonts w:eastAsia="Calibri" w:cs="" w:ascii="Calibri" w:hAnsi="Calibri" w:asciiTheme="minorHAnsi" w:cstheme="minorBidi" w:eastAsiaTheme="minorHAnsi" w:hAnsiTheme="minorHAnsi"/>
+          <w:rFonts w:asciiTheme="minorHAnsi" w:eastAsiaTheme="minorHAnsi" w:hAnsiTheme="minorHAnsi" w:cstheme="minorBidi"/>
           <w:b/>
           <w:bCs/>
-          <w:color w:val="auto"/>
-          <w:kern w:val="0"/>
-          <w:sz w:val="18"/>
-          <w:szCs w:val="18"/>
-          <w:lang w:val="en-US" w:bidi="ar-SA"/>
+          <w:sz w:val="18"/>
+          <w:szCs w:val="18"/>
         </w:rPr>
         <w:t>production-ready Web Push notification system</w:t>
       </w:r>
       <w:r>
         <w:rPr>
-          <w:rFonts w:eastAsia="Calibri" w:cs="" w:ascii="Calibri" w:hAnsi="Calibri" w:asciiTheme="minorHAnsi" w:cstheme="minorBidi" w:eastAsiaTheme="minorHAnsi" w:hAnsiTheme="minorHAnsi"/>
-          <w:color w:val="auto"/>
-          <w:kern w:val="0"/>
-          <w:sz w:val="18"/>
-          <w:szCs w:val="18"/>
-          <w:lang w:val="en-US" w:bidi="ar-SA"/>
+          <w:rFonts w:asciiTheme="minorHAnsi" w:eastAsiaTheme="minorHAnsi" w:hAnsiTheme="minorHAnsi" w:cstheme="minorBidi"/>
+          <w:sz w:val="18"/>
+          <w:szCs w:val="18"/>
         </w:rPr>
         <w:t xml:space="preserve"> with 159/159 passing tests and 85.84% test coverage using AI-assisted TDD methodology.</w:t>
       </w:r>
@@ -3929,139 +3521,145 @@
     <w:p>
       <w:pPr>
         <w:pStyle w:val="BodyText"/>
-        <w:widowControl/>
         <w:numPr>
           <w:ilvl w:val="0"/>
           <w:numId w:val="2"/>
         </w:numPr>
         <w:tabs>
-          <w:tab w:val="clear" w:pos="720"/>
-          <w:tab w:val="left" w:pos="0" w:leader="none"/>
+          <w:tab w:val="clear" w:pos="709"/>
+          <w:tab w:val="left" w:pos="0"/>
         </w:tabs>
-        <w:bidi w:val="0"/>
-        <w:spacing w:lineRule="auto" w:line="240" w:before="0" w:after="63"/>
-        <w:ind w:hanging="283" w:left="709"/>
-        <w:jc w:val="left"/>
-        <w:rPr>
-          <w:sz w:val="18"/>
-          <w:szCs w:val="18"/>
-        </w:rPr>
-      </w:pPr>
-      <w:r>
-        <w:rPr>
-          <w:rFonts w:eastAsia="Calibri" w:cs="" w:ascii="Calibri" w:hAnsi="Calibri" w:asciiTheme="minorHAnsi" w:cstheme="minorBidi" w:eastAsiaTheme="minorHAnsi" w:hAnsiTheme="minorHAnsi"/>
-          <w:color w:val="auto"/>
-          <w:kern w:val="0"/>
-          <w:sz w:val="18"/>
-          <w:szCs w:val="18"/>
-          <w:lang w:val="en-US" w:bidi="ar-SA"/>
+        <w:spacing w:after="63"/>
+        <w:rPr>
+          <w:sz w:val="18"/>
+          <w:szCs w:val="18"/>
+        </w:rPr>
+      </w:pPr>
+      <w:r>
+        <w:rPr>
+          <w:rFonts w:asciiTheme="minorHAnsi" w:eastAsiaTheme="minorHAnsi" w:hAnsiTheme="minorHAnsi" w:cstheme="minorBidi"/>
+          <w:sz w:val="18"/>
+          <w:szCs w:val="18"/>
         </w:rPr>
         <w:t xml:space="preserve">Engineered </w:t>
       </w:r>
       <w:r>
         <w:rPr>
-          <w:rFonts w:eastAsia="Calibri" w:cs="" w:ascii="Calibri" w:hAnsi="Calibri" w:asciiTheme="minorHAnsi" w:cstheme="minorBidi" w:eastAsiaTheme="minorHAnsi" w:hAnsiTheme="minorHAnsi"/>
+          <w:rFonts w:asciiTheme="minorHAnsi" w:eastAsiaTheme="minorHAnsi" w:hAnsiTheme="minorHAnsi" w:cstheme="minorBidi"/>
           <w:b/>
           <w:bCs/>
-          <w:color w:val="auto"/>
-          <w:kern w:val="0"/>
-          <w:sz w:val="18"/>
-          <w:szCs w:val="18"/>
-          <w:lang w:val="en-US" w:bidi="ar-SA"/>
+          <w:sz w:val="18"/>
+          <w:szCs w:val="18"/>
         </w:rPr>
         <w:t>enterprise features</w:t>
       </w:r>
       <w:r>
         <w:rPr>
-          <w:rFonts w:eastAsia="Calibri" w:cs="" w:ascii="Calibri" w:hAnsi="Calibri" w:asciiTheme="minorHAnsi" w:cstheme="minorBidi" w:eastAsiaTheme="minorHAnsi" w:hAnsiTheme="minorHAnsi"/>
-          <w:color w:val="auto"/>
-          <w:kern w:val="0"/>
-          <w:sz w:val="18"/>
-          <w:szCs w:val="18"/>
-          <w:lang w:val="en-US" w:bidi="ar-SA"/>
-        </w:rPr>
-        <w:t xml:space="preserve"> including timezone-aware scheduling (30-min delivery windows), intelligent message personalization based on user activity, and VAPID end-to-end encryption.</w:t>
+          <w:rFonts w:asciiTheme="minorHAnsi" w:eastAsiaTheme="minorHAnsi" w:hAnsiTheme="minorHAnsi" w:cstheme="minorBidi"/>
+          <w:sz w:val="18"/>
+          <w:szCs w:val="18"/>
+        </w:rPr>
+        <w:t xml:space="preserve"> including </w:t>
+      </w:r>
+      <w:proofErr w:type="spellStart"/>
+      <w:r>
+        <w:rPr>
+          <w:rFonts w:asciiTheme="minorHAnsi" w:eastAsiaTheme="minorHAnsi" w:hAnsiTheme="minorHAnsi" w:cstheme="minorBidi"/>
+          <w:sz w:val="18"/>
+          <w:szCs w:val="18"/>
+        </w:rPr>
+        <w:t>timezone</w:t>
+      </w:r>
+      <w:proofErr w:type="spellEnd"/>
+      <w:r>
+        <w:rPr>
+          <w:rFonts w:asciiTheme="minorHAnsi" w:eastAsiaTheme="minorHAnsi" w:hAnsiTheme="minorHAnsi" w:cstheme="minorBidi"/>
+          <w:sz w:val="18"/>
+          <w:szCs w:val="18"/>
+        </w:rPr>
+        <w:t>-aware scheduling (30-min delivery windows), intelligent message personalization based on user activity, and VAPID end-to-end encryption.</w:t>
       </w:r>
     </w:p>
     <w:p>
       <w:pPr>
         <w:pStyle w:val="BodyText"/>
-        <w:widowControl/>
         <w:numPr>
           <w:ilvl w:val="0"/>
           <w:numId w:val="2"/>
         </w:numPr>
         <w:tabs>
-          <w:tab w:val="clear" w:pos="720"/>
-          <w:tab w:val="left" w:pos="0" w:leader="none"/>
+          <w:tab w:val="clear" w:pos="709"/>
+          <w:tab w:val="left" w:pos="0"/>
         </w:tabs>
-        <w:bidi w:val="0"/>
-        <w:spacing w:lineRule="auto" w:line="240" w:before="0" w:after="63"/>
-        <w:ind w:hanging="283" w:left="709"/>
-        <w:jc w:val="left"/>
-        <w:rPr>
-          <w:sz w:val="18"/>
-          <w:szCs w:val="18"/>
-        </w:rPr>
-      </w:pPr>
-      <w:r>
-        <w:rPr>
-          <w:rFonts w:eastAsia="Calibri" w:cs="" w:ascii="Calibri" w:hAnsi="Calibri" w:asciiTheme="minorHAnsi" w:cstheme="minorBidi" w:eastAsiaTheme="minorHAnsi" w:hAnsiTheme="minorHAnsi"/>
-          <w:color w:val="auto"/>
-          <w:kern w:val="0"/>
-          <w:sz w:val="18"/>
-          <w:szCs w:val="18"/>
-          <w:lang w:val="en-US" w:bidi="ar-SA"/>
+        <w:spacing w:after="63"/>
+        <w:rPr>
+          <w:sz w:val="18"/>
+          <w:szCs w:val="18"/>
+        </w:rPr>
+      </w:pPr>
+      <w:r>
+        <w:rPr>
+          <w:rFonts w:asciiTheme="minorHAnsi" w:eastAsiaTheme="minorHAnsi" w:hAnsiTheme="minorHAnsi" w:cstheme="minorBidi"/>
+          <w:sz w:val="18"/>
+          <w:szCs w:val="18"/>
         </w:rPr>
         <w:t xml:space="preserve">Implemented </w:t>
       </w:r>
       <w:r>
         <w:rPr>
-          <w:rFonts w:eastAsia="Calibri" w:cs="" w:ascii="Calibri" w:hAnsi="Calibri" w:asciiTheme="minorHAnsi" w:cstheme="minorBidi" w:eastAsiaTheme="minorHAnsi" w:hAnsiTheme="minorHAnsi"/>
+          <w:rFonts w:asciiTheme="minorHAnsi" w:eastAsiaTheme="minorHAnsi" w:hAnsiTheme="minorHAnsi" w:cstheme="minorBidi"/>
           <w:b/>
           <w:bCs/>
-          <w:color w:val="auto"/>
-          <w:kern w:val="0"/>
-          <w:sz w:val="18"/>
-          <w:szCs w:val="18"/>
-          <w:lang w:val="en-US" w:bidi="ar-SA"/>
+          <w:sz w:val="18"/>
+          <w:szCs w:val="18"/>
         </w:rPr>
         <w:t>automated subscription cleanup</w:t>
       </w:r>
       <w:r>
         <w:rPr>
-          <w:rFonts w:eastAsia="Calibri" w:cs="" w:ascii="Calibri" w:hAnsi="Calibri" w:asciiTheme="minorHAnsi" w:cstheme="minorBidi" w:eastAsiaTheme="minorHAnsi" w:hAnsiTheme="minorHAnsi"/>
-          <w:color w:val="auto"/>
-          <w:kern w:val="0"/>
-          <w:sz w:val="18"/>
-          <w:szCs w:val="18"/>
-          <w:lang w:val="en-US" w:bidi="ar-SA"/>
+          <w:rFonts w:asciiTheme="minorHAnsi" w:eastAsiaTheme="minorHAnsi" w:hAnsiTheme="minorHAnsi" w:cstheme="minorBidi"/>
+          <w:sz w:val="18"/>
+          <w:szCs w:val="18"/>
         </w:rPr>
         <w:t xml:space="preserve">, Row-Level Security policies, and serverless Edge Functions with </w:t>
       </w:r>
       <w:r>
         <w:rPr>
-          <w:rFonts w:eastAsia="Calibri" w:cs="" w:ascii="Calibri" w:hAnsi="Calibri" w:asciiTheme="minorHAnsi" w:cstheme="minorBidi" w:eastAsiaTheme="minorHAnsi" w:hAnsiTheme="minorHAnsi"/>
+          <w:rFonts w:asciiTheme="minorHAnsi" w:eastAsiaTheme="minorHAnsi" w:hAnsiTheme="minorHAnsi" w:cstheme="minorBidi"/>
           <w:b/>
           <w:bCs/>
-          <w:color w:val="auto"/>
-          <w:kern w:val="0"/>
-          <w:sz w:val="18"/>
-          <w:szCs w:val="18"/>
-          <w:lang w:val="en-US" w:bidi="ar-SA"/>
-        </w:rPr>
-        <w:t>hourly cron scheduling</w:t>
-      </w:r>
-      <w:r>
-        <w:rPr>
-          <w:rFonts w:eastAsia="Calibri" w:cs="" w:ascii="Calibri" w:hAnsi="Calibri" w:asciiTheme="minorHAnsi" w:cstheme="minorBidi" w:eastAsiaTheme="minorHAnsi" w:hAnsiTheme="minorHAnsi"/>
-          <w:b w:val="false"/>
-          <w:bCs w:val="false"/>
-          <w:color w:val="auto"/>
-          <w:kern w:val="0"/>
-          <w:sz w:val="18"/>
-          <w:szCs w:val="18"/>
-          <w:lang w:val="en-US" w:bidi="ar-SA"/>
+          <w:sz w:val="18"/>
+          <w:szCs w:val="18"/>
+        </w:rPr>
+        <w:t xml:space="preserve">hourly </w:t>
+      </w:r>
+      <w:proofErr w:type="spellStart"/>
+      <w:r>
+        <w:rPr>
+          <w:rFonts w:asciiTheme="minorHAnsi" w:eastAsiaTheme="minorHAnsi" w:hAnsiTheme="minorHAnsi" w:cstheme="minorBidi"/>
+          <w:b/>
+          <w:bCs/>
+          <w:sz w:val="18"/>
+          <w:szCs w:val="18"/>
+        </w:rPr>
+        <w:t>cron</w:t>
+      </w:r>
+      <w:proofErr w:type="spellEnd"/>
+      <w:r>
+        <w:rPr>
+          <w:rFonts w:asciiTheme="minorHAnsi" w:eastAsiaTheme="minorHAnsi" w:hAnsiTheme="minorHAnsi" w:cstheme="minorBidi"/>
+          <w:b/>
+          <w:bCs/>
+          <w:sz w:val="18"/>
+          <w:szCs w:val="18"/>
+        </w:rPr>
+        <w:t xml:space="preserve"> scheduling</w:t>
+      </w:r>
+      <w:r>
+        <w:rPr>
+          <w:rFonts w:asciiTheme="minorHAnsi" w:eastAsiaTheme="minorHAnsi" w:hAnsiTheme="minorHAnsi" w:cstheme="minorBidi"/>
+          <w:sz w:val="18"/>
+          <w:szCs w:val="18"/>
         </w:rPr>
         <w:t>.</w:t>
       </w:r>
@@ -4069,56 +3667,43 @@
     <w:p>
       <w:pPr>
         <w:pStyle w:val="BodyText"/>
-        <w:widowControl/>
         <w:numPr>
           <w:ilvl w:val="0"/>
           <w:numId w:val="2"/>
         </w:numPr>
         <w:tabs>
-          <w:tab w:val="clear" w:pos="720"/>
-          <w:tab w:val="left" w:pos="0" w:leader="none"/>
+          <w:tab w:val="clear" w:pos="709"/>
+          <w:tab w:val="left" w:pos="0"/>
         </w:tabs>
-        <w:bidi w:val="0"/>
-        <w:spacing w:lineRule="auto" w:line="240" w:before="0" w:after="63"/>
-        <w:ind w:hanging="283" w:left="709"/>
-        <w:jc w:val="left"/>
-        <w:rPr>
-          <w:sz w:val="18"/>
-          <w:szCs w:val="18"/>
-        </w:rPr>
-      </w:pPr>
-      <w:r>
-        <w:rPr>
-          <w:rFonts w:eastAsia="Calibri" w:cs="" w:ascii="Calibri" w:hAnsi="Calibri" w:asciiTheme="minorHAnsi" w:cstheme="minorBidi" w:eastAsiaTheme="minorHAnsi" w:hAnsiTheme="minorHAnsi"/>
-          <w:color w:val="auto"/>
-          <w:kern w:val="0"/>
-          <w:sz w:val="18"/>
-          <w:szCs w:val="18"/>
-          <w:lang w:val="en-US" w:bidi="ar-SA"/>
+        <w:spacing w:after="63"/>
+        <w:rPr>
+          <w:sz w:val="18"/>
+          <w:szCs w:val="18"/>
+        </w:rPr>
+      </w:pPr>
+      <w:r>
+        <w:rPr>
+          <w:rFonts w:asciiTheme="minorHAnsi" w:eastAsiaTheme="minorHAnsi" w:hAnsiTheme="minorHAnsi" w:cstheme="minorBidi"/>
+          <w:sz w:val="18"/>
+          <w:szCs w:val="18"/>
         </w:rPr>
         <w:t xml:space="preserve">Built </w:t>
       </w:r>
       <w:r>
         <w:rPr>
-          <w:rFonts w:eastAsia="Calibri" w:cs="" w:ascii="Calibri" w:hAnsi="Calibri" w:asciiTheme="minorHAnsi" w:cstheme="minorBidi" w:eastAsiaTheme="minorHAnsi" w:hAnsiTheme="minorHAnsi"/>
+          <w:rFonts w:asciiTheme="minorHAnsi" w:eastAsiaTheme="minorHAnsi" w:hAnsiTheme="minorHAnsi" w:cstheme="minorBidi"/>
           <w:b/>
           <w:bCs/>
-          <w:color w:val="auto"/>
-          <w:kern w:val="0"/>
-          <w:sz w:val="18"/>
-          <w:szCs w:val="18"/>
-          <w:lang w:val="en-US" w:bidi="ar-SA"/>
+          <w:sz w:val="18"/>
+          <w:szCs w:val="18"/>
         </w:rPr>
         <w:t>comprehensive service worker</w:t>
       </w:r>
       <w:r>
         <w:rPr>
-          <w:rFonts w:eastAsia="Calibri" w:cs="" w:ascii="Calibri" w:hAnsi="Calibri" w:asciiTheme="minorHAnsi" w:cstheme="minorBidi" w:eastAsiaTheme="minorHAnsi" w:hAnsiTheme="minorHAnsi"/>
-          <w:color w:val="auto"/>
-          <w:kern w:val="0"/>
-          <w:sz w:val="18"/>
-          <w:szCs w:val="18"/>
-          <w:lang w:val="en-US" w:bidi="ar-SA"/>
+          <w:rFonts w:asciiTheme="minorHAnsi" w:eastAsiaTheme="minorHAnsi" w:hAnsiTheme="minorHAnsi" w:cstheme="minorBidi"/>
+          <w:sz w:val="18"/>
+          <w:szCs w:val="18"/>
         </w:rPr>
         <w:t xml:space="preserve"> with mobile-optimized performance (&lt;10s push delivery, &lt;50ms activation) and PWA support.</w:t>
       </w:r>
@@ -4126,56 +3711,43 @@
     <w:p>
       <w:pPr>
         <w:pStyle w:val="BodyText"/>
-        <w:widowControl/>
         <w:numPr>
           <w:ilvl w:val="0"/>
           <w:numId w:val="2"/>
         </w:numPr>
         <w:tabs>
-          <w:tab w:val="clear" w:pos="720"/>
-          <w:tab w:val="left" w:pos="0" w:leader="none"/>
+          <w:tab w:val="clear" w:pos="709"/>
+          <w:tab w:val="left" w:pos="0"/>
         </w:tabs>
-        <w:bidi w:val="0"/>
-        <w:spacing w:lineRule="auto" w:line="240" w:before="0" w:after="63"/>
-        <w:ind w:hanging="283" w:left="709"/>
-        <w:jc w:val="left"/>
-        <w:rPr>
-          <w:sz w:val="18"/>
-          <w:szCs w:val="18"/>
-        </w:rPr>
-      </w:pPr>
-      <w:r>
-        <w:rPr>
-          <w:rFonts w:eastAsia="Calibri" w:cs="" w:ascii="Calibri" w:hAnsi="Calibri" w:asciiTheme="minorHAnsi" w:cstheme="minorBidi" w:eastAsiaTheme="minorHAnsi" w:hAnsiTheme="minorHAnsi"/>
-          <w:color w:val="auto"/>
-          <w:kern w:val="0"/>
-          <w:sz w:val="18"/>
-          <w:szCs w:val="18"/>
-          <w:lang w:val="en-US" w:bidi="ar-SA"/>
+        <w:spacing w:after="63"/>
+        <w:rPr>
+          <w:sz w:val="18"/>
+          <w:szCs w:val="18"/>
+        </w:rPr>
+      </w:pPr>
+      <w:r>
+        <w:rPr>
+          <w:rFonts w:asciiTheme="minorHAnsi" w:eastAsiaTheme="minorHAnsi" w:hAnsiTheme="minorHAnsi" w:cstheme="minorBidi"/>
+          <w:sz w:val="18"/>
+          <w:szCs w:val="18"/>
         </w:rPr>
         <w:t xml:space="preserve">Achieved </w:t>
       </w:r>
       <w:r>
         <w:rPr>
-          <w:rFonts w:eastAsia="Calibri" w:cs="" w:ascii="Calibri" w:hAnsi="Calibri" w:asciiTheme="minorHAnsi" w:cstheme="minorBidi" w:eastAsiaTheme="minorHAnsi" w:hAnsiTheme="minorHAnsi"/>
+          <w:rFonts w:asciiTheme="minorHAnsi" w:eastAsiaTheme="minorHAnsi" w:hAnsiTheme="minorHAnsi" w:cstheme="minorBidi"/>
           <w:b/>
           <w:bCs/>
-          <w:color w:val="auto"/>
-          <w:kern w:val="0"/>
-          <w:sz w:val="18"/>
-          <w:szCs w:val="18"/>
-          <w:lang w:val="en-US" w:bidi="ar-SA"/>
+          <w:sz w:val="18"/>
+          <w:szCs w:val="18"/>
         </w:rPr>
         <w:t>85% cost reduction vs. traditional development</w:t>
       </w:r>
       <w:r>
         <w:rPr>
-          <w:rFonts w:eastAsia="Calibri" w:cs="" w:ascii="Calibri" w:hAnsi="Calibri" w:asciiTheme="minorHAnsi" w:cstheme="minorBidi" w:eastAsiaTheme="minorHAnsi" w:hAnsiTheme="minorHAnsi"/>
-          <w:color w:val="auto"/>
-          <w:kern w:val="0"/>
-          <w:sz w:val="18"/>
-          <w:szCs w:val="18"/>
-          <w:lang w:val="en-US" w:bidi="ar-SA"/>
+          <w:rFonts w:asciiTheme="minorHAnsi" w:eastAsiaTheme="minorHAnsi" w:hAnsiTheme="minorHAnsi" w:cstheme="minorBidi"/>
+          <w:sz w:val="18"/>
+          <w:szCs w:val="18"/>
         </w:rPr>
         <w:t xml:space="preserve"> (5 hours vs. 30+ hours) while maintaining production-grade quality standards.</w:t>
       </w:r>
@@ -4183,56 +3755,46 @@
     <w:p>
       <w:pPr>
         <w:pStyle w:val="BodyText"/>
-        <w:widowControl/>
         <w:numPr>
           <w:ilvl w:val="0"/>
           <w:numId w:val="2"/>
         </w:numPr>
         <w:tabs>
-          <w:tab w:val="clear" w:pos="720"/>
-          <w:tab w:val="left" w:pos="0" w:leader="none"/>
+          <w:tab w:val="clear" w:pos="709"/>
+          <w:tab w:val="left" w:pos="0"/>
         </w:tabs>
-        <w:bidi w:val="0"/>
-        <w:spacing w:lineRule="auto" w:line="240" w:before="0" w:after="63"/>
-        <w:ind w:hanging="283" w:left="709"/>
-        <w:jc w:val="left"/>
-        <w:rPr>
-          <w:sz w:val="18"/>
-          <w:szCs w:val="18"/>
-        </w:rPr>
-      </w:pPr>
-      <w:r>
-        <w:rPr>
-          <w:rFonts w:eastAsia="Calibri" w:cs="" w:ascii="Ubuntu" w:hAnsi="Ubuntu" w:cstheme="minorBidi" w:eastAsiaTheme="minorHAnsi"/>
-          <w:color w:val="auto"/>
-          <w:kern w:val="0"/>
-          <w:sz w:val="18"/>
-          <w:szCs w:val="18"/>
-          <w:lang w:val="en-US" w:eastAsia="en-US" w:bidi="ar-SA"/>
+        <w:spacing w:after="63"/>
+        <w:rPr>
+          <w:sz w:val="18"/>
+          <w:szCs w:val="18"/>
+        </w:rPr>
+      </w:pPr>
+      <w:r>
+        <w:rPr>
+          <w:rFonts w:ascii="Ubuntu" w:eastAsiaTheme="minorHAnsi" w:hAnsi="Ubuntu" w:cstheme="minorBidi"/>
+          <w:sz w:val="18"/>
+          <w:szCs w:val="18"/>
+          <w:lang w:eastAsia="en-US"/>
         </w:rPr>
         <w:t xml:space="preserve">Created </w:t>
       </w:r>
       <w:r>
         <w:rPr>
-          <w:rFonts w:eastAsia="Calibri" w:cs="" w:ascii="Ubuntu" w:hAnsi="Ubuntu" w:cstheme="minorBidi" w:eastAsiaTheme="minorHAnsi"/>
+          <w:rFonts w:ascii="Ubuntu" w:eastAsiaTheme="minorHAnsi" w:hAnsi="Ubuntu" w:cstheme="minorBidi"/>
           <w:b/>
           <w:bCs/>
-          <w:color w:val="auto"/>
-          <w:kern w:val="0"/>
-          <w:sz w:val="18"/>
-          <w:szCs w:val="18"/>
-          <w:lang w:val="en-US" w:eastAsia="en-US" w:bidi="ar-SA"/>
+          <w:sz w:val="18"/>
+          <w:szCs w:val="18"/>
+          <w:lang w:eastAsia="en-US"/>
         </w:rPr>
         <w:t>strategic AI workflow</w:t>
       </w:r>
       <w:r>
         <w:rPr>
-          <w:rFonts w:eastAsia="Calibri" w:cs="" w:ascii="Ubuntu" w:hAnsi="Ubuntu" w:cstheme="minorBidi" w:eastAsiaTheme="minorHAnsi"/>
-          <w:color w:val="auto"/>
-          <w:kern w:val="0"/>
-          <w:sz w:val="18"/>
-          <w:szCs w:val="18"/>
-          <w:lang w:val="en-US" w:eastAsia="en-US" w:bidi="ar-SA"/>
+          <w:rFonts w:ascii="Ubuntu" w:eastAsiaTheme="minorHAnsi" w:hAnsi="Ubuntu" w:cstheme="minorBidi"/>
+          <w:sz w:val="18"/>
+          <w:szCs w:val="18"/>
+          <w:lang w:eastAsia="en-US"/>
         </w:rPr>
         <w:t xml:space="preserve"> combining codebase analysis, prompt engineering, and rigorous human code review for enterprise reliability.</w:t>
       </w:r>
@@ -4240,57 +3802,31 @@
     <w:p>
       <w:pPr>
         <w:pStyle w:val="BodyText"/>
-        <w:widowControl/>
-        <w:numPr>
-          <w:ilvl w:val="0"/>
-          <w:numId w:val="0"/>
-        </w:numPr>
         <w:tabs>
-          <w:tab w:val="clear" w:pos="720"/>
-          <w:tab w:val="left" w:pos="0" w:leader="none"/>
+          <w:tab w:val="left" w:pos="0"/>
         </w:tabs>
-        <w:bidi w:val="0"/>
-        <w:spacing w:lineRule="auto" w:line="240" w:before="0" w:after="63"/>
-        <w:ind w:hanging="0" w:left="709"/>
-        <w:jc w:val="left"/>
-        <w:rPr>
-          <w:rFonts w:ascii="Ubuntu" w:hAnsi="Ubuntu" w:eastAsia="Calibri" w:cs="" w:cstheme="minorBidi" w:eastAsiaTheme="minorHAnsi"/>
-          <w:color w:val="auto"/>
-          <w:kern w:val="0"/>
-          <w:lang w:val="en-US" w:eastAsia="en-US" w:bidi="ar-SA"/>
-        </w:rPr>
-      </w:pPr>
-      <w:r>
-        <w:rPr>
-          <w:sz w:val="12"/>
-          <w:szCs w:val="12"/>
-        </w:rPr>
-      </w:r>
+        <w:spacing w:after="63"/>
+        <w:ind w:left="709"/>
+        <w:rPr>
+          <w:rFonts w:ascii="Ubuntu" w:eastAsiaTheme="minorHAnsi" w:hAnsi="Ubuntu" w:cstheme="minorBidi"/>
+          <w:lang w:eastAsia="en-US"/>
+        </w:rPr>
+      </w:pPr>
     </w:p>
     <w:p>
       <w:pPr>
         <w:pStyle w:val="BodyText"/>
-        <w:widowControl/>
-        <w:numPr>
-          <w:ilvl w:val="0"/>
-          <w:numId w:val="0"/>
-        </w:numPr>
-        <w:bidi w:val="0"/>
-        <w:spacing w:lineRule="auto" w:line="360" w:before="171" w:after="171"/>
-        <w:ind w:hanging="0" w:left="360" w:right="0"/>
+        <w:spacing w:before="171" w:after="171" w:line="360" w:lineRule="auto"/>
+        <w:ind w:left="360"/>
         <w:contextualSpacing/>
-        <w:jc w:val="left"/>
-        <w:rPr/>
       </w:pPr>
       <w:r>
         <w:rPr>
           <w:rStyle w:val="Emphasis"/>
-          <w:rFonts w:eastAsia="Calibri" w:cs="" w:ascii="Ubuntu" w:hAnsi="Ubuntu" w:cstheme="minorBidi" w:eastAsiaTheme="minorHAnsi"/>
-          <w:color w:val="auto"/>
-          <w:kern w:val="0"/>
-          <w:sz w:val="18"/>
-          <w:szCs w:val="18"/>
-          <w:lang w:val="en-US" w:eastAsia="en-US" w:bidi="ar-SA"/>
+          <w:rFonts w:ascii="Ubuntu" w:eastAsiaTheme="minorHAnsi" w:hAnsi="Ubuntu" w:cstheme="minorBidi"/>
+          <w:sz w:val="18"/>
+          <w:szCs w:val="18"/>
+          <w:lang w:eastAsia="en-US"/>
         </w:rPr>
         <w:t>Code Review &amp; Architecture Redesign (Claude) - Non-Profit Client</w:t>
       </w:r>
@@ -4298,56 +3834,43 @@
     <w:p>
       <w:pPr>
         <w:pStyle w:val="BodyText"/>
-        <w:widowControl/>
         <w:numPr>
           <w:ilvl w:val="0"/>
           <w:numId w:val="2"/>
         </w:numPr>
         <w:tabs>
-          <w:tab w:val="clear" w:pos="720"/>
-          <w:tab w:val="left" w:pos="0" w:leader="none"/>
+          <w:tab w:val="clear" w:pos="709"/>
+          <w:tab w:val="left" w:pos="0"/>
         </w:tabs>
-        <w:bidi w:val="0"/>
-        <w:spacing w:before="0" w:after="63"/>
-        <w:ind w:hanging="283" w:left="709"/>
-        <w:jc w:val="left"/>
-        <w:rPr>
-          <w:sz w:val="18"/>
-          <w:szCs w:val="18"/>
-        </w:rPr>
-      </w:pPr>
-      <w:r>
-        <w:rPr>
-          <w:rFonts w:eastAsia="Calibri" w:cs="" w:ascii="Calibri" w:hAnsi="Calibri" w:asciiTheme="minorHAnsi" w:cstheme="minorBidi" w:eastAsiaTheme="minorHAnsi" w:hAnsiTheme="minorHAnsi"/>
-          <w:color w:val="auto"/>
-          <w:kern w:val="0"/>
-          <w:sz w:val="18"/>
-          <w:szCs w:val="18"/>
-          <w:lang w:val="en-US" w:bidi="ar-SA"/>
+        <w:spacing w:after="63"/>
+        <w:rPr>
+          <w:sz w:val="18"/>
+          <w:szCs w:val="18"/>
+        </w:rPr>
+      </w:pPr>
+      <w:r>
+        <w:rPr>
+          <w:rFonts w:asciiTheme="minorHAnsi" w:eastAsiaTheme="minorHAnsi" w:hAnsiTheme="minorHAnsi" w:cstheme="minorBidi"/>
+          <w:sz w:val="18"/>
+          <w:szCs w:val="18"/>
         </w:rPr>
         <w:t xml:space="preserve">Conducted </w:t>
       </w:r>
       <w:r>
         <w:rPr>
-          <w:rFonts w:eastAsia="Calibri" w:cs="" w:ascii="Calibri" w:hAnsi="Calibri" w:asciiTheme="minorHAnsi" w:cstheme="minorBidi" w:eastAsiaTheme="minorHAnsi" w:hAnsiTheme="minorHAnsi"/>
+          <w:rFonts w:asciiTheme="minorHAnsi" w:eastAsiaTheme="minorHAnsi" w:hAnsiTheme="minorHAnsi" w:cstheme="minorBidi"/>
           <w:b/>
           <w:bCs/>
-          <w:color w:val="auto"/>
-          <w:kern w:val="0"/>
-          <w:sz w:val="18"/>
-          <w:szCs w:val="18"/>
-          <w:lang w:val="en-US" w:bidi="ar-SA"/>
+          <w:sz w:val="18"/>
+          <w:szCs w:val="18"/>
         </w:rPr>
         <w:t>comprehensive codebase analysis</w:t>
       </w:r>
       <w:r>
         <w:rPr>
-          <w:rFonts w:eastAsia="Calibri" w:cs="" w:ascii="Calibri" w:hAnsi="Calibri" w:asciiTheme="minorHAnsi" w:cstheme="minorBidi" w:eastAsiaTheme="minorHAnsi" w:hAnsiTheme="minorHAnsi"/>
-          <w:color w:val="auto"/>
-          <w:kern w:val="0"/>
-          <w:sz w:val="18"/>
-          <w:szCs w:val="18"/>
-          <w:lang w:val="en-US" w:bidi="ar-SA"/>
+          <w:rFonts w:asciiTheme="minorHAnsi" w:eastAsiaTheme="minorHAnsi" w:hAnsiTheme="minorHAnsi" w:cstheme="minorBidi"/>
+          <w:sz w:val="18"/>
+          <w:szCs w:val="18"/>
         </w:rPr>
         <w:t xml:space="preserve"> using Claude Code full-scan followed by expert human review, assessing 190+ documentation files, 35 React pages, and 59K-line monolithic backend files.</w:t>
       </w:r>
@@ -4355,56 +3878,43 @@
     <w:p>
       <w:pPr>
         <w:pStyle w:val="BodyText"/>
-        <w:widowControl/>
         <w:numPr>
           <w:ilvl w:val="0"/>
           <w:numId w:val="2"/>
         </w:numPr>
         <w:tabs>
-          <w:tab w:val="clear" w:pos="720"/>
-          <w:tab w:val="left" w:pos="0" w:leader="none"/>
+          <w:tab w:val="clear" w:pos="709"/>
+          <w:tab w:val="left" w:pos="0"/>
         </w:tabs>
-        <w:bidi w:val="0"/>
-        <w:spacing w:before="0" w:after="63"/>
-        <w:ind w:hanging="283" w:left="709"/>
-        <w:jc w:val="left"/>
-        <w:rPr>
-          <w:sz w:val="18"/>
-          <w:szCs w:val="18"/>
-        </w:rPr>
-      </w:pPr>
-      <w:r>
-        <w:rPr>
-          <w:rFonts w:eastAsia="Calibri" w:cs="" w:ascii="Calibri" w:hAnsi="Calibri" w:asciiTheme="minorHAnsi" w:cstheme="minorBidi" w:eastAsiaTheme="minorHAnsi" w:hAnsiTheme="minorHAnsi"/>
-          <w:color w:val="auto"/>
-          <w:kern w:val="0"/>
-          <w:sz w:val="18"/>
-          <w:szCs w:val="18"/>
-          <w:lang w:val="en-US" w:bidi="ar-SA"/>
+        <w:spacing w:after="63"/>
+        <w:rPr>
+          <w:sz w:val="18"/>
+          <w:szCs w:val="18"/>
+        </w:rPr>
+      </w:pPr>
+      <w:r>
+        <w:rPr>
+          <w:rFonts w:asciiTheme="minorHAnsi" w:eastAsiaTheme="minorHAnsi" w:hAnsiTheme="minorHAnsi" w:cstheme="minorBidi"/>
+          <w:sz w:val="18"/>
+          <w:szCs w:val="18"/>
         </w:rPr>
         <w:t xml:space="preserve">Delivered </w:t>
       </w:r>
       <w:r>
         <w:rPr>
-          <w:rFonts w:eastAsia="Calibri" w:cs="" w:ascii="Calibri" w:hAnsi="Calibri" w:asciiTheme="minorHAnsi" w:cstheme="minorBidi" w:eastAsiaTheme="minorHAnsi" w:hAnsiTheme="minorHAnsi"/>
+          <w:rFonts w:asciiTheme="minorHAnsi" w:eastAsiaTheme="minorHAnsi" w:hAnsiTheme="minorHAnsi" w:cstheme="minorBidi"/>
           <w:b/>
           <w:bCs/>
-          <w:color w:val="auto"/>
-          <w:kern w:val="0"/>
-          <w:sz w:val="18"/>
-          <w:szCs w:val="18"/>
-          <w:lang w:val="en-US" w:bidi="ar-SA"/>
+          <w:sz w:val="18"/>
+          <w:szCs w:val="18"/>
         </w:rPr>
         <w:t>three strategic reports</w:t>
       </w:r>
       <w:r>
         <w:rPr>
-          <w:rFonts w:eastAsia="Calibri" w:cs="" w:ascii="Calibri" w:hAnsi="Calibri" w:asciiTheme="minorHAnsi" w:cstheme="minorBidi" w:eastAsiaTheme="minorHAnsi" w:hAnsiTheme="minorHAnsi"/>
-          <w:color w:val="auto"/>
-          <w:kern w:val="0"/>
-          <w:sz w:val="18"/>
-          <w:szCs w:val="18"/>
-          <w:lang w:val="en-US" w:bidi="ar-SA"/>
+          <w:rFonts w:asciiTheme="minorHAnsi" w:eastAsiaTheme="minorHAnsi" w:hAnsiTheme="minorHAnsi" w:cstheme="minorBidi"/>
+          <w:sz w:val="18"/>
+          <w:szCs w:val="18"/>
         </w:rPr>
         <w:t>: technical analysis (B- grade, 75/100), executive summary translating technical debt to ministry impact, and detailed Onion Architecture refactor plan with 400+ hour effort estimate.</w:t>
       </w:r>
@@ -4412,45 +3922,35 @@
     <w:p>
       <w:pPr>
         <w:pStyle w:val="BodyText"/>
-        <w:widowControl/>
         <w:numPr>
           <w:ilvl w:val="0"/>
           <w:numId w:val="2"/>
         </w:numPr>
         <w:tabs>
-          <w:tab w:val="clear" w:pos="720"/>
-          <w:tab w:val="left" w:pos="0" w:leader="none"/>
+          <w:tab w:val="clear" w:pos="709"/>
+          <w:tab w:val="left" w:pos="0"/>
         </w:tabs>
-        <w:bidi w:val="0"/>
-        <w:spacing w:before="0" w:after="63"/>
-        <w:ind w:hanging="283" w:left="709"/>
-        <w:jc w:val="left"/>
-        <w:rPr>
-          <w:sz w:val="18"/>
-          <w:szCs w:val="18"/>
-        </w:rPr>
-      </w:pPr>
-      <w:r>
-        <w:rPr>
-          <w:rFonts w:eastAsia="Calibri" w:cs="" w:ascii="Calibri" w:hAnsi="Calibri" w:asciiTheme="minorHAnsi" w:cstheme="minorBidi" w:eastAsiaTheme="minorHAnsi" w:hAnsiTheme="minorHAnsi"/>
+        <w:spacing w:after="63"/>
+        <w:rPr>
+          <w:sz w:val="18"/>
+          <w:szCs w:val="18"/>
+        </w:rPr>
+      </w:pPr>
+      <w:r>
+        <w:rPr>
+          <w:rFonts w:asciiTheme="minorHAnsi" w:eastAsiaTheme="minorHAnsi" w:hAnsiTheme="minorHAnsi" w:cstheme="minorBidi"/>
           <w:b/>
           <w:bCs/>
-          <w:color w:val="auto"/>
-          <w:kern w:val="0"/>
-          <w:sz w:val="18"/>
-          <w:szCs w:val="18"/>
-          <w:lang w:val="en-US" w:bidi="ar-SA"/>
+          <w:sz w:val="18"/>
+          <w:szCs w:val="18"/>
         </w:rPr>
         <w:t>Identified critical issues</w:t>
       </w:r>
       <w:r>
         <w:rPr>
-          <w:rFonts w:eastAsia="Calibri" w:cs="" w:ascii="Calibri" w:hAnsi="Calibri" w:asciiTheme="minorHAnsi" w:cstheme="minorBidi" w:eastAsiaTheme="minorHAnsi" w:hAnsiTheme="minorHAnsi"/>
-          <w:color w:val="auto"/>
-          <w:kern w:val="0"/>
-          <w:sz w:val="18"/>
-          <w:szCs w:val="18"/>
-          <w:lang w:val="en-US" w:bidi="ar-SA"/>
+          <w:rFonts w:asciiTheme="minorHAnsi" w:eastAsiaTheme="minorHAnsi" w:hAnsiTheme="minorHAnsi" w:cstheme="minorBidi"/>
+          <w:sz w:val="18"/>
+          <w:szCs w:val="18"/>
         </w:rPr>
         <w:t xml:space="preserve"> including 5% test coverage (vs. 60-80% industry standard), incomplete TypeScript adoption (40%), missing backend authentication middleware, and 16 manual maintenance scripts.</w:t>
       </w:r>
@@ -4458,45 +3958,35 @@
     <w:p>
       <w:pPr>
         <w:pStyle w:val="BodyText"/>
-        <w:widowControl/>
         <w:numPr>
           <w:ilvl w:val="0"/>
           <w:numId w:val="2"/>
         </w:numPr>
         <w:tabs>
-          <w:tab w:val="clear" w:pos="720"/>
-          <w:tab w:val="left" w:pos="0" w:leader="none"/>
+          <w:tab w:val="clear" w:pos="709"/>
+          <w:tab w:val="left" w:pos="0"/>
         </w:tabs>
-        <w:bidi w:val="0"/>
-        <w:spacing w:before="0" w:after="63"/>
-        <w:ind w:hanging="283" w:left="709"/>
-        <w:jc w:val="left"/>
-        <w:rPr>
-          <w:sz w:val="18"/>
-          <w:szCs w:val="18"/>
-        </w:rPr>
-      </w:pPr>
-      <w:r>
-        <w:rPr>
-          <w:rFonts w:eastAsia="Calibri" w:cs="" w:ascii="Calibri" w:hAnsi="Calibri" w:asciiTheme="minorHAnsi" w:cstheme="minorBidi" w:eastAsiaTheme="minorHAnsi" w:hAnsiTheme="minorHAnsi"/>
+        <w:spacing w:after="63"/>
+        <w:rPr>
+          <w:sz w:val="18"/>
+          <w:szCs w:val="18"/>
+        </w:rPr>
+      </w:pPr>
+      <w:r>
+        <w:rPr>
+          <w:rFonts w:asciiTheme="minorHAnsi" w:eastAsiaTheme="minorHAnsi" w:hAnsiTheme="minorHAnsi" w:cstheme="minorBidi"/>
           <w:b/>
           <w:bCs/>
-          <w:color w:val="auto"/>
-          <w:kern w:val="0"/>
-          <w:sz w:val="18"/>
-          <w:szCs w:val="18"/>
-          <w:lang w:val="en-US" w:bidi="ar-SA"/>
+          <w:sz w:val="18"/>
+          <w:szCs w:val="18"/>
         </w:rPr>
         <w:t>Designed three-layer architecture</w:t>
       </w:r>
       <w:r>
         <w:rPr>
-          <w:rFonts w:eastAsia="Calibri" w:cs="" w:ascii="Calibri" w:hAnsi="Calibri" w:asciiTheme="minorHAnsi" w:cstheme="minorBidi" w:eastAsiaTheme="minorHAnsi" w:hAnsiTheme="minorHAnsi"/>
-          <w:color w:val="auto"/>
-          <w:kern w:val="0"/>
-          <w:sz w:val="18"/>
-          <w:szCs w:val="18"/>
-          <w:lang w:val="en-US" w:bidi="ar-SA"/>
+          <w:rFonts w:asciiTheme="minorHAnsi" w:eastAsiaTheme="minorHAnsi" w:hAnsiTheme="minorHAnsi" w:cstheme="minorBidi"/>
+          <w:sz w:val="18"/>
+          <w:szCs w:val="18"/>
         </w:rPr>
         <w:t xml:space="preserve"> (Controllers/Services/Repositories) with TDD methodology, CI/CD pipeline strategy, and phased implementation roadmap targeting 80%+ test coverage.</w:t>
       </w:r>
@@ -4504,45 +3994,36 @@
     <w:p>
       <w:pPr>
         <w:pStyle w:val="BodyText"/>
-        <w:widowControl/>
         <w:numPr>
           <w:ilvl w:val="0"/>
           <w:numId w:val="2"/>
         </w:numPr>
         <w:tabs>
-          <w:tab w:val="clear" w:pos="720"/>
-          <w:tab w:val="left" w:pos="0" w:leader="none"/>
+          <w:tab w:val="clear" w:pos="709"/>
+          <w:tab w:val="left" w:pos="0"/>
         </w:tabs>
-        <w:bidi w:val="0"/>
-        <w:spacing w:before="0" w:after="63"/>
-        <w:ind w:hanging="283" w:left="709"/>
-        <w:jc w:val="left"/>
-        <w:rPr>
-          <w:sz w:val="18"/>
-          <w:szCs w:val="18"/>
-        </w:rPr>
-      </w:pPr>
-      <w:r>
-        <w:rPr>
-          <w:rFonts w:eastAsia="Calibri" w:cs="" w:ascii="Calibri" w:hAnsi="Calibri" w:asciiTheme="minorHAnsi" w:cstheme="minorBidi" w:eastAsiaTheme="minorHAnsi" w:hAnsiTheme="minorHAnsi"/>
+        <w:spacing w:after="63"/>
+        <w:rPr>
+          <w:sz w:val="18"/>
+          <w:szCs w:val="18"/>
+        </w:rPr>
+      </w:pPr>
+      <w:r>
+        <w:rPr>
+          <w:rFonts w:asciiTheme="minorHAnsi" w:eastAsiaTheme="minorHAnsi" w:hAnsiTheme="minorHAnsi" w:cstheme="minorBidi"/>
           <w:b/>
           <w:bCs/>
-          <w:color w:val="auto"/>
-          <w:kern w:val="0"/>
-          <w:sz w:val="18"/>
-          <w:szCs w:val="18"/>
-          <w:lang w:val="en-US" w:bidi="ar-SA"/>
-        </w:rPr>
+          <w:sz w:val="18"/>
+          <w:szCs w:val="18"/>
+        </w:rPr>
+        <w:lastRenderedPageBreak/>
         <w:t>Created actionable four-phase refactor plan</w:t>
       </w:r>
       <w:r>
         <w:rPr>
-          <w:rFonts w:eastAsia="Calibri" w:cs="" w:ascii="Calibri" w:hAnsi="Calibri" w:asciiTheme="minorHAnsi" w:cstheme="minorBidi" w:eastAsiaTheme="minorHAnsi" w:hAnsiTheme="minorHAnsi"/>
-          <w:color w:val="auto"/>
-          <w:kern w:val="0"/>
-          <w:sz w:val="18"/>
-          <w:szCs w:val="18"/>
-          <w:lang w:val="en-US" w:bidi="ar-SA"/>
+          <w:rFonts w:asciiTheme="minorHAnsi" w:eastAsiaTheme="minorHAnsi" w:hAnsiTheme="minorHAnsi" w:cstheme="minorBidi"/>
+          <w:sz w:val="18"/>
+          <w:szCs w:val="18"/>
         </w:rPr>
         <w:t xml:space="preserve"> prioritizing testing infrastructure, code organization, TypeScript migration, and automation to transform AI-built prototype into enterprise-grade system.</w:t>
       </w:r>
@@ -4550,57 +4031,45 @@
     <w:p>
       <w:pPr>
         <w:pStyle w:val="BodyText"/>
-        <w:widowControl/>
         <w:numPr>
           <w:ilvl w:val="0"/>
           <w:numId w:val="2"/>
         </w:numPr>
         <w:tabs>
-          <w:tab w:val="clear" w:pos="720"/>
-          <w:tab w:val="left" w:pos="0" w:leader="none"/>
+          <w:tab w:val="clear" w:pos="709"/>
+          <w:tab w:val="left" w:pos="0"/>
         </w:tabs>
-        <w:bidi w:val="0"/>
-        <w:spacing w:before="0" w:after="63"/>
-        <w:ind w:hanging="283" w:left="709"/>
-        <w:jc w:val="left"/>
-        <w:rPr>
-          <w:sz w:val="18"/>
-          <w:szCs w:val="18"/>
-        </w:rPr>
-      </w:pPr>
-      <w:r>
-        <w:rPr>
-          <w:rFonts w:eastAsia="Calibri" w:cs="" w:ascii="Calibri" w:hAnsi="Calibri" w:asciiTheme="minorHAnsi" w:cstheme="minorBidi" w:eastAsiaTheme="minorHAnsi" w:hAnsiTheme="minorHAnsi"/>
+        <w:spacing w:after="63"/>
+        <w:rPr>
+          <w:sz w:val="18"/>
+          <w:szCs w:val="18"/>
+        </w:rPr>
+      </w:pPr>
+      <w:r>
+        <w:rPr>
+          <w:rFonts w:asciiTheme="minorHAnsi" w:eastAsiaTheme="minorHAnsi" w:hAnsiTheme="minorHAnsi" w:cstheme="minorBidi"/>
           <w:b/>
           <w:bCs/>
-          <w:color w:val="auto"/>
-          <w:kern w:val="0"/>
-          <w:sz w:val="18"/>
-          <w:szCs w:val="18"/>
-          <w:lang w:val="en-US" w:bidi="ar-SA"/>
+          <w:sz w:val="18"/>
+          <w:szCs w:val="18"/>
         </w:rPr>
         <w:t>Provided clear ROI case for hiring professional developers</w:t>
       </w:r>
       <w:r>
         <w:rPr>
-          <w:rFonts w:eastAsia="Calibri" w:cs="" w:ascii="Calibri" w:hAnsi="Calibri" w:asciiTheme="minorHAnsi" w:cstheme="minorBidi" w:eastAsiaTheme="minorHAnsi" w:hAnsiTheme="minorHAnsi"/>
-          <w:color w:val="auto"/>
-          <w:kern w:val="0"/>
-          <w:sz w:val="18"/>
-          <w:szCs w:val="18"/>
-          <w:lang w:val="en-US" w:bidi="ar-SA"/>
+          <w:rFonts w:asciiTheme="minorHAnsi" w:eastAsiaTheme="minorHAnsi" w:hAnsiTheme="minorHAnsi" w:cstheme="minorBidi"/>
+          <w:sz w:val="18"/>
+          <w:szCs w:val="18"/>
         </w:rPr>
         <w:t>, reframing technical debt as business risk requiring expert intervention to prevent costly complete rebuild.</w:t>
       </w:r>
     </w:p>
     <w:p>
       <w:pPr>
-        <w:pStyle w:val="Normal"/>
         <w:tabs>
-          <w:tab w:val="clear" w:pos="720"/>
-          <w:tab w:val="right" w:pos="10800" w:leader="none"/>
+          <w:tab w:val="right" w:pos="10800"/>
         </w:tabs>
-        <w:spacing w:lineRule="auto" w:line="276" w:before="0" w:after="0"/>
+        <w:spacing w:after="0" w:line="276" w:lineRule="auto"/>
         <w:rPr>
           <w:rFonts w:ascii="Ubuntu" w:hAnsi="Ubuntu"/>
           <w:sz w:val="18"/>
@@ -4637,14 +4106,12 @@
     </w:p>
     <w:p>
       <w:pPr>
-        <w:pStyle w:val="Normal"/>
-        <w:shd w:val="clear" w:color="auto" w:fill="F2F2F2" w:themeFill="background1" w:themeFillShade="f2"/>
+        <w:shd w:val="clear" w:color="auto" w:fill="F2F2F2" w:themeFill="background1" w:themeFillShade="F2"/>
         <w:tabs>
-          <w:tab w:val="clear" w:pos="720"/>
-          <w:tab w:val="right" w:pos="8928" w:leader="none"/>
-          <w:tab w:val="right" w:pos="10800" w:leader="none"/>
+          <w:tab w:val="right" w:pos="8928"/>
+          <w:tab w:val="right" w:pos="10800"/>
         </w:tabs>
-        <w:spacing w:lineRule="auto" w:line="228" w:before="0" w:after="80"/>
+        <w:spacing w:after="80" w:line="228" w:lineRule="auto"/>
         <w:rPr>
           <w:rFonts w:ascii="Ubuntu" w:hAnsi="Ubuntu"/>
           <w:sz w:val="18"/>
@@ -4659,7 +4126,23 @@
           <w:szCs w:val="18"/>
         </w:rPr>
         <w:t xml:space="preserve">Senior Software Engineer </w:t>
+      </w:r>
+      <w:r>
+        <w:rPr>
+          <w:rFonts w:ascii="Ubuntu" w:hAnsi="Ubuntu"/>
+          <w:b/>
+          <w:sz w:val="18"/>
+          <w:szCs w:val="18"/>
+        </w:rPr>
         <w:tab/>
+      </w:r>
+      <w:r>
+        <w:rPr>
+          <w:rFonts w:ascii="Ubuntu" w:hAnsi="Ubuntu"/>
+          <w:b/>
+          <w:sz w:val="18"/>
+          <w:szCs w:val="18"/>
+        </w:rPr>
         <w:tab/>
         <w:t>05/2023-02/2025</w:t>
       </w:r>
@@ -4671,7 +4154,6 @@
           <w:ilvl w:val="0"/>
           <w:numId w:val="1"/>
         </w:numPr>
-        <w:rPr/>
       </w:pPr>
       <w:r>
         <w:rPr>
@@ -4698,22 +4180,51 @@
         </w:rPr>
         <w:t xml:space="preserve"> using </w:t>
       </w:r>
-      <w:r>
-        <w:rPr>
-          <w:rStyle w:val="Strong"/>
-          <w:rFonts w:ascii="Ubuntu" w:hAnsi="Ubuntu"/>
-          <w:sz w:val="18"/>
-          <w:szCs w:val="18"/>
-        </w:rPr>
-        <w:t>NestJS microservices</w:t>
-      </w:r>
-      <w:r>
-        <w:rPr>
-          <w:rFonts w:ascii="Ubuntu" w:hAnsi="Ubuntu"/>
-          <w:sz w:val="18"/>
-          <w:szCs w:val="18"/>
-        </w:rPr>
-        <w:t xml:space="preserve"> (gRPC, REST) with </w:t>
+      <w:proofErr w:type="spellStart"/>
+      <w:r>
+        <w:rPr>
+          <w:rStyle w:val="Strong"/>
+          <w:rFonts w:ascii="Ubuntu" w:hAnsi="Ubuntu"/>
+          <w:sz w:val="18"/>
+          <w:szCs w:val="18"/>
+        </w:rPr>
+        <w:t>NestJS</w:t>
+      </w:r>
+      <w:proofErr w:type="spellEnd"/>
+      <w:r>
+        <w:rPr>
+          <w:rStyle w:val="Strong"/>
+          <w:rFonts w:ascii="Ubuntu" w:hAnsi="Ubuntu"/>
+          <w:sz w:val="18"/>
+          <w:szCs w:val="18"/>
+        </w:rPr>
+        <w:t xml:space="preserve"> microservices</w:t>
+      </w:r>
+      <w:r>
+        <w:rPr>
+          <w:rFonts w:ascii="Ubuntu" w:hAnsi="Ubuntu"/>
+          <w:sz w:val="18"/>
+          <w:szCs w:val="18"/>
+        </w:rPr>
+        <w:t xml:space="preserve"> (</w:t>
+      </w:r>
+      <w:proofErr w:type="spellStart"/>
+      <w:r>
+        <w:rPr>
+          <w:rFonts w:ascii="Ubuntu" w:hAnsi="Ubuntu"/>
+          <w:sz w:val="18"/>
+          <w:szCs w:val="18"/>
+        </w:rPr>
+        <w:t>gRPC</w:t>
+      </w:r>
+      <w:proofErr w:type="spellEnd"/>
+      <w:r>
+        <w:rPr>
+          <w:rFonts w:ascii="Ubuntu" w:hAnsi="Ubuntu"/>
+          <w:sz w:val="18"/>
+          <w:szCs w:val="18"/>
+        </w:rPr>
+        <w:t xml:space="preserve">, REST) with </w:t>
       </w:r>
       <w:r>
         <w:rPr>
@@ -4732,14 +4243,25 @@
         </w:rPr>
         <w:t xml:space="preserve">, migrating legacy </w:t>
       </w:r>
-      <w:r>
-        <w:rPr>
-          <w:rStyle w:val="Strong"/>
-          <w:rFonts w:ascii="Ubuntu" w:hAnsi="Ubuntu"/>
-          <w:sz w:val="18"/>
-          <w:szCs w:val="18"/>
-        </w:rPr>
-        <w:t>Mulesoft APIs</w:t>
+      <w:proofErr w:type="spellStart"/>
+      <w:r>
+        <w:rPr>
+          <w:rStyle w:val="Strong"/>
+          <w:rFonts w:ascii="Ubuntu" w:hAnsi="Ubuntu"/>
+          <w:sz w:val="18"/>
+          <w:szCs w:val="18"/>
+        </w:rPr>
+        <w:t>Mulesoft</w:t>
+      </w:r>
+      <w:proofErr w:type="spellEnd"/>
+      <w:r>
+        <w:rPr>
+          <w:rStyle w:val="Strong"/>
+          <w:rFonts w:ascii="Ubuntu" w:hAnsi="Ubuntu"/>
+          <w:sz w:val="18"/>
+          <w:szCs w:val="18"/>
+        </w:rPr>
+        <w:t xml:space="preserve"> APIs</w:t>
       </w:r>
       <w:r>
         <w:rPr>
@@ -4757,7 +4279,6 @@
           <w:ilvl w:val="0"/>
           <w:numId w:val="1"/>
         </w:numPr>
-        <w:rPr/>
       </w:pPr>
       <w:r>
         <w:rPr>
@@ -4826,7 +4347,6 @@
           <w:ilvl w:val="0"/>
           <w:numId w:val="1"/>
         </w:numPr>
-        <w:rPr/>
       </w:pPr>
       <w:r>
         <w:rPr>
@@ -4946,7 +4466,6 @@
           <w:ilvl w:val="0"/>
           <w:numId w:val="1"/>
         </w:numPr>
-        <w:rPr/>
       </w:pPr>
       <w:r>
         <w:rPr>
@@ -4997,15 +4516,34 @@
           <w:sz w:val="18"/>
           <w:szCs w:val="18"/>
         </w:rPr>
-        <w:t>Alteryx alternative</w:t>
-      </w:r>
-      <w:r>
-        <w:rPr>
-          <w:rFonts w:ascii="Ubuntu" w:hAnsi="Ubuntu"/>
-          <w:sz w:val="18"/>
-          <w:szCs w:val="18"/>
-        </w:rPr>
-        <w:t xml:space="preserve">, and implemented automated </w:t>
+        <w:t xml:space="preserve">Alteryx </w:t>
+      </w:r>
+      <w:proofErr w:type="gramStart"/>
+      <w:r>
+        <w:rPr>
+          <w:rStyle w:val="Strong"/>
+          <w:rFonts w:ascii="Ubuntu" w:hAnsi="Ubuntu"/>
+          <w:sz w:val="18"/>
+          <w:szCs w:val="18"/>
+        </w:rPr>
+        <w:t>alternative</w:t>
+      </w:r>
+      <w:r>
+        <w:rPr>
+          <w:rFonts w:ascii="Ubuntu" w:hAnsi="Ubuntu"/>
+          <w:sz w:val="18"/>
+          <w:szCs w:val="18"/>
+        </w:rPr>
+        <w:t>, and</w:t>
+      </w:r>
+      <w:proofErr w:type="gramEnd"/>
+      <w:r>
+        <w:rPr>
+          <w:rFonts w:ascii="Ubuntu" w:hAnsi="Ubuntu"/>
+          <w:sz w:val="18"/>
+          <w:szCs w:val="18"/>
+        </w:rPr>
+        <w:t xml:space="preserve"> implemented automated </w:t>
       </w:r>
       <w:r>
         <w:rPr>
@@ -5032,7 +4570,6 @@
           <w:ilvl w:val="0"/>
           <w:numId w:val="1"/>
         </w:numPr>
-        <w:rPr/>
       </w:pPr>
       <w:r>
         <w:rPr>
@@ -5062,30 +4599,21 @@
     </w:p>
     <w:p>
       <w:pPr>
-        <w:pStyle w:val="Normal"/>
-        <w:spacing w:lineRule="auto" w:line="228" w:before="0" w:after="0"/>
+        <w:spacing w:after="0" w:line="228" w:lineRule="auto"/>
         <w:rPr>
           <w:rFonts w:ascii="Ubuntu" w:hAnsi="Ubuntu"/>
           <w:sz w:val="12"/>
           <w:szCs w:val="12"/>
         </w:rPr>
       </w:pPr>
-      <w:r>
-        <w:rPr>
-          <w:rFonts w:ascii="Ubuntu" w:hAnsi="Ubuntu"/>
-          <w:sz w:val="12"/>
-          <w:szCs w:val="12"/>
-        </w:rPr>
-      </w:r>
     </w:p>
     <w:p>
       <w:pPr>
         <w:pStyle w:val="BodyText"/>
         <w:tabs>
-          <w:tab w:val="clear" w:pos="720"/>
-          <w:tab w:val="right" w:pos="10800" w:leader="none"/>
+          <w:tab w:val="right" w:pos="10800"/>
         </w:tabs>
-        <w:spacing w:lineRule="auto" w:line="276" w:before="0" w:after="0"/>
+        <w:spacing w:after="0" w:line="276" w:lineRule="auto"/>
         <w:rPr>
           <w:rFonts w:ascii="Ubuntu" w:hAnsi="Ubuntu"/>
         </w:rPr>
@@ -5103,16 +4631,26 @@
     <w:p>
       <w:pPr>
         <w:pStyle w:val="BodyText"/>
-        <w:rPr/>
-      </w:pPr>
-      <w:r>
-        <w:rPr>
-          <w:rStyle w:val="Strong"/>
-          <w:rFonts w:ascii="Ubuntu" w:hAnsi="Ubuntu"/>
-          <w:sz w:val="16"/>
-          <w:szCs w:val="16"/>
-        </w:rPr>
-        <w:t>Transcat, Inc.</w:t>
+      </w:pPr>
+      <w:proofErr w:type="spellStart"/>
+      <w:r>
+        <w:rPr>
+          <w:rStyle w:val="Strong"/>
+          <w:rFonts w:ascii="Ubuntu" w:hAnsi="Ubuntu"/>
+          <w:sz w:val="16"/>
+          <w:szCs w:val="16"/>
+        </w:rPr>
+        <w:t>Transcat</w:t>
+      </w:r>
+      <w:proofErr w:type="spellEnd"/>
+      <w:r>
+        <w:rPr>
+          <w:rStyle w:val="Strong"/>
+          <w:rFonts w:ascii="Ubuntu" w:hAnsi="Ubuntu"/>
+          <w:sz w:val="16"/>
+          <w:szCs w:val="16"/>
+        </w:rPr>
+        <w:t>, Inc.</w:t>
       </w:r>
       <w:r>
         <w:rPr>
@@ -5124,14 +4662,12 @@
       </w:r>
       <w:r>
         <w:rPr>
-          <w:rFonts w:eastAsia="Calibri" w:cs="" w:ascii="Ubuntu" w:hAnsi="Ubuntu" w:cstheme="minorBidi" w:eastAsiaTheme="minorHAnsi"/>
+          <w:rFonts w:ascii="Ubuntu" w:eastAsiaTheme="minorHAnsi" w:hAnsi="Ubuntu" w:cstheme="minorBidi"/>
           <w:i/>
           <w:iCs/>
-          <w:color w:val="auto"/>
-          <w:kern w:val="0"/>
-          <w:sz w:val="16"/>
-          <w:szCs w:val="16"/>
-          <w:lang w:val="en-US" w:eastAsia="en-US" w:bidi="ar-SA"/>
+          <w:sz w:val="16"/>
+          <w:szCs w:val="16"/>
+          <w:lang w:eastAsia="en-US"/>
         </w:rPr>
         <w:t>–</w:t>
       </w:r>
@@ -5142,6 +4678,13 @@
           <w:szCs w:val="16"/>
         </w:rPr>
         <w:t xml:space="preserve"> Senior Software Engineer (04/2022-01/2023)</w:t>
+      </w:r>
+      <w:r>
+        <w:rPr>
+          <w:rFonts w:ascii="Ubuntu" w:hAnsi="Ubuntu"/>
+          <w:sz w:val="16"/>
+          <w:szCs w:val="16"/>
+        </w:rPr>
         <w:br/>
       </w:r>
       <w:r>
@@ -5158,16 +4701,26 @@
     <w:p>
       <w:pPr>
         <w:pStyle w:val="BodyText"/>
-        <w:rPr/>
-      </w:pPr>
-      <w:r>
-        <w:rPr>
-          <w:rStyle w:val="Strong"/>
-          <w:rFonts w:ascii="Ubuntu" w:hAnsi="Ubuntu"/>
-          <w:sz w:val="16"/>
-          <w:szCs w:val="16"/>
-        </w:rPr>
-        <w:t>LeaseTrack, Inc.</w:t>
+      </w:pPr>
+      <w:proofErr w:type="spellStart"/>
+      <w:r>
+        <w:rPr>
+          <w:rStyle w:val="Strong"/>
+          <w:rFonts w:ascii="Ubuntu" w:hAnsi="Ubuntu"/>
+          <w:sz w:val="16"/>
+          <w:szCs w:val="16"/>
+        </w:rPr>
+        <w:t>LeaseTrack</w:t>
+      </w:r>
+      <w:proofErr w:type="spellEnd"/>
+      <w:r>
+        <w:rPr>
+          <w:rStyle w:val="Strong"/>
+          <w:rFonts w:ascii="Ubuntu" w:hAnsi="Ubuntu"/>
+          <w:sz w:val="16"/>
+          <w:szCs w:val="16"/>
+        </w:rPr>
+        <w:t>, Inc.</w:t>
       </w:r>
       <w:r>
         <w:rPr>
@@ -5179,14 +4732,12 @@
       </w:r>
       <w:r>
         <w:rPr>
-          <w:rFonts w:eastAsia="Calibri" w:cs="" w:ascii="Ubuntu" w:hAnsi="Ubuntu" w:cstheme="minorBidi" w:eastAsiaTheme="minorHAnsi"/>
+          <w:rFonts w:ascii="Ubuntu" w:eastAsiaTheme="minorHAnsi" w:hAnsi="Ubuntu" w:cstheme="minorBidi"/>
           <w:i/>
           <w:iCs/>
-          <w:color w:val="auto"/>
-          <w:kern w:val="0"/>
-          <w:sz w:val="16"/>
-          <w:szCs w:val="16"/>
-          <w:lang w:val="en-US" w:eastAsia="en-US" w:bidi="ar-SA"/>
+          <w:sz w:val="16"/>
+          <w:szCs w:val="16"/>
+          <w:lang w:eastAsia="en-US"/>
         </w:rPr>
         <w:t>–</w:t>
       </w:r>
@@ -5197,6 +4748,13 @@
           <w:szCs w:val="16"/>
         </w:rPr>
         <w:t xml:space="preserve"> Senior Software Engineer (06/2021-04/2022)</w:t>
+      </w:r>
+      <w:r>
+        <w:rPr>
+          <w:rFonts w:ascii="Ubuntu" w:hAnsi="Ubuntu"/>
+          <w:sz w:val="16"/>
+          <w:szCs w:val="16"/>
+        </w:rPr>
         <w:br/>
       </w:r>
       <w:r>
@@ -5207,53 +4765,20 @@
           <w:sz w:val="16"/>
           <w:szCs w:val="16"/>
         </w:rPr>
-        <w:t>• Built Python + AWS Textract ML tools for insurance document parsing; developed Java Spring Boot annotation system for ML training workflows.</w:t>
-      </w:r>
-    </w:p>
-    <w:p>
-      <w:pPr>
-        <w:pStyle w:val="BodyText"/>
-        <w:rPr/>
-      </w:pPr>
-      <w:r>
-        <w:rPr>
-          <w:rStyle w:val="Strong"/>
-          <w:rFonts w:ascii="Ubuntu" w:hAnsi="Ubuntu"/>
-          <w:sz w:val="16"/>
-          <w:szCs w:val="16"/>
-        </w:rPr>
-        <w:t>Akmazio LLC</w:t>
-      </w:r>
-      <w:r>
-        <w:rPr>
-          <w:rFonts w:ascii="Ubuntu" w:hAnsi="Ubuntu"/>
-          <w:sz w:val="16"/>
-          <w:szCs w:val="16"/>
-        </w:rPr>
-        <w:t xml:space="preserve"> </w:t>
-      </w:r>
-      <w:r>
-        <w:rPr>
-          <w:rFonts w:eastAsia="Calibri" w:cs="" w:ascii="Ubuntu" w:hAnsi="Ubuntu" w:cstheme="minorBidi" w:eastAsiaTheme="minorHAnsi"/>
+        <w:t xml:space="preserve">• Built Python + AWS </w:t>
+      </w:r>
+      <w:proofErr w:type="spellStart"/>
+      <w:r>
+        <w:rPr>
+          <w:rFonts w:ascii="Ubuntu" w:hAnsi="Ubuntu"/>
           <w:i/>
           <w:iCs/>
-          <w:color w:val="auto"/>
-          <w:kern w:val="0"/>
-          <w:sz w:val="16"/>
-          <w:szCs w:val="16"/>
-          <w:lang w:val="en-US" w:eastAsia="en-US" w:bidi="ar-SA"/>
-        </w:rPr>
-        <w:t>–</w:t>
-      </w:r>
-      <w:r>
-        <w:rPr>
-          <w:rFonts w:ascii="Ubuntu" w:hAnsi="Ubuntu"/>
-          <w:sz w:val="16"/>
-          <w:szCs w:val="16"/>
-        </w:rPr>
-        <w:t xml:space="preserve"> Senior Software Engineer (05/2020-05/2021)</w:t>
-        <w:br/>
-      </w:r>
+          <w:sz w:val="16"/>
+          <w:szCs w:val="16"/>
+        </w:rPr>
+        <w:t>Textract</w:t>
+      </w:r>
+      <w:proofErr w:type="spellEnd"/>
       <w:r>
         <w:rPr>
           <w:rFonts w:ascii="Ubuntu" w:hAnsi="Ubuntu"/>
@@ -5262,22 +4787,32 @@
           <w:sz w:val="16"/>
           <w:szCs w:val="16"/>
         </w:rPr>
-        <w:t>• Led Agile development for mobile networking platform; built C#/.NET backend with MS SQL, deployed to DigitalOcean.</w:t>
+        <w:t xml:space="preserve"> ML tools for insurance document parsing; developed Java Spring Boot annotation system for ML training workflows.</w:t>
       </w:r>
     </w:p>
     <w:p>
       <w:pPr>
         <w:pStyle w:val="BodyText"/>
-        <w:rPr/>
-      </w:pPr>
-      <w:r>
-        <w:rPr>
-          <w:rStyle w:val="Strong"/>
-          <w:rFonts w:ascii="Ubuntu" w:hAnsi="Ubuntu"/>
-          <w:sz w:val="16"/>
-          <w:szCs w:val="16"/>
-        </w:rPr>
-        <w:t>Bestpass, Inc.</w:t>
+      </w:pPr>
+      <w:proofErr w:type="spellStart"/>
+      <w:r>
+        <w:rPr>
+          <w:rStyle w:val="Strong"/>
+          <w:rFonts w:ascii="Ubuntu" w:hAnsi="Ubuntu"/>
+          <w:sz w:val="16"/>
+          <w:szCs w:val="16"/>
+        </w:rPr>
+        <w:t>Akmazio</w:t>
+      </w:r>
+      <w:proofErr w:type="spellEnd"/>
+      <w:r>
+        <w:rPr>
+          <w:rStyle w:val="Strong"/>
+          <w:rFonts w:ascii="Ubuntu" w:hAnsi="Ubuntu"/>
+          <w:sz w:val="16"/>
+          <w:szCs w:val="16"/>
+        </w:rPr>
+        <w:t xml:space="preserve"> LLC</w:t>
       </w:r>
       <w:r>
         <w:rPr>
@@ -5289,14 +4824,12 @@
       </w:r>
       <w:r>
         <w:rPr>
-          <w:rFonts w:eastAsia="Calibri" w:cs="" w:ascii="Ubuntu" w:hAnsi="Ubuntu" w:cstheme="minorBidi" w:eastAsiaTheme="minorHAnsi"/>
+          <w:rFonts w:ascii="Ubuntu" w:eastAsiaTheme="minorHAnsi" w:hAnsi="Ubuntu" w:cstheme="minorBidi"/>
           <w:i/>
           <w:iCs/>
-          <w:color w:val="auto"/>
-          <w:kern w:val="0"/>
-          <w:sz w:val="16"/>
-          <w:szCs w:val="16"/>
-          <w:lang w:val="en-US" w:eastAsia="en-US" w:bidi="ar-SA"/>
+          <w:sz w:val="16"/>
+          <w:szCs w:val="16"/>
+          <w:lang w:eastAsia="en-US"/>
         </w:rPr>
         <w:t>–</w:t>
       </w:r>
@@ -5306,7 +4839,14 @@
           <w:sz w:val="16"/>
           <w:szCs w:val="16"/>
         </w:rPr>
-        <w:t xml:space="preserve"> Software Engineer (09/2019-04/2020)</w:t>
+        <w:t xml:space="preserve"> Senior Software Engineer (05/2020-05/2021)</w:t>
+      </w:r>
+      <w:r>
+        <w:rPr>
+          <w:rFonts w:ascii="Ubuntu" w:hAnsi="Ubuntu"/>
+          <w:sz w:val="16"/>
+          <w:szCs w:val="16"/>
+        </w:rPr>
         <w:br/>
       </w:r>
       <w:r>
@@ -5317,53 +4857,20 @@
           <w:sz w:val="16"/>
           <w:szCs w:val="16"/>
         </w:rPr>
-        <w:t>• Delivered toll billing system using C# MVC and Knockout.js; introduced automated unit testing for legacy codebase.</w:t>
-      </w:r>
-    </w:p>
-    <w:p>
-      <w:pPr>
-        <w:pStyle w:val="BodyText"/>
-        <w:rPr/>
-      </w:pPr>
-      <w:r>
-        <w:rPr>
-          <w:rStyle w:val="Strong"/>
-          <w:rFonts w:ascii="Ubuntu" w:hAnsi="Ubuntu"/>
-          <w:sz w:val="16"/>
-          <w:szCs w:val="16"/>
-        </w:rPr>
-        <w:t>New York State Insurance Fund</w:t>
-      </w:r>
-      <w:r>
-        <w:rPr>
-          <w:rFonts w:ascii="Ubuntu" w:hAnsi="Ubuntu"/>
-          <w:sz w:val="16"/>
-          <w:szCs w:val="16"/>
-        </w:rPr>
-        <w:t xml:space="preserve"> </w:t>
-      </w:r>
-      <w:r>
-        <w:rPr>
-          <w:rFonts w:eastAsia="Calibri" w:cs="" w:ascii="Ubuntu" w:hAnsi="Ubuntu" w:cstheme="minorBidi" w:eastAsiaTheme="minorHAnsi"/>
+        <w:t xml:space="preserve">• Led Agile development for mobile networking platform; built C#/.NET backend with MS SQL, deployed to </w:t>
+      </w:r>
+      <w:proofErr w:type="spellStart"/>
+      <w:r>
+        <w:rPr>
+          <w:rFonts w:ascii="Ubuntu" w:hAnsi="Ubuntu"/>
           <w:i/>
           <w:iCs/>
-          <w:color w:val="auto"/>
-          <w:kern w:val="0"/>
-          <w:sz w:val="16"/>
-          <w:szCs w:val="16"/>
-          <w:lang w:val="en-US" w:eastAsia="en-US" w:bidi="ar-SA"/>
-        </w:rPr>
-        <w:t>–</w:t>
-      </w:r>
-      <w:r>
-        <w:rPr>
-          <w:rFonts w:ascii="Ubuntu" w:hAnsi="Ubuntu"/>
-          <w:sz w:val="16"/>
-          <w:szCs w:val="16"/>
-        </w:rPr>
-        <w:t xml:space="preserve"> Software Engineer (03/2015-08/2019)</w:t>
-        <w:br/>
-      </w:r>
+          <w:sz w:val="16"/>
+          <w:szCs w:val="16"/>
+        </w:rPr>
+        <w:t>DigitalOcean</w:t>
+      </w:r>
+      <w:proofErr w:type="spellEnd"/>
       <w:r>
         <w:rPr>
           <w:rFonts w:ascii="Ubuntu" w:hAnsi="Ubuntu"/>
@@ -5372,22 +4879,32 @@
           <w:sz w:val="16"/>
           <w:szCs w:val="16"/>
         </w:rPr>
-        <w:t>• Migrated legacy systems (VB6 to C# MVC), refactored Oracle EDI integrations, mentored junior developers, and standardized engineering processes.</w:t>
+        <w:t>.</w:t>
       </w:r>
     </w:p>
     <w:p>
       <w:pPr>
         <w:pStyle w:val="BodyText"/>
-        <w:rPr/>
-      </w:pPr>
-      <w:r>
-        <w:rPr>
-          <w:rStyle w:val="Strong"/>
-          <w:rFonts w:ascii="Ubuntu" w:hAnsi="Ubuntu"/>
-          <w:sz w:val="16"/>
-          <w:szCs w:val="16"/>
-        </w:rPr>
-        <w:t>Town &amp; Country Computer Services</w:t>
+      </w:pPr>
+      <w:proofErr w:type="spellStart"/>
+      <w:r>
+        <w:rPr>
+          <w:rStyle w:val="Strong"/>
+          <w:rFonts w:ascii="Ubuntu" w:hAnsi="Ubuntu"/>
+          <w:sz w:val="16"/>
+          <w:szCs w:val="16"/>
+        </w:rPr>
+        <w:t>Bestpass</w:t>
+      </w:r>
+      <w:proofErr w:type="spellEnd"/>
+      <w:r>
+        <w:rPr>
+          <w:rStyle w:val="Strong"/>
+          <w:rFonts w:ascii="Ubuntu" w:hAnsi="Ubuntu"/>
+          <w:sz w:val="16"/>
+          <w:szCs w:val="16"/>
+        </w:rPr>
+        <w:t>, Inc.</w:t>
       </w:r>
       <w:r>
         <w:rPr>
@@ -5399,14 +4916,12 @@
       </w:r>
       <w:r>
         <w:rPr>
-          <w:rFonts w:eastAsia="Calibri" w:cs="" w:ascii="Ubuntu" w:hAnsi="Ubuntu" w:cstheme="minorBidi" w:eastAsiaTheme="minorHAnsi"/>
+          <w:rFonts w:ascii="Ubuntu" w:eastAsiaTheme="minorHAnsi" w:hAnsi="Ubuntu" w:cstheme="minorBidi"/>
           <w:i/>
           <w:iCs/>
-          <w:color w:val="auto"/>
-          <w:kern w:val="0"/>
-          <w:sz w:val="16"/>
-          <w:szCs w:val="16"/>
-          <w:lang w:val="en-US" w:eastAsia="en-US" w:bidi="ar-SA"/>
+          <w:sz w:val="16"/>
+          <w:szCs w:val="16"/>
+          <w:lang w:eastAsia="en-US"/>
         </w:rPr>
         <w:t>–</w:t>
       </w:r>
@@ -5416,7 +4931,14 @@
           <w:sz w:val="16"/>
           <w:szCs w:val="16"/>
         </w:rPr>
-        <w:t xml:space="preserve"> Junior Software Engineer (07/2013-03/2015)</w:t>
+        <w:t xml:space="preserve"> Software Engineer (09/2019-04/2020)</w:t>
+      </w:r>
+      <w:r>
+        <w:rPr>
+          <w:rFonts w:ascii="Ubuntu" w:hAnsi="Ubuntu"/>
+          <w:sz w:val="16"/>
+          <w:szCs w:val="16"/>
+        </w:rPr>
         <w:br/>
       </w:r>
       <w:r>
@@ -5427,25 +4949,143 @@
           <w:sz w:val="16"/>
           <w:szCs w:val="16"/>
         </w:rPr>
+        <w:t>• Delivered toll billing system using C# MVC and Knockout.js; introduced automated unit testing for legacy codebase.</w:t>
+      </w:r>
+    </w:p>
+    <w:p>
+      <w:pPr>
+        <w:pStyle w:val="BodyText"/>
+      </w:pPr>
+      <w:r>
+        <w:rPr>
+          <w:rStyle w:val="Strong"/>
+          <w:rFonts w:ascii="Ubuntu" w:hAnsi="Ubuntu"/>
+          <w:sz w:val="16"/>
+          <w:szCs w:val="16"/>
+        </w:rPr>
+        <w:t>New York State Insurance Fund</w:t>
+      </w:r>
+      <w:r>
+        <w:rPr>
+          <w:rFonts w:ascii="Ubuntu" w:hAnsi="Ubuntu"/>
+          <w:sz w:val="16"/>
+          <w:szCs w:val="16"/>
+        </w:rPr>
+        <w:t xml:space="preserve"> </w:t>
+      </w:r>
+      <w:r>
+        <w:rPr>
+          <w:rFonts w:ascii="Ubuntu" w:eastAsiaTheme="minorHAnsi" w:hAnsi="Ubuntu" w:cstheme="minorBidi"/>
+          <w:i/>
+          <w:iCs/>
+          <w:sz w:val="16"/>
+          <w:szCs w:val="16"/>
+          <w:lang w:eastAsia="en-US"/>
+        </w:rPr>
+        <w:t>–</w:t>
+      </w:r>
+      <w:r>
+        <w:rPr>
+          <w:rFonts w:ascii="Ubuntu" w:hAnsi="Ubuntu"/>
+          <w:sz w:val="16"/>
+          <w:szCs w:val="16"/>
+        </w:rPr>
+        <w:t xml:space="preserve"> Software Engineer (03/2015-08/2019)</w:t>
+      </w:r>
+      <w:r>
+        <w:rPr>
+          <w:rFonts w:ascii="Ubuntu" w:hAnsi="Ubuntu"/>
+          <w:sz w:val="16"/>
+          <w:szCs w:val="16"/>
+        </w:rPr>
+        <w:br/>
+      </w:r>
+      <w:r>
+        <w:rPr>
+          <w:rFonts w:ascii="Ubuntu" w:hAnsi="Ubuntu"/>
+          <w:i/>
+          <w:iCs/>
+          <w:sz w:val="16"/>
+          <w:szCs w:val="16"/>
+        </w:rPr>
+        <w:t>• Migrated legacy systems (VB6 to C# MVC), refactored Oracle EDI integrations, mentored junior developers, and standardized engineering processes.</w:t>
+      </w:r>
+    </w:p>
+    <w:p>
+      <w:pPr>
+        <w:pStyle w:val="BodyText"/>
+      </w:pPr>
+      <w:r>
+        <w:rPr>
+          <w:rStyle w:val="Strong"/>
+          <w:rFonts w:ascii="Ubuntu" w:hAnsi="Ubuntu"/>
+          <w:sz w:val="16"/>
+          <w:szCs w:val="16"/>
+        </w:rPr>
+        <w:t>Town &amp; Country Computer Services</w:t>
+      </w:r>
+      <w:r>
+        <w:rPr>
+          <w:rFonts w:ascii="Ubuntu" w:hAnsi="Ubuntu"/>
+          <w:sz w:val="16"/>
+          <w:szCs w:val="16"/>
+        </w:rPr>
+        <w:t xml:space="preserve"> </w:t>
+      </w:r>
+      <w:r>
+        <w:rPr>
+          <w:rFonts w:ascii="Ubuntu" w:eastAsiaTheme="minorHAnsi" w:hAnsi="Ubuntu" w:cstheme="minorBidi"/>
+          <w:i/>
+          <w:iCs/>
+          <w:sz w:val="16"/>
+          <w:szCs w:val="16"/>
+          <w:lang w:eastAsia="en-US"/>
+        </w:rPr>
+        <w:t>–</w:t>
+      </w:r>
+      <w:r>
+        <w:rPr>
+          <w:rFonts w:ascii="Ubuntu" w:hAnsi="Ubuntu"/>
+          <w:sz w:val="16"/>
+          <w:szCs w:val="16"/>
+        </w:rPr>
+        <w:t xml:space="preserve"> Junior Software Engineer (07/2013-03/2015)</w:t>
+      </w:r>
+      <w:r>
+        <w:rPr>
+          <w:rFonts w:ascii="Ubuntu" w:hAnsi="Ubuntu"/>
+          <w:sz w:val="16"/>
+          <w:szCs w:val="16"/>
+        </w:rPr>
+        <w:br/>
+      </w:r>
+      <w:r>
+        <w:rPr>
+          <w:rFonts w:ascii="Ubuntu" w:hAnsi="Ubuntu"/>
+          <w:i/>
+          <w:iCs/>
+          <w:sz w:val="16"/>
+          <w:szCs w:val="16"/>
+        </w:rPr>
         <w:t>• Built C# ASP.NET web applications for insurance quoting, rating, and reporting systems.</w:t>
       </w:r>
     </w:p>
     <w:p>
       <w:pPr>
-        <w:pStyle w:val="Normal"/>
-        <w:spacing w:lineRule="auto" w:line="276" w:before="0" w:after="0"/>
-        <w:rPr>
-          <w:rFonts w:ascii="Ubuntu" w:hAnsi="Ubuntu"/>
-        </w:rPr>
-      </w:pPr>
-      <w:r>
-        <w:rPr>
-          <w:rFonts w:ascii="Ubuntu" w:hAnsi="Ubuntu"/>
+        <w:spacing w:after="0" w:line="276" w:lineRule="auto"/>
+        <w:rPr>
+          <w:rFonts w:ascii="Ubuntu" w:hAnsi="Ubuntu"/>
+        </w:rPr>
+      </w:pPr>
+      <w:r>
+        <w:rPr>
+          <w:rFonts w:ascii="Ubuntu" w:hAnsi="Ubuntu"/>
+          <w:noProof/>
         </w:rPr>
         <mc:AlternateContent>
           <mc:Choice Requires="wps">
             <w:drawing>
-              <wp:anchor behindDoc="0" distT="5080" distB="5715" distL="5080" distR="5715" simplePos="0" locked="0" layoutInCell="1" allowOverlap="1" relativeHeight="7" wp14:anchorId="1CFABE1D">
+              <wp:anchor distT="5080" distB="5715" distL="5080" distR="5715" simplePos="0" relativeHeight="7" behindDoc="0" locked="0" layoutInCell="1" allowOverlap="1" wp14:anchorId="1CFABE1D" wp14:editId="69817625">
                 <wp:simplePos x="0" y="0"/>
                 <wp:positionH relativeFrom="column">
                   <wp:posOffset>-57150</wp:posOffset>
@@ -5457,10 +5097,11 @@
                 <wp:effectExtent l="5080" t="5080" r="5715" b="5715"/>
                 <wp:wrapNone/>
                 <wp:docPr id="6" name="Straight Arrow Connector 3"/>
+                <wp:cNvGraphicFramePr/>
                 <a:graphic xmlns:a="http://schemas.openxmlformats.org/drawingml/2006/main">
                   <a:graphicData uri="http://schemas.microsoft.com/office/word/2010/wordprocessingShape">
                     <wps:wsp>
-                      <wps:cNvSpPr/>
+                      <wps:cNvCnPr/>
                       <wps:spPr>
                         <a:xfrm>
                           <a:off x="0" y="0"/>
@@ -5470,7 +5111,7 @@
                           <a:avLst/>
                         </a:prstGeom>
                         <a:noFill/>
-                        <a:ln cap="rnd" w="9525">
+                        <a:ln w="9525" cap="rnd">
                           <a:solidFill>
                             <a:srgbClr val="000000"/>
                           </a:solidFill>
@@ -5479,9 +5120,15 @@
                         </a:ln>
                       </wps:spPr>
                       <wps:style>
-                        <a:lnRef idx="0"/>
-                        <a:fillRef idx="0"/>
-                        <a:effectRef idx="0"/>
+                        <a:lnRef idx="0">
+                          <a:scrgbClr r="0" g="0" b="0"/>
+                        </a:lnRef>
+                        <a:fillRef idx="0">
+                          <a:scrgbClr r="0" g="0" b="0"/>
+                        </a:fillRef>
+                        <a:effectRef idx="0">
+                          <a:scrgbClr r="0" g="0" b="0"/>
+                        </a:effectRef>
                         <a:fontRef idx="minor"/>
                       </wps:style>
                       <wps:bodyPr/>
@@ -5505,8 +5152,7 @@
     </w:p>
     <w:p>
       <w:pPr>
-        <w:pStyle w:val="Normal"/>
-        <w:spacing w:lineRule="auto" w:line="276" w:before="0" w:after="0"/>
+        <w:spacing w:after="0" w:line="276" w:lineRule="auto"/>
         <w:rPr>
           <w:rFonts w:ascii="Ubuntu" w:hAnsi="Ubuntu"/>
         </w:rPr>
@@ -5522,17 +5168,14 @@
     </w:p>
     <w:p>
       <w:pPr>
-        <w:pStyle w:val="Normal"/>
-        <w:spacing w:lineRule="auto" w:line="228" w:before="0" w:after="0"/>
-        <w:rPr>
-          <w:rFonts w:ascii="Ubuntu" w:hAnsi="Ubuntu"/>
-        </w:rPr>
-      </w:pPr>
-      <w:r>
-        <w:rPr>
-          <w:rFonts w:ascii="Ubuntu" w:hAnsi="Ubuntu"/>
-          <w:b w:val="false"/>
-          <w:bCs w:val="false"/>
+        <w:spacing w:after="0" w:line="228" w:lineRule="auto"/>
+        <w:rPr>
+          <w:rFonts w:ascii="Ubuntu" w:hAnsi="Ubuntu"/>
+        </w:rPr>
+      </w:pPr>
+      <w:r>
+        <w:rPr>
+          <w:rFonts w:ascii="Ubuntu" w:hAnsi="Ubuntu"/>
           <w:i/>
           <w:iCs/>
           <w:sz w:val="20"/>
@@ -5560,17 +5203,14 @@
     </w:p>
     <w:p>
       <w:pPr>
-        <w:pStyle w:val="Normal"/>
-        <w:spacing w:lineRule="auto" w:line="228" w:before="0" w:after="0"/>
-        <w:rPr>
-          <w:rFonts w:ascii="Ubuntu" w:hAnsi="Ubuntu"/>
-        </w:rPr>
-      </w:pPr>
-      <w:r>
-        <w:rPr>
-          <w:rFonts w:ascii="Ubuntu" w:hAnsi="Ubuntu"/>
-          <w:b w:val="false"/>
-          <w:bCs w:val="false"/>
+        <w:spacing w:after="0" w:line="228" w:lineRule="auto"/>
+        <w:rPr>
+          <w:rFonts w:ascii="Ubuntu" w:hAnsi="Ubuntu"/>
+        </w:rPr>
+      </w:pPr>
+      <w:r>
+        <w:rPr>
+          <w:rFonts w:ascii="Ubuntu" w:hAnsi="Ubuntu"/>
           <w:i/>
           <w:iCs/>
           <w:sz w:val="20"/>
@@ -5587,114 +5227,153 @@
         </w:rPr>
         <w:t xml:space="preserve">, </w:t>
       </w:r>
-      <w:r>
-        <w:rPr>
-          <w:rFonts w:ascii="Ubuntu" w:hAnsi="Ubuntu"/>
-          <w:sz w:val="20"/>
-          <w:szCs w:val="20"/>
-        </w:rPr>
-        <w:t>ScrumAlliance (Awarded: 2021)</w:t>
+      <w:proofErr w:type="spellStart"/>
+      <w:r>
+        <w:rPr>
+          <w:rFonts w:ascii="Ubuntu" w:hAnsi="Ubuntu"/>
+          <w:sz w:val="20"/>
+          <w:szCs w:val="20"/>
+        </w:rPr>
+        <w:t>ScrumAlliance</w:t>
+      </w:r>
+      <w:proofErr w:type="spellEnd"/>
+      <w:r>
+        <w:rPr>
+          <w:rFonts w:ascii="Ubuntu" w:hAnsi="Ubuntu"/>
+          <w:sz w:val="20"/>
+          <w:szCs w:val="20"/>
+        </w:rPr>
+        <w:t xml:space="preserve"> (Awarded: 2021)</w:t>
       </w:r>
     </w:p>
     <w:sectPr>
       <w:type w:val="continuous"/>
       <w:pgSz w:w="12240" w:h="15840"/>
-      <w:pgMar w:left="720" w:right="720" w:gutter="0" w:header="720" w:top="777" w:footer="720" w:bottom="777"/>
-      <w:formProt w:val="false"/>
-      <w:textDirection w:val="lrTb"/>
-      <w:docGrid w:type="default" w:linePitch="360" w:charSpace="4096"/>
+      <w:pgMar w:top="777" w:right="720" w:bottom="777" w:left="720" w:header="720" w:footer="720" w:gutter="0"/>
+      <w:cols w:space="720"/>
+      <w:formProt w:val="0"/>
+      <w:docGrid w:linePitch="360" w:charSpace="4096"/>
     </w:sectPr>
   </w:body>
 </w:document>
 </file>
 
+<file path=word/endnotes.xml><?xml version="1.0" encoding="utf-8"?>
+<w:endnotes xmlns:wpc="http://schemas.microsoft.com/office/word/2010/wordprocessingCanvas" xmlns:cx="http://schemas.microsoft.com/office/drawing/2014/chartex" xmlns:cx1="http://schemas.microsoft.com/office/drawing/2015/9/8/chartex" xmlns:cx2="http://schemas.microsoft.com/office/drawing/2015/10/21/chartex" xmlns:cx3="http://schemas.microsoft.com/office/drawing/2016/5/9/chartex" xmlns:cx4="http://schemas.microsoft.com/office/drawing/2016/5/10/chartex" xmlns:cx5="http://schemas.microsoft.com/office/drawing/2016/5/11/chartex" xmlns:cx6="http://schemas.microsoft.com/office/drawing/2016/5/12/chartex" xmlns:cx7="http://schemas.microsoft.com/office/drawing/2016/5/13/chartex" xmlns:cx8="http://schemas.microsoft.com/office/drawing/2016/5/14/chartex" xmlns:mc="http://schemas.openxmlformats.org/markup-compatibility/2006" xmlns:aink="http://schemas.microsoft.com/office/drawing/2016/ink" xmlns:am3d="http://schemas.microsoft.com/office/drawing/2017/model3d" xmlns:o="urn:schemas-microsoft-com:office:office" xmlns:oel="http://schemas.microsoft.com/office/2019/extlst" xmlns:r="http://schemas.openxmlformats.org/officeDocument/2006/relationships" xmlns:m="http://schemas.openxmlformats.org/officeDocument/2006/math" xmlns:v="urn:schemas-microsoft-com:vml" xmlns:wp14="http://schemas.microsoft.com/office/word/2010/wordprocessingDrawing" xmlns:wp="http://schemas.openxmlformats.org/drawingml/2006/wordprocessingDrawing" xmlns:w10="urn:schemas-microsoft-com:office:word" xmlns:w="http://schemas.openxmlformats.org/wordprocessingml/2006/main" xmlns:w14="http://schemas.microsoft.com/office/word/2010/wordml" xmlns:w15="http://schemas.microsoft.com/office/word/2012/wordml" xmlns:w16cex="http://schemas.microsoft.com/office/word/2018/wordml/cex" xmlns:w16cid="http://schemas.microsoft.com/office/word/2016/wordml/cid" xmlns:w16="http://schemas.microsoft.com/office/word/2018/wordml" xmlns:w16du="http://schemas.microsoft.com/office/word/2023/wordml/word16du" xmlns:w16sdtdh="http://schemas.microsoft.com/office/word/2020/wordml/sdtdatahash" xmlns:w16sdtfl="http://schemas.microsoft.com/office/word/2024/wordml/sdtformatlock" xmlns:w16se="http://schemas.microsoft.com/office/word/2015/wordml/symex" xmlns:wpg="http://schemas.microsoft.com/office/word/2010/wordprocessingGroup" xmlns:wpi="http://schemas.microsoft.com/office/word/2010/wordprocessingInk" xmlns:wne="http://schemas.microsoft.com/office/word/2006/wordml" xmlns:wps="http://schemas.microsoft.com/office/word/2010/wordprocessingShape" mc:Ignorable="w14 w15 w16se w16cid w16 w16cex w16sdtdh w16sdtfl w16du wp14">
+  <w:endnote w:type="separator" w:id="-1">
+    <w:p>
+      <w:pPr>
+        <w:spacing w:after="0" w:line="240" w:lineRule="auto"/>
+      </w:pPr>
+      <w:r>
+        <w:separator/>
+      </w:r>
+    </w:p>
+  </w:endnote>
+  <w:endnote w:type="continuationSeparator" w:id="0">
+    <w:p>
+      <w:pPr>
+        <w:spacing w:after="0" w:line="240" w:lineRule="auto"/>
+      </w:pPr>
+      <w:r>
+        <w:continuationSeparator/>
+      </w:r>
+    </w:p>
+  </w:endnote>
+</w:endnotes>
+</file>
+
 <file path=word/footer1.xml><?xml version="1.0" encoding="utf-8"?>
-<w:ftr xmlns:o="urn:schemas-microsoft-com:office:office" xmlns:r="http://schemas.openxmlformats.org/officeDocument/2006/relationships" xmlns:v="urn:schemas-microsoft-com:vml" xmlns:w="http://schemas.openxmlformats.org/wordprocessingml/2006/main" xmlns:w10="urn:schemas-microsoft-com:office:word" xmlns:wp="http://schemas.openxmlformats.org/drawingml/2006/wordprocessingDrawing" xmlns:wps="http://schemas.microsoft.com/office/word/2010/wordprocessingShape" xmlns:wpg="http://schemas.microsoft.com/office/word/2010/wordprocessingGroup" xmlns:mc="http://schemas.openxmlformats.org/markup-compatibility/2006" xmlns:wp14="http://schemas.microsoft.com/office/word/2010/wordprocessingDrawing" xmlns:w14="http://schemas.microsoft.com/office/word/2010/wordml" xmlns:w15="http://schemas.microsoft.com/office/word/2012/wordml" mc:Ignorable="w14 wp14 w15">
+<w:ftr xmlns:wpc="http://schemas.microsoft.com/office/word/2010/wordprocessingCanvas" xmlns:cx="http://schemas.microsoft.com/office/drawing/2014/chartex" xmlns:cx1="http://schemas.microsoft.com/office/drawing/2015/9/8/chartex" xmlns:cx2="http://schemas.microsoft.com/office/drawing/2015/10/21/chartex" xmlns:cx3="http://schemas.microsoft.com/office/drawing/2016/5/9/chartex" xmlns:cx4="http://schemas.microsoft.com/office/drawing/2016/5/10/chartex" xmlns:cx5="http://schemas.microsoft.com/office/drawing/2016/5/11/chartex" xmlns:cx6="http://schemas.microsoft.com/office/drawing/2016/5/12/chartex" xmlns:cx7="http://schemas.microsoft.com/office/drawing/2016/5/13/chartex" xmlns:cx8="http://schemas.microsoft.com/office/drawing/2016/5/14/chartex" xmlns:mc="http://schemas.openxmlformats.org/markup-compatibility/2006" xmlns:aink="http://schemas.microsoft.com/office/drawing/2016/ink" xmlns:am3d="http://schemas.microsoft.com/office/drawing/2017/model3d" xmlns:o="urn:schemas-microsoft-com:office:office" xmlns:oel="http://schemas.microsoft.com/office/2019/extlst" xmlns:r="http://schemas.openxmlformats.org/officeDocument/2006/relationships" xmlns:m="http://schemas.openxmlformats.org/officeDocument/2006/math" xmlns:v="urn:schemas-microsoft-com:vml" xmlns:wp14="http://schemas.microsoft.com/office/word/2010/wordprocessingDrawing" xmlns:wp="http://schemas.openxmlformats.org/drawingml/2006/wordprocessingDrawing" xmlns:w10="urn:schemas-microsoft-com:office:word" xmlns:w="http://schemas.openxmlformats.org/wordprocessingml/2006/main" xmlns:w14="http://schemas.microsoft.com/office/word/2010/wordml" xmlns:w15="http://schemas.microsoft.com/office/word/2012/wordml" xmlns:w16cex="http://schemas.microsoft.com/office/word/2018/wordml/cex" xmlns:w16cid="http://schemas.microsoft.com/office/word/2016/wordml/cid" xmlns:w16="http://schemas.microsoft.com/office/word/2018/wordml" xmlns:w16du="http://schemas.microsoft.com/office/word/2023/wordml/word16du" xmlns:w16sdtdh="http://schemas.microsoft.com/office/word/2020/wordml/sdtdatahash" xmlns:w16sdtfl="http://schemas.microsoft.com/office/word/2024/wordml/sdtformatlock" xmlns:w16se="http://schemas.microsoft.com/office/word/2015/wordml/symex" xmlns:wpg="http://schemas.microsoft.com/office/word/2010/wordprocessingGroup" xmlns:wpi="http://schemas.microsoft.com/office/word/2010/wordprocessingInk" xmlns:wne="http://schemas.microsoft.com/office/word/2006/wordml" xmlns:wps="http://schemas.microsoft.com/office/word/2010/wordprocessingShape" mc:Ignorable="w14 w15 w16se w16cid w16 w16cex w16sdtdh w16sdtfl w16du wp14">
   <w:p>
     <w:pPr>
       <w:pStyle w:val="Footer"/>
-      <w:rPr/>
     </w:pPr>
-    <w:r>
-      <w:rPr/>
-    </w:r>
   </w:p>
 </w:ftr>
 </file>
 
 <file path=word/footer2.xml><?xml version="1.0" encoding="utf-8"?>
-<w:ftr xmlns:o="urn:schemas-microsoft-com:office:office" xmlns:r="http://schemas.openxmlformats.org/officeDocument/2006/relationships" xmlns:v="urn:schemas-microsoft-com:vml" xmlns:w="http://schemas.openxmlformats.org/wordprocessingml/2006/main" xmlns:w10="urn:schemas-microsoft-com:office:word" xmlns:wp="http://schemas.openxmlformats.org/drawingml/2006/wordprocessingDrawing" xmlns:wps="http://schemas.microsoft.com/office/word/2010/wordprocessingShape" xmlns:wpg="http://schemas.microsoft.com/office/word/2010/wordprocessingGroup" xmlns:mc="http://schemas.openxmlformats.org/markup-compatibility/2006" xmlns:wp14="http://schemas.microsoft.com/office/word/2010/wordprocessingDrawing" xmlns:w14="http://schemas.microsoft.com/office/word/2010/wordml" xmlns:w15="http://schemas.microsoft.com/office/word/2012/wordml" mc:Ignorable="w14 wp14 w15">
+<w:ftr xmlns:wpc="http://schemas.microsoft.com/office/word/2010/wordprocessingCanvas" xmlns:cx="http://schemas.microsoft.com/office/drawing/2014/chartex" xmlns:cx1="http://schemas.microsoft.com/office/drawing/2015/9/8/chartex" xmlns:cx2="http://schemas.microsoft.com/office/drawing/2015/10/21/chartex" xmlns:cx3="http://schemas.microsoft.com/office/drawing/2016/5/9/chartex" xmlns:cx4="http://schemas.microsoft.com/office/drawing/2016/5/10/chartex" xmlns:cx5="http://schemas.microsoft.com/office/drawing/2016/5/11/chartex" xmlns:cx6="http://schemas.microsoft.com/office/drawing/2016/5/12/chartex" xmlns:cx7="http://schemas.microsoft.com/office/drawing/2016/5/13/chartex" xmlns:cx8="http://schemas.microsoft.com/office/drawing/2016/5/14/chartex" xmlns:mc="http://schemas.openxmlformats.org/markup-compatibility/2006" xmlns:aink="http://schemas.microsoft.com/office/drawing/2016/ink" xmlns:am3d="http://schemas.microsoft.com/office/drawing/2017/model3d" xmlns:o="urn:schemas-microsoft-com:office:office" xmlns:oel="http://schemas.microsoft.com/office/2019/extlst" xmlns:r="http://schemas.openxmlformats.org/officeDocument/2006/relationships" xmlns:m="http://schemas.openxmlformats.org/officeDocument/2006/math" xmlns:v="urn:schemas-microsoft-com:vml" xmlns:wp14="http://schemas.microsoft.com/office/word/2010/wordprocessingDrawing" xmlns:wp="http://schemas.openxmlformats.org/drawingml/2006/wordprocessingDrawing" xmlns:w10="urn:schemas-microsoft-com:office:word" xmlns:w="http://schemas.openxmlformats.org/wordprocessingml/2006/main" xmlns:w14="http://schemas.microsoft.com/office/word/2010/wordml" xmlns:w15="http://schemas.microsoft.com/office/word/2012/wordml" xmlns:w16cex="http://schemas.microsoft.com/office/word/2018/wordml/cex" xmlns:w16cid="http://schemas.microsoft.com/office/word/2016/wordml/cid" xmlns:w16="http://schemas.microsoft.com/office/word/2018/wordml" xmlns:w16du="http://schemas.microsoft.com/office/word/2023/wordml/word16du" xmlns:w16sdtdh="http://schemas.microsoft.com/office/word/2020/wordml/sdtdatahash" xmlns:w16sdtfl="http://schemas.microsoft.com/office/word/2024/wordml/sdtformatlock" xmlns:w16se="http://schemas.microsoft.com/office/word/2015/wordml/symex" xmlns:wpg="http://schemas.microsoft.com/office/word/2010/wordprocessingGroup" xmlns:wpi="http://schemas.microsoft.com/office/word/2010/wordprocessingInk" xmlns:wne="http://schemas.microsoft.com/office/word/2006/wordml" xmlns:wps="http://schemas.microsoft.com/office/word/2010/wordprocessingShape" mc:Ignorable="w14 w15 w16se w16cid w16 w16cex w16sdtdh w16sdtfl w16du wp14">
   <w:p>
     <w:pPr>
       <w:pStyle w:val="Footer"/>
-      <w:rPr/>
     </w:pPr>
-    <w:r>
-      <w:rPr/>
-    </w:r>
   </w:p>
 </w:ftr>
 </file>
 
 <file path=word/footer3.xml><?xml version="1.0" encoding="utf-8"?>
-<w:ftr xmlns:o="urn:schemas-microsoft-com:office:office" xmlns:r="http://schemas.openxmlformats.org/officeDocument/2006/relationships" xmlns:v="urn:schemas-microsoft-com:vml" xmlns:w="http://schemas.openxmlformats.org/wordprocessingml/2006/main" xmlns:w10="urn:schemas-microsoft-com:office:word" xmlns:wp="http://schemas.openxmlformats.org/drawingml/2006/wordprocessingDrawing" xmlns:wps="http://schemas.microsoft.com/office/word/2010/wordprocessingShape" xmlns:wpg="http://schemas.microsoft.com/office/word/2010/wordprocessingGroup" xmlns:mc="http://schemas.openxmlformats.org/markup-compatibility/2006" xmlns:wp14="http://schemas.microsoft.com/office/word/2010/wordprocessingDrawing" xmlns:w14="http://schemas.microsoft.com/office/word/2010/wordml" xmlns:w15="http://schemas.microsoft.com/office/word/2012/wordml" mc:Ignorable="w14 wp14 w15">
+<w:ftr xmlns:wpc="http://schemas.microsoft.com/office/word/2010/wordprocessingCanvas" xmlns:cx="http://schemas.microsoft.com/office/drawing/2014/chartex" xmlns:cx1="http://schemas.microsoft.com/office/drawing/2015/9/8/chartex" xmlns:cx2="http://schemas.microsoft.com/office/drawing/2015/10/21/chartex" xmlns:cx3="http://schemas.microsoft.com/office/drawing/2016/5/9/chartex" xmlns:cx4="http://schemas.microsoft.com/office/drawing/2016/5/10/chartex" xmlns:cx5="http://schemas.microsoft.com/office/drawing/2016/5/11/chartex" xmlns:cx6="http://schemas.microsoft.com/office/drawing/2016/5/12/chartex" xmlns:cx7="http://schemas.microsoft.com/office/drawing/2016/5/13/chartex" xmlns:cx8="http://schemas.microsoft.com/office/drawing/2016/5/14/chartex" xmlns:mc="http://schemas.openxmlformats.org/markup-compatibility/2006" xmlns:aink="http://schemas.microsoft.com/office/drawing/2016/ink" xmlns:am3d="http://schemas.microsoft.com/office/drawing/2017/model3d" xmlns:o="urn:schemas-microsoft-com:office:office" xmlns:oel="http://schemas.microsoft.com/office/2019/extlst" xmlns:r="http://schemas.openxmlformats.org/officeDocument/2006/relationships" xmlns:m="http://schemas.openxmlformats.org/officeDocument/2006/math" xmlns:v="urn:schemas-microsoft-com:vml" xmlns:wp14="http://schemas.microsoft.com/office/word/2010/wordprocessingDrawing" xmlns:wp="http://schemas.openxmlformats.org/drawingml/2006/wordprocessingDrawing" xmlns:w10="urn:schemas-microsoft-com:office:word" xmlns:w="http://schemas.openxmlformats.org/wordprocessingml/2006/main" xmlns:w14="http://schemas.microsoft.com/office/word/2010/wordml" xmlns:w15="http://schemas.microsoft.com/office/word/2012/wordml" xmlns:w16cex="http://schemas.microsoft.com/office/word/2018/wordml/cex" xmlns:w16cid="http://schemas.microsoft.com/office/word/2016/wordml/cid" xmlns:w16="http://schemas.microsoft.com/office/word/2018/wordml" xmlns:w16du="http://schemas.microsoft.com/office/word/2023/wordml/word16du" xmlns:w16sdtdh="http://schemas.microsoft.com/office/word/2020/wordml/sdtdatahash" xmlns:w16sdtfl="http://schemas.microsoft.com/office/word/2024/wordml/sdtformatlock" xmlns:w16se="http://schemas.microsoft.com/office/word/2015/wordml/symex" xmlns:wpg="http://schemas.microsoft.com/office/word/2010/wordprocessingGroup" xmlns:wpi="http://schemas.microsoft.com/office/word/2010/wordprocessingInk" xmlns:wne="http://schemas.microsoft.com/office/word/2006/wordml" xmlns:wps="http://schemas.microsoft.com/office/word/2010/wordprocessingShape" mc:Ignorable="w14 w15 w16se w16cid w16 w16cex w16sdtdh w16sdtfl w16du wp14">
   <w:p>
     <w:pPr>
       <w:pStyle w:val="Footer"/>
-      <w:rPr/>
     </w:pPr>
-    <w:r>
-      <w:rPr/>
-    </w:r>
   </w:p>
 </w:ftr>
 </file>
 
+<file path=word/footnotes.xml><?xml version="1.0" encoding="utf-8"?>
+<w:footnotes xmlns:wpc="http://schemas.microsoft.com/office/word/2010/wordprocessingCanvas" xmlns:cx="http://schemas.microsoft.com/office/drawing/2014/chartex" xmlns:cx1="http://schemas.microsoft.com/office/drawing/2015/9/8/chartex" xmlns:cx2="http://schemas.microsoft.com/office/drawing/2015/10/21/chartex" xmlns:cx3="http://schemas.microsoft.com/office/drawing/2016/5/9/chartex" xmlns:cx4="http://schemas.microsoft.com/office/drawing/2016/5/10/chartex" xmlns:cx5="http://schemas.microsoft.com/office/drawing/2016/5/11/chartex" xmlns:cx6="http://schemas.microsoft.com/office/drawing/2016/5/12/chartex" xmlns:cx7="http://schemas.microsoft.com/office/drawing/2016/5/13/chartex" xmlns:cx8="http://schemas.microsoft.com/office/drawing/2016/5/14/chartex" xmlns:mc="http://schemas.openxmlformats.org/markup-compatibility/2006" xmlns:aink="http://schemas.microsoft.com/office/drawing/2016/ink" xmlns:am3d="http://schemas.microsoft.com/office/drawing/2017/model3d" xmlns:o="urn:schemas-microsoft-com:office:office" xmlns:oel="http://schemas.microsoft.com/office/2019/extlst" xmlns:r="http://schemas.openxmlformats.org/officeDocument/2006/relationships" xmlns:m="http://schemas.openxmlformats.org/officeDocument/2006/math" xmlns:v="urn:schemas-microsoft-com:vml" xmlns:wp14="http://schemas.microsoft.com/office/word/2010/wordprocessingDrawing" xmlns:wp="http://schemas.openxmlformats.org/drawingml/2006/wordprocessingDrawing" xmlns:w10="urn:schemas-microsoft-com:office:word" xmlns:w="http://schemas.openxmlformats.org/wordprocessingml/2006/main" xmlns:w14="http://schemas.microsoft.com/office/word/2010/wordml" xmlns:w15="http://schemas.microsoft.com/office/word/2012/wordml" xmlns:w16cex="http://schemas.microsoft.com/office/word/2018/wordml/cex" xmlns:w16cid="http://schemas.microsoft.com/office/word/2016/wordml/cid" xmlns:w16="http://schemas.microsoft.com/office/word/2018/wordml" xmlns:w16du="http://schemas.microsoft.com/office/word/2023/wordml/word16du" xmlns:w16sdtdh="http://schemas.microsoft.com/office/word/2020/wordml/sdtdatahash" xmlns:w16sdtfl="http://schemas.microsoft.com/office/word/2024/wordml/sdtformatlock" xmlns:w16se="http://schemas.microsoft.com/office/word/2015/wordml/symex" xmlns:wpg="http://schemas.microsoft.com/office/word/2010/wordprocessingGroup" xmlns:wpi="http://schemas.microsoft.com/office/word/2010/wordprocessingInk" xmlns:wne="http://schemas.microsoft.com/office/word/2006/wordml" xmlns:wps="http://schemas.microsoft.com/office/word/2010/wordprocessingShape" mc:Ignorable="w14 w15 w16se w16cid w16 w16cex w16sdtdh w16sdtfl w16du wp14">
+  <w:footnote w:type="separator" w:id="-1">
+    <w:p>
+      <w:pPr>
+        <w:spacing w:after="0" w:line="240" w:lineRule="auto"/>
+      </w:pPr>
+      <w:r>
+        <w:separator/>
+      </w:r>
+    </w:p>
+  </w:footnote>
+  <w:footnote w:type="continuationSeparator" w:id="0">
+    <w:p>
+      <w:pPr>
+        <w:spacing w:after="0" w:line="240" w:lineRule="auto"/>
+      </w:pPr>
+      <w:r>
+        <w:continuationSeparator/>
+      </w:r>
+    </w:p>
+  </w:footnote>
+</w:footnotes>
+</file>
+
 <file path=word/header1.xml><?xml version="1.0" encoding="utf-8"?>
-<w:hdr xmlns:o="urn:schemas-microsoft-com:office:office" xmlns:r="http://schemas.openxmlformats.org/officeDocument/2006/relationships" xmlns:v="urn:schemas-microsoft-com:vml" xmlns:w="http://schemas.openxmlformats.org/wordprocessingml/2006/main" xmlns:w10="urn:schemas-microsoft-com:office:word" xmlns:wp="http://schemas.openxmlformats.org/drawingml/2006/wordprocessingDrawing" xmlns:wps="http://schemas.microsoft.com/office/word/2010/wordprocessingShape" xmlns:wpg="http://schemas.microsoft.com/office/word/2010/wordprocessingGroup" xmlns:mc="http://schemas.openxmlformats.org/markup-compatibility/2006" xmlns:wp14="http://schemas.microsoft.com/office/word/2010/wordprocessingDrawing" xmlns:w14="http://schemas.microsoft.com/office/word/2010/wordml" xmlns:w15="http://schemas.microsoft.com/office/word/2012/wordml" mc:Ignorable="w14 wp14 w15">
+<w:hdr xmlns:wpc="http://schemas.microsoft.com/office/word/2010/wordprocessingCanvas" xmlns:cx="http://schemas.microsoft.com/office/drawing/2014/chartex" xmlns:cx1="http://schemas.microsoft.com/office/drawing/2015/9/8/chartex" xmlns:cx2="http://schemas.microsoft.com/office/drawing/2015/10/21/chartex" xmlns:cx3="http://schemas.microsoft.com/office/drawing/2016/5/9/chartex" xmlns:cx4="http://schemas.microsoft.com/office/drawing/2016/5/10/chartex" xmlns:cx5="http://schemas.microsoft.com/office/drawing/2016/5/11/chartex" xmlns:cx6="http://schemas.microsoft.com/office/drawing/2016/5/12/chartex" xmlns:cx7="http://schemas.microsoft.com/office/drawing/2016/5/13/chartex" xmlns:cx8="http://schemas.microsoft.com/office/drawing/2016/5/14/chartex" xmlns:mc="http://schemas.openxmlformats.org/markup-compatibility/2006" xmlns:aink="http://schemas.microsoft.com/office/drawing/2016/ink" xmlns:am3d="http://schemas.microsoft.com/office/drawing/2017/model3d" xmlns:o="urn:schemas-microsoft-com:office:office" xmlns:oel="http://schemas.microsoft.com/office/2019/extlst" xmlns:r="http://schemas.openxmlformats.org/officeDocument/2006/relationships" xmlns:m="http://schemas.openxmlformats.org/officeDocument/2006/math" xmlns:v="urn:schemas-microsoft-com:vml" xmlns:wp14="http://schemas.microsoft.com/office/word/2010/wordprocessingDrawing" xmlns:wp="http://schemas.openxmlformats.org/drawingml/2006/wordprocessingDrawing" xmlns:w10="urn:schemas-microsoft-com:office:word" xmlns:w="http://schemas.openxmlformats.org/wordprocessingml/2006/main" xmlns:w14="http://schemas.microsoft.com/office/word/2010/wordml" xmlns:w15="http://schemas.microsoft.com/office/word/2012/wordml" xmlns:w16cex="http://schemas.microsoft.com/office/word/2018/wordml/cex" xmlns:w16cid="http://schemas.microsoft.com/office/word/2016/wordml/cid" xmlns:w16="http://schemas.microsoft.com/office/word/2018/wordml" xmlns:w16du="http://schemas.microsoft.com/office/word/2023/wordml/word16du" xmlns:w16sdtdh="http://schemas.microsoft.com/office/word/2020/wordml/sdtdatahash" xmlns:w16sdtfl="http://schemas.microsoft.com/office/word/2024/wordml/sdtformatlock" xmlns:w16se="http://schemas.microsoft.com/office/word/2015/wordml/symex" xmlns:wpg="http://schemas.microsoft.com/office/word/2010/wordprocessingGroup" xmlns:wpi="http://schemas.microsoft.com/office/word/2010/wordprocessingInk" xmlns:wne="http://schemas.microsoft.com/office/word/2006/wordml" xmlns:wps="http://schemas.microsoft.com/office/word/2010/wordprocessingShape" mc:Ignorable="w14 w15 w16se w16cid w16 w16cex w16sdtdh w16sdtfl w16du wp14">
   <w:p>
     <w:pPr>
       <w:pStyle w:val="Header"/>
-      <w:rPr/>
     </w:pPr>
-    <w:r>
-      <w:rPr/>
-    </w:r>
   </w:p>
 </w:hdr>
 </file>
 
 <file path=word/header2.xml><?xml version="1.0" encoding="utf-8"?>
-<w:hdr xmlns:o="urn:schemas-microsoft-com:office:office" xmlns:r="http://schemas.openxmlformats.org/officeDocument/2006/relationships" xmlns:v="urn:schemas-microsoft-com:vml" xmlns:w="http://schemas.openxmlformats.org/wordprocessingml/2006/main" xmlns:w10="urn:schemas-microsoft-com:office:word" xmlns:wp="http://schemas.openxmlformats.org/drawingml/2006/wordprocessingDrawing" xmlns:wps="http://schemas.microsoft.com/office/word/2010/wordprocessingShape" xmlns:wpg="http://schemas.microsoft.com/office/word/2010/wordprocessingGroup" xmlns:mc="http://schemas.openxmlformats.org/markup-compatibility/2006" xmlns:wp14="http://schemas.microsoft.com/office/word/2010/wordprocessingDrawing" xmlns:w14="http://schemas.microsoft.com/office/word/2010/wordml" xmlns:w15="http://schemas.microsoft.com/office/word/2012/wordml" mc:Ignorable="w14 wp14 w15">
+<w:hdr xmlns:wpc="http://schemas.microsoft.com/office/word/2010/wordprocessingCanvas" xmlns:cx="http://schemas.microsoft.com/office/drawing/2014/chartex" xmlns:cx1="http://schemas.microsoft.com/office/drawing/2015/9/8/chartex" xmlns:cx2="http://schemas.microsoft.com/office/drawing/2015/10/21/chartex" xmlns:cx3="http://schemas.microsoft.com/office/drawing/2016/5/9/chartex" xmlns:cx4="http://schemas.microsoft.com/office/drawing/2016/5/10/chartex" xmlns:cx5="http://schemas.microsoft.com/office/drawing/2016/5/11/chartex" xmlns:cx6="http://schemas.microsoft.com/office/drawing/2016/5/12/chartex" xmlns:cx7="http://schemas.microsoft.com/office/drawing/2016/5/13/chartex" xmlns:cx8="http://schemas.microsoft.com/office/drawing/2016/5/14/chartex" xmlns:mc="http://schemas.openxmlformats.org/markup-compatibility/2006" xmlns:aink="http://schemas.microsoft.com/office/drawing/2016/ink" xmlns:am3d="http://schemas.microsoft.com/office/drawing/2017/model3d" xmlns:o="urn:schemas-microsoft-com:office:office" xmlns:oel="http://schemas.microsoft.com/office/2019/extlst" xmlns:r="http://schemas.openxmlformats.org/officeDocument/2006/relationships" xmlns:m="http://schemas.openxmlformats.org/officeDocument/2006/math" xmlns:v="urn:schemas-microsoft-com:vml" xmlns:wp14="http://schemas.microsoft.com/office/word/2010/wordprocessingDrawing" xmlns:wp="http://schemas.openxmlformats.org/drawingml/2006/wordprocessingDrawing" xmlns:w10="urn:schemas-microsoft-com:office:word" xmlns:w="http://schemas.openxmlformats.org/wordprocessingml/2006/main" xmlns:w14="http://schemas.microsoft.com/office/word/2010/wordml" xmlns:w15="http://schemas.microsoft.com/office/word/2012/wordml" xmlns:w16cex="http://schemas.microsoft.com/office/word/2018/wordml/cex" xmlns:w16cid="http://schemas.microsoft.com/office/word/2016/wordml/cid" xmlns:w16="http://schemas.microsoft.com/office/word/2018/wordml" xmlns:w16du="http://schemas.microsoft.com/office/word/2023/wordml/word16du" xmlns:w16sdtdh="http://schemas.microsoft.com/office/word/2020/wordml/sdtdatahash" xmlns:w16sdtfl="http://schemas.microsoft.com/office/word/2024/wordml/sdtformatlock" xmlns:w16se="http://schemas.microsoft.com/office/word/2015/wordml/symex" xmlns:wpg="http://schemas.microsoft.com/office/word/2010/wordprocessingGroup" xmlns:wpi="http://schemas.microsoft.com/office/word/2010/wordprocessingInk" xmlns:wne="http://schemas.microsoft.com/office/word/2006/wordml" xmlns:wps="http://schemas.microsoft.com/office/word/2010/wordprocessingShape" mc:Ignorable="w14 w15 w16se w16cid w16 w16cex w16sdtdh w16sdtfl w16du wp14">
   <w:p>
     <w:pPr>
       <w:pStyle w:val="Header"/>
-      <w:rPr/>
     </w:pPr>
-    <w:r>
-      <w:rPr/>
-    </w:r>
   </w:p>
 </w:hdr>
 </file>
 
 <file path=word/header3.xml><?xml version="1.0" encoding="utf-8"?>
-<w:hdr xmlns:o="urn:schemas-microsoft-com:office:office" xmlns:r="http://schemas.openxmlformats.org/officeDocument/2006/relationships" xmlns:v="urn:schemas-microsoft-com:vml" xmlns:w="http://schemas.openxmlformats.org/wordprocessingml/2006/main" xmlns:w10="urn:schemas-microsoft-com:office:word" xmlns:wp="http://schemas.openxmlformats.org/drawingml/2006/wordprocessingDrawing" xmlns:wps="http://schemas.microsoft.com/office/word/2010/wordprocessingShape" xmlns:wpg="http://schemas.microsoft.com/office/word/2010/wordprocessingGroup" xmlns:mc="http://schemas.openxmlformats.org/markup-compatibility/2006" xmlns:wp14="http://schemas.microsoft.com/office/word/2010/wordprocessingDrawing" xmlns:w14="http://schemas.microsoft.com/office/word/2010/wordml" xmlns:w15="http://schemas.microsoft.com/office/word/2012/wordml" mc:Ignorable="w14 wp14 w15">
+<w:hdr xmlns:wpc="http://schemas.microsoft.com/office/word/2010/wordprocessingCanvas" xmlns:cx="http://schemas.microsoft.com/office/drawing/2014/chartex" xmlns:cx1="http://schemas.microsoft.com/office/drawing/2015/9/8/chartex" xmlns:cx2="http://schemas.microsoft.com/office/drawing/2015/10/21/chartex" xmlns:cx3="http://schemas.microsoft.com/office/drawing/2016/5/9/chartex" xmlns:cx4="http://schemas.microsoft.com/office/drawing/2016/5/10/chartex" xmlns:cx5="http://schemas.microsoft.com/office/drawing/2016/5/11/chartex" xmlns:cx6="http://schemas.microsoft.com/office/drawing/2016/5/12/chartex" xmlns:cx7="http://schemas.microsoft.com/office/drawing/2016/5/13/chartex" xmlns:cx8="http://schemas.microsoft.com/office/drawing/2016/5/14/chartex" xmlns:mc="http://schemas.openxmlformats.org/markup-compatibility/2006" xmlns:aink="http://schemas.microsoft.com/office/drawing/2016/ink" xmlns:am3d="http://schemas.microsoft.com/office/drawing/2017/model3d" xmlns:o="urn:schemas-microsoft-com:office:office" xmlns:oel="http://schemas.microsoft.com/office/2019/extlst" xmlns:r="http://schemas.openxmlformats.org/officeDocument/2006/relationships" xmlns:m="http://schemas.openxmlformats.org/officeDocument/2006/math" xmlns:v="urn:schemas-microsoft-com:vml" xmlns:wp14="http://schemas.microsoft.com/office/word/2010/wordprocessingDrawing" xmlns:wp="http://schemas.openxmlformats.org/drawingml/2006/wordprocessingDrawing" xmlns:w10="urn:schemas-microsoft-com:office:word" xmlns:w="http://schemas.openxmlformats.org/wordprocessingml/2006/main" xmlns:w14="http://schemas.microsoft.com/office/word/2010/wordml" xmlns:w15="http://schemas.microsoft.com/office/word/2012/wordml" xmlns:w16cex="http://schemas.microsoft.com/office/word/2018/wordml/cex" xmlns:w16cid="http://schemas.microsoft.com/office/word/2016/wordml/cid" xmlns:w16="http://schemas.microsoft.com/office/word/2018/wordml" xmlns:w16du="http://schemas.microsoft.com/office/word/2023/wordml/word16du" xmlns:w16sdtdh="http://schemas.microsoft.com/office/word/2020/wordml/sdtdatahash" xmlns:w16sdtfl="http://schemas.microsoft.com/office/word/2024/wordml/sdtformatlock" xmlns:w16se="http://schemas.microsoft.com/office/word/2015/wordml/symex" xmlns:wpg="http://schemas.microsoft.com/office/word/2010/wordprocessingGroup" xmlns:wpi="http://schemas.microsoft.com/office/word/2010/wordprocessingInk" xmlns:wne="http://schemas.microsoft.com/office/word/2006/wordml" xmlns:wps="http://schemas.microsoft.com/office/word/2010/wordprocessingShape" mc:Ignorable="w14 w15 w16se w16cid w16 w16cex w16sdtdh w16sdtfl w16du wp14">
   <w:p>
     <w:pPr>
       <w:pStyle w:val="Header"/>
-      <w:rPr/>
     </w:pPr>
-    <w:r>
-      <w:rPr/>
-    </w:r>
   </w:p>
 </w:hdr>
 </file>
 
 <file path=word/numbering.xml><?xml version="1.0" encoding="utf-8"?>
-<w:numbering xmlns:w="http://schemas.openxmlformats.org/wordprocessingml/2006/main" xmlns:o="urn:schemas-microsoft-com:office:office" xmlns:r="http://schemas.openxmlformats.org/officeDocument/2006/relationships" xmlns:v="urn:schemas-microsoft-com:vml" xmlns:mc="http://schemas.openxmlformats.org/markup-compatibility/2006" xmlns:w14="http://schemas.microsoft.com/office/word/2010/wordml" mc:Ignorable="w14">
-  <w:abstractNum w:abstractNumId="1">
+<w:numbering xmlns:wpc="http://schemas.microsoft.com/office/word/2010/wordprocessingCanvas" xmlns:cx="http://schemas.microsoft.com/office/drawing/2014/chartex" xmlns:cx1="http://schemas.microsoft.com/office/drawing/2015/9/8/chartex" xmlns:cx2="http://schemas.microsoft.com/office/drawing/2015/10/21/chartex" xmlns:cx3="http://schemas.microsoft.com/office/drawing/2016/5/9/chartex" xmlns:cx4="http://schemas.microsoft.com/office/drawing/2016/5/10/chartex" xmlns:cx5="http://schemas.microsoft.com/office/drawing/2016/5/11/chartex" xmlns:cx6="http://schemas.microsoft.com/office/drawing/2016/5/12/chartex" xmlns:cx7="http://schemas.microsoft.com/office/drawing/2016/5/13/chartex" xmlns:cx8="http://schemas.microsoft.com/office/drawing/2016/5/14/chartex" xmlns:mc="http://schemas.openxmlformats.org/markup-compatibility/2006" xmlns:aink="http://schemas.microsoft.com/office/drawing/2016/ink" xmlns:am3d="http://schemas.microsoft.com/office/drawing/2017/model3d" xmlns:o="urn:schemas-microsoft-com:office:office" xmlns:oel="http://schemas.microsoft.com/office/2019/extlst" xmlns:r="http://schemas.openxmlformats.org/officeDocument/2006/relationships" xmlns:m="http://schemas.openxmlformats.org/officeDocument/2006/math" xmlns:v="urn:schemas-microsoft-com:vml" xmlns:wp14="http://schemas.microsoft.com/office/word/2010/wordprocessingDrawing" xmlns:wp="http://schemas.openxmlformats.org/drawingml/2006/wordprocessingDrawing" xmlns:w10="urn:schemas-microsoft-com:office:word" xmlns:w="http://schemas.openxmlformats.org/wordprocessingml/2006/main" xmlns:w14="http://schemas.microsoft.com/office/word/2010/wordml" xmlns:w15="http://schemas.microsoft.com/office/word/2012/wordml" xmlns:w16cex="http://schemas.microsoft.com/office/word/2018/wordml/cex" xmlns:w16cid="http://schemas.microsoft.com/office/word/2016/wordml/cid" xmlns:w16="http://schemas.microsoft.com/office/word/2018/wordml" xmlns:w16du="http://schemas.microsoft.com/office/word/2023/wordml/word16du" xmlns:w16sdtdh="http://schemas.microsoft.com/office/word/2020/wordml/sdtdatahash" xmlns:w16sdtfl="http://schemas.microsoft.com/office/word/2024/wordml/sdtformatlock" xmlns:w16se="http://schemas.microsoft.com/office/word/2015/wordml/symex" xmlns:wpg="http://schemas.microsoft.com/office/word/2010/wordprocessingGroup" xmlns:wpi="http://schemas.microsoft.com/office/word/2010/wordprocessingInk" xmlns:wne="http://schemas.microsoft.com/office/word/2006/wordml" xmlns:wps="http://schemas.microsoft.com/office/word/2010/wordprocessingShape" mc:Ignorable="w14 w15 w16se w16cid w16 w16cex w16sdtdh w16sdtfl w16du wp14">
+  <w:abstractNum w:abstractNumId="0" w15:restartNumberingAfterBreak="0">
+    <w:nsid w:val="00277426"/>
+    <w:multiLevelType w:val="multilevel"/>
+    <w:tmpl w:val="E98C2558"/>
     <w:lvl w:ilvl="0">
       <w:start w:val="1"/>
       <w:numFmt w:val="bullet"/>
@@ -5708,10 +5387,10 @@
       </w:pPr>
       <w:rPr>
         <w:rFonts w:ascii="DejaVu Sans" w:hAnsi="DejaVu Sans" w:cs="DejaVu Sans" w:hint="default"/>
+        <w:color w:val="auto"/>
+        <w:kern w:val="0"/>
         <w:sz w:val="24"/>
-        <w:kern w:val="0"/>
         <w:szCs w:val="24"/>
-        <w:color w:val="auto"/>
         <w:lang w:val="en-US" w:eastAsia="en-US" w:bidi="ar-SA"/>
       </w:rPr>
     </w:lvl>
@@ -5836,7 +5515,10 @@
       </w:rPr>
     </w:lvl>
   </w:abstractNum>
-  <w:abstractNum w:abstractNumId="2">
+  <w:abstractNum w:abstractNumId="1" w15:restartNumberingAfterBreak="0">
+    <w:nsid w:val="0A62156F"/>
+    <w:multiLevelType w:val="multilevel"/>
+    <w:tmpl w:val="CF105028"/>
     <w:lvl w:ilvl="0">
       <w:start w:val="1"/>
       <w:numFmt w:val="bullet"/>
@@ -5850,10 +5532,10 @@
       </w:pPr>
       <w:rPr>
         <w:rFonts w:ascii="DejaVu Sans" w:hAnsi="DejaVu Sans" w:cs="DejaVu Sans" w:hint="default"/>
+        <w:color w:val="auto"/>
+        <w:kern w:val="0"/>
         <w:sz w:val="24"/>
-        <w:kern w:val="0"/>
         <w:szCs w:val="24"/>
-        <w:color w:val="auto"/>
         <w:lang w:val="en-US" w:eastAsia="en-US" w:bidi="ar-SA"/>
       </w:rPr>
     </w:lvl>
@@ -5869,12 +5551,11 @@
         <w:ind w:left="1418" w:hanging="283"/>
       </w:pPr>
       <w:rPr>
-        <w:rFonts w:ascii="Calibri" w:hAnsi="Calibri" w:cs="Calibri" w:hint="default"/>
+        <w:rFonts w:asciiTheme="minorHAnsi" w:eastAsiaTheme="minorHAnsi" w:hAnsiTheme="minorHAnsi" w:cstheme="minorBidi" w:hint="default"/>
+        <w:color w:val="auto"/>
+        <w:kern w:val="0"/>
         <w:sz w:val="24"/>
-        <w:kern w:val="0"/>
         <w:szCs w:val="24"/>
-        <w:rFonts w:asciiTheme="minorHAnsi" w:cstheme="minorBidi" w:eastAsiaTheme="minorHAnsi" w:hAnsiTheme="minorHAnsi"/>
-        <w:color w:val="auto"/>
         <w:lang w:val="en-US" w:eastAsia="en-US" w:bidi="ar-SA"/>
       </w:rPr>
     </w:lvl>
@@ -5890,12 +5571,11 @@
         <w:ind w:left="2127" w:hanging="283"/>
       </w:pPr>
       <w:rPr>
-        <w:rFonts w:ascii="Calibri" w:hAnsi="Calibri" w:cs="Calibri" w:hint="default"/>
+        <w:rFonts w:asciiTheme="minorHAnsi" w:eastAsiaTheme="minorHAnsi" w:hAnsiTheme="minorHAnsi" w:cstheme="minorBidi" w:hint="default"/>
+        <w:color w:val="auto"/>
+        <w:kern w:val="0"/>
         <w:sz w:val="24"/>
-        <w:kern w:val="0"/>
         <w:szCs w:val="24"/>
-        <w:rFonts w:asciiTheme="minorHAnsi" w:cstheme="minorBidi" w:eastAsiaTheme="minorHAnsi" w:hAnsiTheme="minorHAnsi"/>
-        <w:color w:val="auto"/>
         <w:lang w:val="en-US" w:eastAsia="en-US" w:bidi="ar-SA"/>
       </w:rPr>
     </w:lvl>
@@ -5911,12 +5591,11 @@
         <w:ind w:left="2836" w:hanging="283"/>
       </w:pPr>
       <w:rPr>
-        <w:rFonts w:ascii="Calibri" w:hAnsi="Calibri" w:cs="Calibri" w:hint="default"/>
+        <w:rFonts w:asciiTheme="minorHAnsi" w:eastAsiaTheme="minorHAnsi" w:hAnsiTheme="minorHAnsi" w:cstheme="minorBidi" w:hint="default"/>
+        <w:color w:val="auto"/>
+        <w:kern w:val="0"/>
         <w:sz w:val="24"/>
-        <w:kern w:val="0"/>
         <w:szCs w:val="24"/>
-        <w:rFonts w:asciiTheme="minorHAnsi" w:cstheme="minorBidi" w:eastAsiaTheme="minorHAnsi" w:hAnsiTheme="minorHAnsi"/>
-        <w:color w:val="auto"/>
         <w:lang w:val="en-US" w:eastAsia="en-US" w:bidi="ar-SA"/>
       </w:rPr>
     </w:lvl>
@@ -5932,12 +5611,11 @@
         <w:ind w:left="3545" w:hanging="283"/>
       </w:pPr>
       <w:rPr>
-        <w:rFonts w:ascii="Calibri" w:hAnsi="Calibri" w:cs="Calibri" w:hint="default"/>
+        <w:rFonts w:asciiTheme="minorHAnsi" w:eastAsiaTheme="minorHAnsi" w:hAnsiTheme="minorHAnsi" w:cstheme="minorBidi" w:hint="default"/>
+        <w:color w:val="auto"/>
+        <w:kern w:val="0"/>
         <w:sz w:val="24"/>
-        <w:kern w:val="0"/>
         <w:szCs w:val="24"/>
-        <w:rFonts w:asciiTheme="minorHAnsi" w:cstheme="minorBidi" w:eastAsiaTheme="minorHAnsi" w:hAnsiTheme="minorHAnsi"/>
-        <w:color w:val="auto"/>
         <w:lang w:val="en-US" w:eastAsia="en-US" w:bidi="ar-SA"/>
       </w:rPr>
     </w:lvl>
@@ -5953,12 +5631,11 @@
         <w:ind w:left="4254" w:hanging="283"/>
       </w:pPr>
       <w:rPr>
-        <w:rFonts w:ascii="Calibri" w:hAnsi="Calibri" w:cs="Calibri" w:hint="default"/>
+        <w:rFonts w:asciiTheme="minorHAnsi" w:eastAsiaTheme="minorHAnsi" w:hAnsiTheme="minorHAnsi" w:cstheme="minorBidi" w:hint="default"/>
+        <w:color w:val="auto"/>
+        <w:kern w:val="0"/>
         <w:sz w:val="24"/>
-        <w:kern w:val="0"/>
         <w:szCs w:val="24"/>
-        <w:rFonts w:asciiTheme="minorHAnsi" w:cstheme="minorBidi" w:eastAsiaTheme="minorHAnsi" w:hAnsiTheme="minorHAnsi"/>
-        <w:color w:val="auto"/>
         <w:lang w:val="en-US" w:eastAsia="en-US" w:bidi="ar-SA"/>
       </w:rPr>
     </w:lvl>
@@ -5974,12 +5651,11 @@
         <w:ind w:left="4963" w:hanging="283"/>
       </w:pPr>
       <w:rPr>
-        <w:rFonts w:ascii="Calibri" w:hAnsi="Calibri" w:cs="Calibri" w:hint="default"/>
+        <w:rFonts w:asciiTheme="minorHAnsi" w:eastAsiaTheme="minorHAnsi" w:hAnsiTheme="minorHAnsi" w:cstheme="minorBidi" w:hint="default"/>
+        <w:color w:val="auto"/>
+        <w:kern w:val="0"/>
         <w:sz w:val="24"/>
-        <w:kern w:val="0"/>
         <w:szCs w:val="24"/>
-        <w:rFonts w:asciiTheme="minorHAnsi" w:cstheme="minorBidi" w:eastAsiaTheme="minorHAnsi" w:hAnsiTheme="minorHAnsi"/>
-        <w:color w:val="auto"/>
         <w:lang w:val="en-US" w:eastAsia="en-US" w:bidi="ar-SA"/>
       </w:rPr>
     </w:lvl>
@@ -5995,12 +5671,11 @@
         <w:ind w:left="5672" w:hanging="283"/>
       </w:pPr>
       <w:rPr>
-        <w:rFonts w:ascii="Calibri" w:hAnsi="Calibri" w:cs="Calibri" w:hint="default"/>
+        <w:rFonts w:asciiTheme="minorHAnsi" w:eastAsiaTheme="minorHAnsi" w:hAnsiTheme="minorHAnsi" w:cstheme="minorBidi" w:hint="default"/>
+        <w:color w:val="auto"/>
+        <w:kern w:val="0"/>
         <w:sz w:val="24"/>
-        <w:kern w:val="0"/>
         <w:szCs w:val="24"/>
-        <w:rFonts w:asciiTheme="minorHAnsi" w:cstheme="minorBidi" w:eastAsiaTheme="minorHAnsi" w:hAnsiTheme="minorHAnsi"/>
-        <w:color w:val="auto"/>
         <w:lang w:val="en-US" w:eastAsia="en-US" w:bidi="ar-SA"/>
       </w:rPr>
     </w:lvl>
@@ -6016,17 +5691,19 @@
         <w:ind w:left="6381" w:hanging="283"/>
       </w:pPr>
       <w:rPr>
-        <w:rFonts w:ascii="Calibri" w:hAnsi="Calibri" w:cs="Calibri" w:hint="default"/>
+        <w:rFonts w:asciiTheme="minorHAnsi" w:eastAsiaTheme="minorHAnsi" w:hAnsiTheme="minorHAnsi" w:cstheme="minorBidi" w:hint="default"/>
+        <w:color w:val="auto"/>
+        <w:kern w:val="0"/>
         <w:sz w:val="24"/>
-        <w:kern w:val="0"/>
         <w:szCs w:val="24"/>
-        <w:rFonts w:asciiTheme="minorHAnsi" w:cstheme="minorBidi" w:eastAsiaTheme="minorHAnsi" w:hAnsiTheme="minorHAnsi"/>
-        <w:color w:val="auto"/>
         <w:lang w:val="en-US" w:eastAsia="en-US" w:bidi="ar-SA"/>
       </w:rPr>
     </w:lvl>
   </w:abstractNum>
-  <w:abstractNum w:abstractNumId="3">
+  <w:abstractNum w:abstractNumId="2" w15:restartNumberingAfterBreak="0">
+    <w:nsid w:val="115228E4"/>
+    <w:multiLevelType w:val="multilevel"/>
+    <w:tmpl w:val="C5DAF422"/>
     <w:lvl w:ilvl="0">
       <w:start w:val="1"/>
       <w:numFmt w:val="none"/>
@@ -6037,7 +5714,7 @@
         <w:tabs>
           <w:tab w:val="num" w:pos="0"/>
         </w:tabs>
-        <w:ind w:left="0" w:hanging="0"/>
+        <w:ind w:left="0" w:firstLine="0"/>
       </w:pPr>
     </w:lvl>
     <w:lvl w:ilvl="1">
@@ -6050,7 +5727,7 @@
         <w:tabs>
           <w:tab w:val="num" w:pos="0"/>
         </w:tabs>
-        <w:ind w:left="0" w:hanging="0"/>
+        <w:ind w:left="0" w:firstLine="0"/>
       </w:pPr>
     </w:lvl>
     <w:lvl w:ilvl="2">
@@ -6063,7 +5740,7 @@
         <w:tabs>
           <w:tab w:val="num" w:pos="0"/>
         </w:tabs>
-        <w:ind w:left="0" w:hanging="0"/>
+        <w:ind w:left="0" w:firstLine="0"/>
       </w:pPr>
     </w:lvl>
     <w:lvl w:ilvl="3">
@@ -6076,7 +5753,7 @@
         <w:tabs>
           <w:tab w:val="num" w:pos="0"/>
         </w:tabs>
-        <w:ind w:left="0" w:hanging="0"/>
+        <w:ind w:left="0" w:firstLine="0"/>
       </w:pPr>
     </w:lvl>
     <w:lvl w:ilvl="4">
@@ -6089,7 +5766,7 @@
         <w:tabs>
           <w:tab w:val="num" w:pos="0"/>
         </w:tabs>
-        <w:ind w:left="0" w:hanging="0"/>
+        <w:ind w:left="0" w:firstLine="0"/>
       </w:pPr>
     </w:lvl>
     <w:lvl w:ilvl="5">
@@ -6102,7 +5779,7 @@
         <w:tabs>
           <w:tab w:val="num" w:pos="0"/>
         </w:tabs>
-        <w:ind w:left="0" w:hanging="0"/>
+        <w:ind w:left="0" w:firstLine="0"/>
       </w:pPr>
     </w:lvl>
     <w:lvl w:ilvl="6">
@@ -6115,7 +5792,7 @@
         <w:tabs>
           <w:tab w:val="num" w:pos="0"/>
         </w:tabs>
-        <w:ind w:left="0" w:hanging="0"/>
+        <w:ind w:left="0" w:firstLine="0"/>
       </w:pPr>
     </w:lvl>
     <w:lvl w:ilvl="7">
@@ -6128,7 +5805,7 @@
         <w:tabs>
           <w:tab w:val="num" w:pos="0"/>
         </w:tabs>
-        <w:ind w:left="0" w:hanging="0"/>
+        <w:ind w:left="0" w:firstLine="0"/>
       </w:pPr>
     </w:lvl>
     <w:lvl w:ilvl="8">
@@ -6141,28 +5818,28 @@
         <w:tabs>
           <w:tab w:val="num" w:pos="0"/>
         </w:tabs>
-        <w:ind w:left="0" w:hanging="0"/>
+        <w:ind w:left="0" w:firstLine="0"/>
       </w:pPr>
     </w:lvl>
   </w:abstractNum>
-  <w:num w:numId="1">
+  <w:num w:numId="1" w16cid:durableId="958413870">
+    <w:abstractNumId w:val="0"/>
+  </w:num>
+  <w:num w:numId="2" w16cid:durableId="52049882">
     <w:abstractNumId w:val="1"/>
   </w:num>
-  <w:num w:numId="2">
+  <w:num w:numId="3" w16cid:durableId="270862129">
     <w:abstractNumId w:val="2"/>
-  </w:num>
-  <w:num w:numId="3">
-    <w:abstractNumId w:val="3"/>
   </w:num>
 </w:numbering>
 </file>
 
 <file path=word/styles.xml><?xml version="1.0" encoding="utf-8"?>
-<w:styles xmlns:w="http://schemas.openxmlformats.org/wordprocessingml/2006/main" xmlns:w14="http://schemas.microsoft.com/office/word/2010/wordml" xmlns:mc="http://schemas.openxmlformats.org/markup-compatibility/2006" mc:Ignorable="w14">
+<w:styles xmlns:mc="http://schemas.openxmlformats.org/markup-compatibility/2006" xmlns:r="http://schemas.openxmlformats.org/officeDocument/2006/relationships" xmlns:w="http://schemas.openxmlformats.org/wordprocessingml/2006/main" xmlns:w14="http://schemas.microsoft.com/office/word/2010/wordml" xmlns:w15="http://schemas.microsoft.com/office/word/2012/wordml" xmlns:w16cex="http://schemas.microsoft.com/office/word/2018/wordml/cex" xmlns:w16cid="http://schemas.microsoft.com/office/word/2016/wordml/cid" xmlns:w16="http://schemas.microsoft.com/office/word/2018/wordml" xmlns:w16du="http://schemas.microsoft.com/office/word/2023/wordml/word16du" xmlns:w16sdtdh="http://schemas.microsoft.com/office/word/2020/wordml/sdtdatahash" xmlns:w16sdtfl="http://schemas.microsoft.com/office/word/2024/wordml/sdtformatlock" xmlns:w16se="http://schemas.microsoft.com/office/word/2015/wordml/symex" mc:Ignorable="w14 w15 w16se w16cid w16 w16cex w16sdtdh w16sdtfl w16du">
   <w:docDefaults>
     <w:rPrDefault>
       <w:rPr>
-        <w:rFonts w:ascii="Calibri" w:hAnsi="Calibri" w:eastAsia="Calibri" w:cs="" w:asciiTheme="minorHAnsi" w:cstheme="minorBidi" w:eastAsiaTheme="minorHAnsi" w:hAnsiTheme="minorHAnsi"/>
+        <w:rFonts w:asciiTheme="minorHAnsi" w:eastAsiaTheme="minorHAnsi" w:hAnsiTheme="minorHAnsi" w:cstheme="minorBidi"/>
         <w:sz w:val="22"/>
         <w:szCs w:val="22"/>
         <w:lang w:val="en-US" w:eastAsia="en-US" w:bidi="ar-SA"/>
@@ -6170,21 +5847,21 @@
     </w:rPrDefault>
     <w:pPrDefault>
       <w:pPr>
-        <w:suppressAutoHyphens w:val="true"/>
+        <w:suppressAutoHyphens/>
       </w:pPr>
     </w:pPrDefault>
   </w:docDefaults>
   <w:latentStyles w:defLockedState="0" w:defUIPriority="99" w:defSemiHidden="0" w:defUnhideWhenUsed="0" w:defQFormat="0" w:count="376">
     <w:lsdException w:name="Normal" w:uiPriority="0" w:qFormat="1"/>
     <w:lsdException w:name="heading 1" w:uiPriority="9" w:qFormat="1"/>
-    <w:lsdException w:name="heading 2" w:uiPriority="9" w:semiHidden="1" w:unhideWhenUsed="1" w:qFormat="1"/>
-    <w:lsdException w:name="heading 3" w:uiPriority="9" w:semiHidden="1" w:unhideWhenUsed="1" w:qFormat="1"/>
-    <w:lsdException w:name="heading 4" w:uiPriority="9" w:semiHidden="1" w:unhideWhenUsed="1" w:qFormat="1"/>
-    <w:lsdException w:name="heading 5" w:uiPriority="9" w:semiHidden="1" w:unhideWhenUsed="1" w:qFormat="1"/>
-    <w:lsdException w:name="heading 6" w:uiPriority="9" w:semiHidden="1" w:unhideWhenUsed="1" w:qFormat="1"/>
-    <w:lsdException w:name="heading 7" w:uiPriority="9" w:semiHidden="1" w:unhideWhenUsed="1" w:qFormat="1"/>
-    <w:lsdException w:name="heading 8" w:uiPriority="9" w:semiHidden="1" w:unhideWhenUsed="1" w:qFormat="1"/>
-    <w:lsdException w:name="heading 9" w:uiPriority="9" w:semiHidden="1" w:unhideWhenUsed="1" w:qFormat="1"/>
+    <w:lsdException w:name="heading 2" w:semiHidden="1" w:uiPriority="9" w:unhideWhenUsed="1" w:qFormat="1"/>
+    <w:lsdException w:name="heading 3" w:semiHidden="1" w:uiPriority="9" w:unhideWhenUsed="1" w:qFormat="1"/>
+    <w:lsdException w:name="heading 4" w:semiHidden="1" w:uiPriority="9" w:unhideWhenUsed="1" w:qFormat="1"/>
+    <w:lsdException w:name="heading 5" w:semiHidden="1" w:uiPriority="9" w:unhideWhenUsed="1" w:qFormat="1"/>
+    <w:lsdException w:name="heading 6" w:semiHidden="1" w:uiPriority="9" w:unhideWhenUsed="1" w:qFormat="1"/>
+    <w:lsdException w:name="heading 7" w:semiHidden="1" w:uiPriority="9" w:unhideWhenUsed="1" w:qFormat="1"/>
+    <w:lsdException w:name="heading 8" w:semiHidden="1" w:uiPriority="9" w:unhideWhenUsed="1" w:qFormat="1"/>
+    <w:lsdException w:name="heading 9" w:semiHidden="1" w:uiPriority="9" w:unhideWhenUsed="1" w:qFormat="1"/>
     <w:lsdException w:name="index 1" w:semiHidden="1" w:unhideWhenUsed="1"/>
     <w:lsdException w:name="index 2" w:semiHidden="1" w:unhideWhenUsed="1"/>
     <w:lsdException w:name="index 3" w:semiHidden="1" w:unhideWhenUsed="1"/>
@@ -6194,22 +5871,22 @@
     <w:lsdException w:name="index 7" w:semiHidden="1" w:unhideWhenUsed="1"/>
     <w:lsdException w:name="index 8" w:semiHidden="1" w:unhideWhenUsed="1"/>
     <w:lsdException w:name="index 9" w:semiHidden="1" w:unhideWhenUsed="1"/>
-    <w:lsdException w:name="toc 1" w:uiPriority="39" w:semiHidden="1" w:unhideWhenUsed="1"/>
-    <w:lsdException w:name="toc 2" w:uiPriority="39" w:semiHidden="1" w:unhideWhenUsed="1"/>
-    <w:lsdException w:name="toc 3" w:uiPriority="39" w:semiHidden="1" w:unhideWhenUsed="1"/>
-    <w:lsdException w:name="toc 4" w:uiPriority="39" w:semiHidden="1" w:unhideWhenUsed="1"/>
-    <w:lsdException w:name="toc 5" w:uiPriority="39" w:semiHidden="1" w:unhideWhenUsed="1"/>
-    <w:lsdException w:name="toc 6" w:uiPriority="39" w:semiHidden="1" w:unhideWhenUsed="1"/>
-    <w:lsdException w:name="toc 7" w:uiPriority="39" w:semiHidden="1" w:unhideWhenUsed="1"/>
-    <w:lsdException w:name="toc 8" w:uiPriority="39" w:semiHidden="1" w:unhideWhenUsed="1"/>
-    <w:lsdException w:name="toc 9" w:uiPriority="39" w:semiHidden="1" w:unhideWhenUsed="1"/>
+    <w:lsdException w:name="toc 1" w:semiHidden="1" w:uiPriority="39" w:unhideWhenUsed="1"/>
+    <w:lsdException w:name="toc 2" w:semiHidden="1" w:uiPriority="39" w:unhideWhenUsed="1"/>
+    <w:lsdException w:name="toc 3" w:semiHidden="1" w:uiPriority="39" w:unhideWhenUsed="1"/>
+    <w:lsdException w:name="toc 4" w:semiHidden="1" w:uiPriority="39" w:unhideWhenUsed="1"/>
+    <w:lsdException w:name="toc 5" w:semiHidden="1" w:uiPriority="39" w:unhideWhenUsed="1"/>
+    <w:lsdException w:name="toc 6" w:semiHidden="1" w:uiPriority="39" w:unhideWhenUsed="1"/>
+    <w:lsdException w:name="toc 7" w:semiHidden="1" w:uiPriority="39" w:unhideWhenUsed="1"/>
+    <w:lsdException w:name="toc 8" w:semiHidden="1" w:uiPriority="39" w:unhideWhenUsed="1"/>
+    <w:lsdException w:name="toc 9" w:semiHidden="1" w:uiPriority="39" w:unhideWhenUsed="1"/>
     <w:lsdException w:name="Normal Indent" w:semiHidden="1" w:unhideWhenUsed="1"/>
     <w:lsdException w:name="footnote text" w:semiHidden="1" w:unhideWhenUsed="1"/>
     <w:lsdException w:name="annotation text" w:semiHidden="1" w:unhideWhenUsed="1"/>
     <w:lsdException w:name="header" w:semiHidden="1" w:unhideWhenUsed="1"/>
     <w:lsdException w:name="footer" w:semiHidden="1" w:unhideWhenUsed="1"/>
     <w:lsdException w:name="index heading" w:semiHidden="1" w:unhideWhenUsed="1"/>
-    <w:lsdException w:name="caption" w:uiPriority="35" w:semiHidden="1" w:unhideWhenUsed="1" w:qFormat="1"/>
+    <w:lsdException w:name="caption" w:semiHidden="1" w:uiPriority="35" w:unhideWhenUsed="1" w:qFormat="1"/>
     <w:lsdException w:name="table of figures" w:semiHidden="1" w:unhideWhenUsed="1"/>
     <w:lsdException w:name="envelope address" w:semiHidden="1" w:unhideWhenUsed="1"/>
     <w:lsdException w:name="envelope return" w:semiHidden="1" w:unhideWhenUsed="1"/>
@@ -6240,8 +5917,8 @@
     <w:lsdException w:name="Title" w:uiPriority="10" w:qFormat="1"/>
     <w:lsdException w:name="Closing" w:semiHidden="1" w:unhideWhenUsed="1"/>
     <w:lsdException w:name="Signature" w:semiHidden="1" w:unhideWhenUsed="1"/>
-    <w:lsdException w:name="Default Paragraph Font" w:uiPriority="1" w:semiHidden="1" w:unhideWhenUsed="1"/>
-    <w:lsdException w:name="Body Text" w:uiPriority="0" w:semiHidden="1" w:unhideWhenUsed="1"/>
+    <w:lsdException w:name="Default Paragraph Font" w:semiHidden="1" w:uiPriority="1" w:unhideWhenUsed="1"/>
+    <w:lsdException w:name="Body Text" w:semiHidden="1" w:uiPriority="0" w:unhideWhenUsed="1"/>
     <w:lsdException w:name="Body Text Indent" w:semiHidden="1" w:unhideWhenUsed="1"/>
     <w:lsdException w:name="List Continue" w:semiHidden="1" w:unhideWhenUsed="1"/>
     <w:lsdException w:name="List Continue 2" w:semiHidden="1" w:unhideWhenUsed="1"/>
@@ -6440,8 +6117,8 @@
     <w:lsdException w:name="Subtle Reference" w:uiPriority="31" w:qFormat="1"/>
     <w:lsdException w:name="Intense Reference" w:uiPriority="32" w:qFormat="1"/>
     <w:lsdException w:name="Book Title" w:uiPriority="33" w:qFormat="1"/>
-    <w:lsdException w:name="Bibliography" w:uiPriority="37" w:semiHidden="1" w:unhideWhenUsed="1"/>
-    <w:lsdException w:name="TOC Heading" w:uiPriority="39" w:semiHidden="1" w:unhideWhenUsed="1" w:qFormat="1"/>
+    <w:lsdException w:name="Bibliography" w:semiHidden="1" w:uiPriority="37" w:unhideWhenUsed="1"/>
+    <w:lsdException w:name="TOC Heading" w:semiHidden="1" w:uiPriority="39" w:unhideWhenUsed="1" w:qFormat="1"/>
     <w:lsdException w:name="Plain Table 1" w:uiPriority="41"/>
     <w:lsdException w:name="Plain Table 2" w:uiPriority="42"/>
     <w:lsdException w:name="Plain Table 3" w:uiPriority="43"/>
@@ -6547,129 +6224,131 @@
     <w:lsdException w:name="List Table 6 Colorful Accent 6" w:uiPriority="51"/>
     <w:lsdException w:name="List Table 7 Colorful Accent 6" w:uiPriority="52"/>
   </w:latentStyles>
-  <w:style w:type="paragraph" w:styleId="Normal" w:default="1">
+  <w:style w:type="paragraph" w:default="1" w:styleId="Normal">
     <w:name w:val="Normal"/>
     <w:qFormat/>
-    <w:rsid w:val="00465b5e"/>
+    <w:rsid w:val="00465B5E"/>
     <w:pPr>
-      <w:widowControl/>
-      <w:suppressAutoHyphens w:val="true"/>
-      <w:bidi w:val="0"/>
-      <w:spacing w:lineRule="auto" w:line="259" w:before="0" w:after="160"/>
-      <w:jc w:val="left"/>
+      <w:spacing w:after="160" w:line="259" w:lineRule="auto"/>
     </w:pPr>
-    <w:rPr>
-      <w:rFonts w:ascii="Calibri" w:hAnsi="Calibri" w:eastAsia="Calibri" w:cs="" w:asciiTheme="minorHAnsi" w:cstheme="minorBidi" w:eastAsiaTheme="minorHAnsi" w:hAnsiTheme="minorHAnsi"/>
-      <w:color w:val="auto"/>
-      <w:kern w:val="0"/>
-      <w:sz w:val="22"/>
-      <w:szCs w:val="22"/>
-      <w:lang w:val="en-US" w:eastAsia="en-US" w:bidi="ar-SA"/>
-    </w:rPr>
   </w:style>
   <w:style w:type="paragraph" w:styleId="Heading2">
-    <w:name w:val="Heading 2"/>
+    <w:name w:val="heading 2"/>
     <w:basedOn w:val="Heading"/>
     <w:next w:val="BodyText"/>
     <w:qFormat/>
     <w:pPr>
-      <w:spacing w:before="200" w:after="120"/>
+      <w:spacing w:before="200"/>
       <w:outlineLvl w:val="1"/>
     </w:pPr>
     <w:rPr>
-      <w:rFonts w:ascii="Liberation Serif" w:hAnsi="Liberation Serif" w:eastAsia="DejaVu Sans" w:cs="Noto Sans Arabic"/>
+      <w:rFonts w:ascii="Liberation Serif" w:eastAsia="DejaVu Sans" w:hAnsi="Liberation Serif" w:cs="Noto Sans Arabic"/>
       <w:b/>
       <w:bCs/>
       <w:sz w:val="36"/>
       <w:szCs w:val="36"/>
     </w:rPr>
   </w:style>
-  <w:style w:type="character" w:styleId="DefaultParagraphFont" w:default="1">
+  <w:style w:type="character" w:default="1" w:styleId="DefaultParagraphFont">
     <w:name w:val="Default Paragraph Font"/>
     <w:uiPriority w:val="1"/>
     <w:semiHidden/>
     <w:unhideWhenUsed/>
-    <w:qFormat/>
-    <w:rPr/>
+  </w:style>
+  <w:style w:type="table" w:default="1" w:styleId="TableNormal">
+    <w:name w:val="Normal Table"/>
+    <w:uiPriority w:val="99"/>
+    <w:semiHidden/>
+    <w:unhideWhenUsed/>
+    <w:tblPr>
+      <w:tblInd w:w="0" w:type="dxa"/>
+      <w:tblCellMar>
+        <w:top w:w="0" w:type="dxa"/>
+        <w:left w:w="108" w:type="dxa"/>
+        <w:bottom w:w="0" w:type="dxa"/>
+        <w:right w:w="108" w:type="dxa"/>
+      </w:tblCellMar>
+    </w:tblPr>
+  </w:style>
+  <w:style w:type="numbering" w:default="1" w:styleId="NoList">
+    <w:name w:val="No List"/>
+    <w:uiPriority w:val="99"/>
+    <w:semiHidden/>
+    <w:unhideWhenUsed/>
   </w:style>
   <w:style w:type="character" w:styleId="Hyperlink">
     <w:name w:val="Hyperlink"/>
     <w:basedOn w:val="DefaultParagraphFont"/>
     <w:uiPriority w:val="99"/>
     <w:unhideWhenUsed/>
-    <w:rsid w:val="00a82309"/>
+    <w:rsid w:val="00A82309"/>
     <w:rPr>
-      <w:color w:themeColor="hyperlink" w:val="0563C1"/>
+      <w:color w:val="0563C1" w:themeColor="hyperlink"/>
       <w:u w:val="single"/>
     </w:rPr>
   </w:style>
-  <w:style w:type="character" w:styleId="HeaderChar" w:customStyle="1">
+  <w:style w:type="character" w:customStyle="1" w:styleId="HeaderChar">
     <w:name w:val="Header Char"/>
     <w:basedOn w:val="DefaultParagraphFont"/>
     <w:link w:val="Header"/>
     <w:uiPriority w:val="99"/>
     <w:qFormat/>
-    <w:rsid w:val="00811ccd"/>
-    <w:rPr/>
+    <w:rsid w:val="00811CCD"/>
   </w:style>
-  <w:style w:type="character" w:styleId="FooterChar" w:customStyle="1">
+  <w:style w:type="character" w:customStyle="1" w:styleId="FooterChar">
     <w:name w:val="Footer Char"/>
     <w:basedOn w:val="DefaultParagraphFont"/>
     <w:link w:val="Footer"/>
     <w:uiPriority w:val="99"/>
     <w:qFormat/>
-    <w:rsid w:val="00811ccd"/>
-    <w:rPr/>
+    <w:rsid w:val="00811CCD"/>
   </w:style>
   <w:style w:type="character" w:styleId="UnresolvedMention">
     <w:name w:val="Unresolved Mention"/>
     <w:basedOn w:val="DefaultParagraphFont"/>
     <w:uiPriority w:val="99"/>
     <w:qFormat/>
-    <w:rsid w:val="005a7756"/>
+    <w:rsid w:val="005A7756"/>
     <w:rPr>
       <w:color w:val="605E5C"/>
-      <w:shd w:fill="E1DFDD" w:val="clear"/>
+      <w:shd w:val="clear" w:color="auto" w:fill="E1DFDD"/>
     </w:rPr>
   </w:style>
-  <w:style w:type="character" w:styleId="Absatz-Standardschriftart" w:customStyle="1">
+  <w:style w:type="character" w:customStyle="1" w:styleId="Absatz-Standardschriftart">
     <w:name w:val="Absatz-Standardschriftart"/>
     <w:qFormat/>
-    <w:rsid w:val="00567c05"/>
-    <w:rPr/>
+    <w:rsid w:val="00567C05"/>
   </w:style>
-  <w:style w:type="character" w:styleId="BodyTextChar" w:customStyle="1">
+  <w:style w:type="character" w:customStyle="1" w:styleId="BodyTextChar">
     <w:name w:val="Body Text Char"/>
     <w:basedOn w:val="DefaultParagraphFont"/>
+    <w:link w:val="BodyText"/>
     <w:qFormat/>
-    <w:rsid w:val="00567c05"/>
+    <w:rsid w:val="00567C05"/>
     <w:rPr>
-      <w:rFonts w:ascii="Times New Roman" w:hAnsi="Times New Roman" w:eastAsia="Times New Roman" w:cs="Times New Roman"/>
+      <w:rFonts w:ascii="Times New Roman" w:eastAsia="Times New Roman" w:hAnsi="Times New Roman" w:cs="Times New Roman"/>
       <w:sz w:val="24"/>
       <w:szCs w:val="24"/>
       <w:lang w:eastAsia="ar-SA"/>
     </w:rPr>
   </w:style>
-  <w:style w:type="character" w:styleId="s1" w:customStyle="1">
+  <w:style w:type="character" w:customStyle="1" w:styleId="s1">
     <w:name w:val="s1"/>
     <w:basedOn w:val="DefaultParagraphFont"/>
     <w:qFormat/>
-    <w:rsid w:val="009b4abc"/>
-    <w:rPr/>
+    <w:rsid w:val="009B4ABC"/>
   </w:style>
-  <w:style w:type="character" w:styleId="apple-tab-span" w:customStyle="1">
+  <w:style w:type="character" w:customStyle="1" w:styleId="apple-tab-span">
     <w:name w:val="apple-tab-span"/>
     <w:basedOn w:val="DefaultParagraphFont"/>
     <w:qFormat/>
-    <w:rsid w:val="009b4abc"/>
-    <w:rPr/>
+    <w:rsid w:val="009B4ABC"/>
   </w:style>
-  <w:style w:type="character" w:styleId="s2" w:customStyle="1">
+  <w:style w:type="character" w:customStyle="1" w:styleId="s2">
     <w:name w:val="s2"/>
     <w:basedOn w:val="DefaultParagraphFont"/>
     <w:qFormat/>
-    <w:rsid w:val="009b4abc"/>
-    <w:rPr/>
+    <w:rsid w:val="009B4ABC"/>
   </w:style>
   <w:style w:type="character" w:styleId="FollowedHyperlink">
     <w:name w:val="FollowedHyperlink"/>
@@ -6677,17 +6356,17 @@
     <w:uiPriority w:val="99"/>
     <w:semiHidden/>
     <w:unhideWhenUsed/>
-    <w:rsid w:val="00e85d02"/>
+    <w:rsid w:val="00E85D02"/>
     <w:rPr>
-      <w:color w:themeColor="followedHyperlink" w:val="954F72"/>
+      <w:color w:val="954F72" w:themeColor="followedHyperlink"/>
       <w:u w:val="single"/>
     </w:rPr>
   </w:style>
-  <w:style w:type="character" w:styleId="Bullets">
+  <w:style w:type="character" w:customStyle="1" w:styleId="Bullets">
     <w:name w:val="Bullets"/>
     <w:qFormat/>
     <w:rPr>
-      <w:rFonts w:ascii="OpenSymbol" w:hAnsi="OpenSymbol" w:eastAsia="OpenSymbol" w:cs="OpenSymbol"/>
+      <w:rFonts w:ascii="OpenSymbol" w:eastAsia="OpenSymbol" w:hAnsi="OpenSymbol" w:cs="OpenSymbol"/>
       <w:color w:val="auto"/>
       <w:kern w:val="0"/>
       <w:sz w:val="24"/>
@@ -6711,17 +6390,17 @@
       <w:iCs/>
     </w:rPr>
   </w:style>
-  <w:style w:type="paragraph" w:styleId="Heading">
+  <w:style w:type="paragraph" w:customStyle="1" w:styleId="Heading">
     <w:name w:val="Heading"/>
     <w:basedOn w:val="Normal"/>
     <w:next w:val="BodyText"/>
     <w:qFormat/>
     <w:pPr>
-      <w:keepNext w:val="true"/>
+      <w:keepNext/>
       <w:spacing w:before="240" w:after="120"/>
     </w:pPr>
     <w:rPr>
-      <w:rFonts w:ascii="Liberation Sans" w:hAnsi="Liberation Sans" w:eastAsia="Noto Sans CJK SC" w:cs="Noto Sans Devanagari"/>
+      <w:rFonts w:ascii="Liberation Sans" w:eastAsia="Noto Sans CJK SC" w:hAnsi="Liberation Sans" w:cs="Noto Sans Devanagari"/>
       <w:sz w:val="28"/>
       <w:szCs w:val="28"/>
     </w:rPr>
@@ -6730,13 +6409,12 @@
     <w:name w:val="Body Text"/>
     <w:basedOn w:val="Normal"/>
     <w:link w:val="BodyTextChar"/>
-    <w:rsid w:val="00567c05"/>
+    <w:rsid w:val="00567C05"/>
     <w:pPr>
-      <w:suppressAutoHyphens w:val="true"/>
-      <w:spacing w:lineRule="auto" w:line="240" w:before="0" w:after="120"/>
+      <w:spacing w:after="120" w:line="240" w:lineRule="auto"/>
     </w:pPr>
     <w:rPr>
-      <w:rFonts w:ascii="Times New Roman" w:hAnsi="Times New Roman" w:eastAsia="Times New Roman" w:cs="Times New Roman"/>
+      <w:rFonts w:ascii="Times New Roman" w:eastAsia="Times New Roman" w:hAnsi="Times New Roman" w:cs="Times New Roman"/>
       <w:sz w:val="24"/>
       <w:szCs w:val="24"/>
       <w:lang w:eastAsia="ar-SA"/>
@@ -6745,13 +6423,12 @@
   <w:style w:type="paragraph" w:styleId="List">
     <w:name w:val="List"/>
     <w:basedOn w:val="BodyText"/>
-    <w:pPr/>
     <w:rPr>
       <w:rFonts w:cs="Noto Sans Devanagari"/>
     </w:rPr>
   </w:style>
   <w:style w:type="paragraph" w:styleId="Caption">
-    <w:name w:val="Caption"/>
+    <w:name w:val="caption"/>
     <w:basedOn w:val="Normal"/>
     <w:qFormat/>
     <w:pPr>
@@ -6766,7 +6443,7 @@
       <w:szCs w:val="24"/>
     </w:rPr>
   </w:style>
-  <w:style w:type="paragraph" w:styleId="Index">
+  <w:style w:type="paragraph" w:customStyle="1" w:styleId="Index">
     <w:name w:val="Index"/>
     <w:basedOn w:val="Normal"/>
     <w:qFormat/>
@@ -6782,158 +6459,131 @@
     <w:basedOn w:val="Normal"/>
     <w:uiPriority w:val="34"/>
     <w:qFormat/>
-    <w:rsid w:val="00465b5e"/>
+    <w:rsid w:val="00465B5E"/>
     <w:pPr>
-      <w:spacing w:lineRule="auto" w:line="276" w:before="0" w:after="200"/>
+      <w:spacing w:after="200" w:line="276" w:lineRule="auto"/>
       <w:ind w:left="720"/>
       <w:contextualSpacing/>
     </w:pPr>
     <w:rPr>
-      <w:rFonts w:ascii="Calibri" w:hAnsi="Calibri" w:eastAsia="Calibri" w:cs="Times New Roman"/>
+      <w:rFonts w:ascii="Calibri" w:eastAsia="Calibri" w:hAnsi="Calibri" w:cs="Times New Roman"/>
     </w:rPr>
   </w:style>
-  <w:style w:type="paragraph" w:styleId="HeaderandFooter">
+  <w:style w:type="paragraph" w:customStyle="1" w:styleId="HeaderandFooter">
     <w:name w:val="Header and Footer"/>
     <w:basedOn w:val="Normal"/>
     <w:qFormat/>
-    <w:pPr/>
-    <w:rPr/>
   </w:style>
   <w:style w:type="paragraph" w:styleId="Header">
-    <w:name w:val="Header"/>
+    <w:name w:val="header"/>
     <w:basedOn w:val="Normal"/>
     <w:link w:val="HeaderChar"/>
     <w:uiPriority w:val="99"/>
     <w:unhideWhenUsed/>
-    <w:rsid w:val="00811ccd"/>
+    <w:rsid w:val="00811CCD"/>
     <w:pPr>
       <w:tabs>
-        <w:tab w:val="clear" w:pos="720"/>
-        <w:tab w:val="center" w:pos="4680" w:leader="none"/>
-        <w:tab w:val="right" w:pos="9360" w:leader="none"/>
+        <w:tab w:val="center" w:pos="4680"/>
+        <w:tab w:val="right" w:pos="9360"/>
       </w:tabs>
-      <w:spacing w:lineRule="auto" w:line="240" w:before="0" w:after="0"/>
+      <w:spacing w:after="0" w:line="240" w:lineRule="auto"/>
     </w:pPr>
-    <w:rPr/>
   </w:style>
   <w:style w:type="paragraph" w:styleId="Footer">
-    <w:name w:val="Footer"/>
+    <w:name w:val="footer"/>
     <w:basedOn w:val="Normal"/>
     <w:link w:val="FooterChar"/>
     <w:uiPriority w:val="99"/>
     <w:unhideWhenUsed/>
-    <w:rsid w:val="00811ccd"/>
+    <w:rsid w:val="00811CCD"/>
     <w:pPr>
       <w:tabs>
-        <w:tab w:val="clear" w:pos="720"/>
-        <w:tab w:val="center" w:pos="4680" w:leader="none"/>
-        <w:tab w:val="right" w:pos="9360" w:leader="none"/>
+        <w:tab w:val="center" w:pos="4680"/>
+        <w:tab w:val="right" w:pos="9360"/>
       </w:tabs>
-      <w:spacing w:lineRule="auto" w:line="240" w:before="0" w:after="0"/>
+      <w:spacing w:after="0" w:line="240" w:lineRule="auto"/>
     </w:pPr>
-    <w:rPr/>
   </w:style>
-  <w:style w:type="paragraph" w:styleId="p1" w:customStyle="1">
+  <w:style w:type="paragraph" w:customStyle="1" w:styleId="p1">
     <w:name w:val="p1"/>
     <w:basedOn w:val="Normal"/>
     <w:qFormat/>
-    <w:rsid w:val="009b4abc"/>
+    <w:rsid w:val="009B4ABC"/>
     <w:pPr>
-      <w:spacing w:lineRule="auto" w:line="240" w:beforeAutospacing="1" w:afterAutospacing="1"/>
+      <w:spacing w:beforeAutospacing="1" w:afterAutospacing="1" w:line="240" w:lineRule="auto"/>
     </w:pPr>
     <w:rPr>
-      <w:rFonts w:ascii="Times New Roman" w:hAnsi="Times New Roman" w:eastAsia="Times New Roman" w:cs="Times New Roman"/>
+      <w:rFonts w:ascii="Times New Roman" w:eastAsia="Times New Roman" w:hAnsi="Times New Roman" w:cs="Times New Roman"/>
       <w:sz w:val="24"/>
       <w:szCs w:val="24"/>
     </w:rPr>
   </w:style>
-  <w:style w:type="paragraph" w:styleId="p2" w:customStyle="1">
+  <w:style w:type="paragraph" w:customStyle="1" w:styleId="p2">
     <w:name w:val="p2"/>
     <w:basedOn w:val="Normal"/>
     <w:qFormat/>
-    <w:rsid w:val="009b4abc"/>
+    <w:rsid w:val="009B4ABC"/>
     <w:pPr>
-      <w:spacing w:lineRule="auto" w:line="240" w:beforeAutospacing="1" w:afterAutospacing="1"/>
+      <w:spacing w:beforeAutospacing="1" w:afterAutospacing="1" w:line="240" w:lineRule="auto"/>
     </w:pPr>
     <w:rPr>
-      <w:rFonts w:ascii="Times New Roman" w:hAnsi="Times New Roman" w:eastAsia="Times New Roman" w:cs="Times New Roman"/>
+      <w:rFonts w:ascii="Times New Roman" w:eastAsia="Times New Roman" w:hAnsi="Times New Roman" w:cs="Times New Roman"/>
       <w:sz w:val="24"/>
       <w:szCs w:val="24"/>
     </w:rPr>
-  </w:style>
-  <w:style w:type="numbering" w:styleId="NoList" w:default="1">
-    <w:name w:val="No List"/>
-    <w:uiPriority w:val="99"/>
-    <w:semiHidden/>
-    <w:unhideWhenUsed/>
-    <w:qFormat/>
-  </w:style>
-  <w:style w:type="table" w:default="1" w:styleId="TableNormal">
-    <w:name w:val="Normal Table"/>
-    <w:uiPriority w:val="99"/>
-    <w:semiHidden/>
-    <w:unhideWhenUsed/>
-    <w:tblPr>
-      <w:tblCellMar>
-        <w:top w:w="0" w:type="dxa"/>
-        <w:left w:w="108" w:type="dxa"/>
-        <w:bottom w:w="0" w:type="dxa"/>
-        <w:right w:w="108" w:type="dxa"/>
-      </w:tblCellMar>
-    </w:tblPr>
   </w:style>
 </w:styles>
 </file>
 
 <file path=word/theme/theme1.xml><?xml version="1.0" encoding="utf-8"?>
-<a:theme xmlns:a="http://schemas.openxmlformats.org/drawingml/2006/main" xmlns:r="http://schemas.openxmlformats.org/officeDocument/2006/relationships" name="Office Theme">
+<a:theme xmlns:a="http://schemas.openxmlformats.org/drawingml/2006/main" name="Office Theme">
   <a:themeElements>
     <a:clrScheme name="Office">
       <a:dk1>
         <a:srgbClr val="000000"/>
       </a:dk1>
       <a:lt1>
-        <a:srgbClr val="ffffff"/>
+        <a:srgbClr val="FFFFFF"/>
       </a:lt1>
       <a:dk2>
-        <a:srgbClr val="44546a"/>
+        <a:srgbClr val="44546A"/>
       </a:dk2>
       <a:lt2>
-        <a:srgbClr val="e7e6e6"/>
+        <a:srgbClr val="E7E6E6"/>
       </a:lt2>
       <a:accent1>
-        <a:srgbClr val="5b9bd5"/>
+        <a:srgbClr val="5B9BD5"/>
       </a:accent1>
       <a:accent2>
-        <a:srgbClr val="ed7d31"/>
+        <a:srgbClr val="ED7D31"/>
       </a:accent2>
       <a:accent3>
-        <a:srgbClr val="a5a5a5"/>
+        <a:srgbClr val="A5A5A5"/>
       </a:accent3>
       <a:accent4>
-        <a:srgbClr val="ffc000"/>
+        <a:srgbClr val="FFC000"/>
       </a:accent4>
       <a:accent5>
-        <a:srgbClr val="4472c4"/>
+        <a:srgbClr val="4472C4"/>
       </a:accent5>
       <a:accent6>
-        <a:srgbClr val="70ad47"/>
+        <a:srgbClr val="70AD47"/>
       </a:accent6>
       <a:hlink>
-        <a:srgbClr val="0563c1"/>
+        <a:srgbClr val="0563C1"/>
       </a:hlink>
       <a:folHlink>
-        <a:srgbClr val="954f72"/>
+        <a:srgbClr val="954F72"/>
       </a:folHlink>
     </a:clrScheme>
     <a:fontScheme name="Office">
       <a:majorFont>
-        <a:latin typeface="Calibri Light" panose="020F0302020204030204" pitchFamily="0" charset="1"/>
+        <a:latin typeface="Calibri Light" panose="020F0302020204030204"/>
         <a:ea typeface=""/>
         <a:cs typeface=""/>
       </a:majorFont>
       <a:minorFont>
-        <a:latin typeface="Calibri" panose="020F0502020204030204" pitchFamily="0" charset="1"/>
+        <a:latin typeface="Calibri" panose="020F0502020204030204"/>
         <a:ea typeface=""/>
         <a:cs typeface=""/>
       </a:minorFont>
@@ -6965,7 +6615,7 @@
             </a:gs>
           </a:gsLst>
           <a:lin ang="5400000" scaled="0"/>
-          <a:tileRect l="0" t="0" r="0" b="0"/>
+          <a:tileRect/>
         </a:gradFill>
         <a:gradFill>
           <a:gsLst>
@@ -6989,7 +6639,7 @@
             </a:gs>
           </a:gsLst>
           <a:lin ang="5400000" scaled="0"/>
-          <a:tileRect l="0" t="0" r="0" b="0"/>
+          <a:tileRect/>
         </a:gradFill>
       </a:fillStyleLst>
       <a:lnStyleLst>
@@ -7049,11 +6699,13 @@
             </a:gs>
           </a:gsLst>
           <a:lin ang="5400000" scaled="0"/>
-          <a:tileRect l="0" t="0" r="0" b="0"/>
+          <a:tileRect/>
         </a:gradFill>
       </a:bgFillStyleLst>
     </a:fmtScheme>
   </a:themeElements>
+  <a:objectDefaults/>
+  <a:extraClrSchemeLst/>
 </a:theme>
 </file>
 

--- a/adam-steinberger-resume.docx
+++ b/adam-steinberger-resume.docx
@@ -92,6 +92,18 @@
             <w:u w:val="single"/>
           </w:rPr>
           <w:t>hire.adam.matthewsteinberger.com</w:t>
+        </w:r>
+      </w:hyperlink>
+      <w:r>
+        <w:t xml:space="preserve">  ·  </w:t>
+      </w:r>
+      <w:hyperlink r:id="rId14">
+        <w:r>
+          <w:rPr>
+            <w:color w:val="0969DA"/>
+            <w:u w:val="single"/>
+          </w:rPr>
+          <w:t>hire.adam.matthewsteinberger.com/join-me</w:t>
         </w:r>
       </w:hyperlink>
     </w:p>
@@ -1313,7 +1325,7 @@
         <w:pStyle w:val="ListBullet"/>
         <w:spacing w:after="30"/>
       </w:pPr>
-      <w:hyperlink r:id="rId14">
+      <w:hyperlink r:id="rId15">
         <w:r>
           <w:rPr>
             <w:color w:val="0969DA"/>
@@ -1325,7 +1337,7 @@
       <w:r>
         <w:t xml:space="preserve"> · </w:t>
       </w:r>
-      <w:hyperlink r:id="rId15">
+      <w:hyperlink r:id="rId16">
         <w:r>
           <w:rPr>
             <w:color w:val="0969DA"/>
@@ -1337,7 +1349,7 @@
       <w:r>
         <w:t xml:space="preserve"> · </w:t>
       </w:r>
-      <w:hyperlink r:id="rId16">
+      <w:hyperlink r:id="rId17">
         <w:r>
           <w:rPr>
             <w:color w:val="0969DA"/>
@@ -1349,7 +1361,7 @@
       <w:r>
         <w:t xml:space="preserve"> · </w:t>
       </w:r>
-      <w:hyperlink r:id="rId17">
+      <w:hyperlink r:id="rId18">
         <w:r>
           <w:rPr>
             <w:color w:val="0969DA"/>
@@ -1361,7 +1373,19 @@
       <w:r>
         <w:t xml:space="preserve"> · </w:t>
       </w:r>
-      <w:hyperlink r:id="rId18">
+      <w:hyperlink r:id="rId19">
+        <w:r>
+          <w:rPr>
+            <w:color w:val="0969DA"/>
+            <w:u w:val="single"/>
+          </w:rPr>
+          <w:t>qwenloop</w:t>
+        </w:r>
+      </w:hyperlink>
+      <w:r>
+        <w:t xml:space="preserve"> · </w:t>
+      </w:r>
+      <w:hyperlink r:id="rId20">
         <w:r>
           <w:rPr>
             <w:color w:val="0969DA"/>
@@ -1371,10 +1395,22 @@
         </w:r>
       </w:hyperlink>
       <w:r>
+        <w:t xml:space="preserve"> · </w:t>
+      </w:r>
+      <w:hyperlink r:id="rId21">
+        <w:r>
+          <w:rPr>
+            <w:color w:val="0969DA"/>
+            <w:u w:val="single"/>
+          </w:rPr>
+          <w:t>vibey-gh</w:t>
+        </w:r>
+      </w:hyperlink>
+      <w:r>
         <w:t xml:space="preserve"> — </w:t>
       </w:r>
       <w:r>
-        <w:t xml:space="preserve">Onion-architected autonomous session runners for Claude Code, OpenAI Codex, Cursor Agent, and Google Antigravity </w:t>
+        <w:t xml:space="preserve">Onion-architected autonomous session runners for Claude Code, OpenAI Codex, Cursor Agent, Google Antigravity, and a fully local Qwen 2.5 Coder </w:t>
       </w:r>
       <w:r>
         <w:rPr>
@@ -1384,7 +1420,7 @@
         <w:t>(never block on a human; distinguish rate-limit windows from exhausted credits)</w:t>
       </w:r>
       <w:r>
-        <w:t xml:space="preserve"> and </w:t>
+        <w:t xml:space="preserve">; </w:t>
       </w:r>
       <w:r>
         <w:rPr>
@@ -1393,7 +1429,16 @@
         <w:t>vibey</w:t>
       </w:r>
       <w:r>
-        <w:t>, the six-phase PostgreSQL-backed conductor on top of them.</w:t>
+        <w:t xml:space="preserve">, the six-phase PostgreSQL-backed conductor on top of them; and </w:t>
+      </w:r>
+      <w:r>
+        <w:rPr>
+          <w:b/>
+        </w:rPr>
+        <w:t>vibey-gh</w:t>
+      </w:r>
+      <w:r>
+        <w:t>, stdlib-only release automation (provenance, merge train, dual-channel releases).</w:t>
       </w:r>
     </w:p>
     <w:p>
@@ -1401,7 +1446,7 @@
         <w:pStyle w:val="ListBullet"/>
         <w:spacing w:after="30"/>
       </w:pPr>
-      <w:hyperlink r:id="rId19">
+      <w:hyperlink r:id="rId22">
         <w:r>
           <w:rPr>
             <w:color w:val="0969DA"/>
@@ -1413,7 +1458,7 @@
       <w:r>
         <w:t xml:space="preserve"> · </w:t>
       </w:r>
-      <w:hyperlink r:id="rId20">
+      <w:hyperlink r:id="rId23">
         <w:r>
           <w:rPr>
             <w:color w:val="0969DA"/>
@@ -1436,16 +1481,7 @@
         <w:t>(formerly azure-bootstrap; 17+ repos)</w:t>
       </w:r>
       <w:r>
-        <w:t xml:space="preserve"> and an </w:t>
-      </w:r>
-      <w:r>
-        <w:rPr>
-          <w:b/>
-        </w:rPr>
-        <w:t>18-plugin / 71-skill</w:t>
-      </w:r>
-      <w:r>
-        <w:t xml:space="preserve"> Claude Code marketplace </w:t>
+        <w:t xml:space="preserve"> and a Claude Code marketplace of evidence-grounded practitioner skills </w:t>
       </w:r>
       <w:r>
         <w:rPr>
@@ -1460,15 +1496,15 @@
     </w:p>
     <w:p>
       <w:r>
-        <w:t xml:space="preserve">All MIT-licensed, on PyPI — </w:t>
+        <w:t xml:space="preserve">All MIT-licensed, on PyPI. Contributors and volunteers welcome — </w:t>
       </w:r>
-      <w:hyperlink r:id="rId21">
+      <w:hyperlink r:id="rId14">
         <w:r>
           <w:rPr>
             <w:color w:val="0969DA"/>
             <w:u w:val="single"/>
           </w:rPr>
-          <w:t>hire.adam.matthewsteinberger.com/open-source</w:t>
+          <w:t>hire.adam.matthewsteinberger.com/join-me</w:t>
         </w:r>
       </w:hyperlink>
     </w:p>
@@ -1493,7 +1529,7 @@
         <w:pStyle w:val="ListBullet"/>
         <w:spacing w:after="30"/>
       </w:pPr>
-      <w:hyperlink r:id="rId22">
+      <w:hyperlink r:id="rId24">
         <w:r>
           <w:rPr>
             <w:color w:val="0969DA"/>

--- a/adam-steinberger-resume.docx
+++ b/adam-steinberger-resume.docx
@@ -91,7 +91,7 @@
             <w:color w:val="0969DA"/>
             <w:u w:val="single"/>
           </w:rPr>
-          <w:t>hire.adam.matthewsteinberger.com</w:t>
+          <w:t>vibe.with.adam.matthewsteinberger.com</w:t>
         </w:r>
       </w:hyperlink>
       <w:r>
@@ -103,7 +103,7 @@
             <w:color w:val="0969DA"/>
             <w:u w:val="single"/>
           </w:rPr>
-          <w:t>hire.adam.matthewsteinberger.com/join-me</w:t>
+          <w:t>vibe.with.adam.matthewsteinberger.com/join-me</w:t>
         </w:r>
       </w:hyperlink>
     </w:p>
@@ -1504,7 +1504,7 @@
             <w:color w:val="0969DA"/>
             <w:u w:val="single"/>
           </w:rPr>
-          <w:t>hire.adam.matthewsteinberger.com/join-me</w:t>
+          <w:t>vibe.with.adam.matthewsteinberger.com/join-me</w:t>
         </w:r>
       </w:hyperlink>
     </w:p>

--- a/adam-steinberger-resume.docx
+++ b/adam-steinberger-resume.docx
@@ -91,7 +91,7 @@
             <w:color w:val="0969DA"/>
             <w:u w:val="single"/>
           </w:rPr>
-          <w:t>vibe.with.adam.matthewsteinberger.com</w:t>
+          <w:t>vibewithadam.matthewsteinberger.com</w:t>
         </w:r>
       </w:hyperlink>
       <w:r>
@@ -103,7 +103,7 @@
             <w:color w:val="0969DA"/>
             <w:u w:val="single"/>
           </w:rPr>
-          <w:t>vibe.with.adam.matthewsteinberger.com/join-me</w:t>
+          <w:t>vibewithadam.matthewsteinberger.com/join-me</w:t>
         </w:r>
       </w:hyperlink>
     </w:p>
@@ -1504,7 +1504,7 @@
             <w:color w:val="0969DA"/>
             <w:u w:val="single"/>
           </w:rPr>
-          <w:t>vibe.with.adam.matthewsteinberger.com/join-me</w:t>
+          <w:t>vibewithadam.matthewsteinberger.com/join-me</w:t>
         </w:r>
       </w:hyperlink>
     </w:p>

--- a/adam-steinberger-resume.docx
+++ b/adam-steinberger-resume.docx
@@ -113,7 +113,7 @@
           <w:color w:val="116329"/>
           <w:sz w:val="19"/>
         </w:rPr>
-        <w:t>Available September 2026 for Staff Software Architect, AI Automation Engineer, Staff/Principal AI Engineer, Solutions Architect, or Platform/Automation Engineer roles — W2 preferred, contract-to-hire OK.</w:t>
+        <w:t>Available from September 2026 for Staff Software Architect, AI Automation Engineer, Staff/Principal AI Engineer, Solutions Architect, or Platform/Automation Engineer roles — W2 preferred, contract-to-hire OK.</w:t>
       </w:r>
     </w:p>
     <w:p>
